--- a/translate-pt/2-docker/helper/pt/5.docx
+++ b/translate-pt/2-docker/helper/pt/5.docx
@@ -1,39 +1,22 @@
 
 <file path=word/document.xml><?xml version="1.0" encoding="utf-8"?>
-<w:document xmlns:wpc="http://schemas.microsoft.com/office/word/2010/wordprocessingCanvas" xmlns:cx="http://schemas.microsoft.com/office/drawing/2014/chartex" xmlns:mc="http://schemas.openxmlformats.org/markup-compatibility/2006" xmlns:o="urn:schemas-microsoft-com:office:office" xmlns:r="http://schemas.openxmlformats.org/officeDocument/2006/relationships" xmlns:m="http://schemas.openxmlformats.org/officeDocument/2006/math" xmlns:v="urn:schemas-microsoft-com:vml" xmlns:wp14="http://schemas.microsoft.com/office/word/2010/wordprocessingDrawing" xmlns:wp="http://schemas.openxmlformats.org/drawingml/2006/wordprocessingDrawing" xmlns:w10="urn:schemas-microsoft-com:office:word" xmlns:w="http://schemas.openxmlformats.org/wordprocessingml/2006/main" xmlns:w14="http://schemas.microsoft.com/office/word/2010/wordml" xmlns:w15="http://schemas.microsoft.com/office/word/2012/wordml" xmlns:w16se="http://schemas.microsoft.com/office/word/2015/wordml/symex" xmlns:wpg="http://schemas.microsoft.com/office/word/2010/wordprocessingGroup" xmlns:wpi="http://schemas.microsoft.com/office/word/2010/wordprocessingInk" xmlns:wne="http://schemas.microsoft.com/office/word/2006/wordml" xmlns:wps="http://schemas.microsoft.com/office/word/2010/wordprocessingShape" mc:Ignorable="w14 w15 w16se wp14">
+<w:document xmlns:wpc="http://schemas.microsoft.com/office/word/2010/wordprocessingCanvas" xmlns:cx="http://schemas.microsoft.com/office/drawing/2014/chartex" xmlns:cx1="http://schemas.microsoft.com/office/drawing/2015/9/8/chartex" xmlns:cx2="http://schemas.microsoft.com/office/drawing/2015/10/21/chartex" xmlns:cx3="http://schemas.microsoft.com/office/drawing/2016/5/9/chartex" xmlns:cx4="http://schemas.microsoft.com/office/drawing/2016/5/10/chartex" xmlns:cx5="http://schemas.microsoft.com/office/drawing/2016/5/11/chartex" xmlns:cx6="http://schemas.microsoft.com/office/drawing/2016/5/12/chartex" xmlns:cx7="http://schemas.microsoft.com/office/drawing/2016/5/13/chartex" xmlns:cx8="http://schemas.microsoft.com/office/drawing/2016/5/14/chartex" xmlns:mc="http://schemas.openxmlformats.org/markup-compatibility/2006" xmlns:aink="http://schemas.microsoft.com/office/drawing/2016/ink" xmlns:am3d="http://schemas.microsoft.com/office/drawing/2017/model3d" xmlns:o="urn:schemas-microsoft-com:office:office" xmlns:oel="http://schemas.microsoft.com/office/2019/extlst" xmlns:r="http://schemas.openxmlformats.org/officeDocument/2006/relationships" xmlns:m="http://schemas.openxmlformats.org/officeDocument/2006/math" xmlns:v="urn:schemas-microsoft-com:vml" xmlns:wp14="http://schemas.microsoft.com/office/word/2010/wordprocessingDrawing" xmlns:wp="http://schemas.openxmlformats.org/drawingml/2006/wordprocessingDrawing" xmlns:w10="urn:schemas-microsoft-com:office:word" xmlns:w="http://schemas.openxmlformats.org/wordprocessingml/2006/main" xmlns:w14="http://schemas.microsoft.com/office/word/2010/wordml" xmlns:w15="http://schemas.microsoft.com/office/word/2012/wordml" xmlns:w16cex="http://schemas.microsoft.com/office/word/2018/wordml/cex" xmlns:w16cid="http://schemas.microsoft.com/office/word/2016/wordml/cid" xmlns:w16="http://schemas.microsoft.com/office/word/2018/wordml" xmlns:w16du="http://schemas.microsoft.com/office/word/2023/wordml/word16du" xmlns:w16sdtdh="http://schemas.microsoft.com/office/word/2020/wordml/sdtdatahash" xmlns:w16sdtfl="http://schemas.microsoft.com/office/word/2024/wordml/sdtformatlock" xmlns:w16se="http://schemas.microsoft.com/office/word/2015/wordml/symex" xmlns:wpg="http://schemas.microsoft.com/office/word/2010/wordprocessingGroup" xmlns:wpi="http://schemas.microsoft.com/office/word/2010/wordprocessingInk" xmlns:wne="http://schemas.microsoft.com/office/word/2006/wordml" xmlns:wps="http://schemas.microsoft.com/office/word/2010/wordprocessingShape" mc:Ignorable="w14 w15 w16se w16cid w16 w16cex w16sdtdh w16sdtfl w16du wp14">
   <w:body>
     <w:p>
       <w:pPr>
         <w:ind w:left="3119"/>
-        <w:jc w:val="right"/>
+        <w:jc w:val="left"/>
         <w:rPr>
-          <w:b/>
-          <w:sz w:val="36"/>
-          <w:szCs w:val="36"/>
-          <w:lang w:val="fr-LU"/>
+          <w:sz w:val="18"/>
+          <w:szCs w:val="18"/>
         </w:rPr>
       </w:pPr>
       <w:r>
-        <w:rPr>
-          <w:b/>
-          <w:noProof/>
-          <w:sz w:val="36"/>
-          <w:szCs w:val="36"/>
-          <w:lang w:eastAsia="en-US"/>
-        </w:rPr>
         <w:drawing>
-          <wp:anchor distT="0" distB="0" distL="114300" distR="114300" simplePos="0" relativeHeight="251659264" behindDoc="1" locked="0" layoutInCell="1" allowOverlap="1" wp14:anchorId="70DB1932" wp14:editId="206278D8">
-            <wp:simplePos x="0" y="0"/>
-            <wp:positionH relativeFrom="column">
-              <wp:posOffset>-17145</wp:posOffset>
-            </wp:positionH>
-            <wp:positionV relativeFrom="paragraph">
-              <wp:posOffset>0</wp:posOffset>
-            </wp:positionV>
-            <wp:extent cx="1880235" cy="728980"/>
-            <wp:effectExtent l="0" t="0" r="5715" b="0"/>
-            <wp:wrapSquare wrapText="bothSides"/>
-            <wp:docPr id="6" name="Picture 6"/>
+          <wp:inline distT="0" distB="0" distL="0" distR="0" wp14:anchorId="3AD1C352" wp14:editId="7C308E35">
+            <wp:extent cx="1524841" cy="575945"/>
+            <wp:effectExtent l="0" t="0" r="0" b="0"/>
+            <wp:docPr id="1731397619" name="Picture 5"/>
             <wp:cNvGraphicFramePr>
               <a:graphicFrameLocks xmlns:a="http://schemas.openxmlformats.org/drawingml/2006/main" noChangeAspect="1"/>
             </wp:cNvGraphicFramePr>
@@ -41,10 +24,8 @@
               <a:graphicData uri="http://schemas.openxmlformats.org/drawingml/2006/picture">
                 <pic:pic xmlns:pic="http://schemas.openxmlformats.org/drawingml/2006/picture">
                   <pic:nvPicPr>
-                    <pic:cNvPr id="0" name="Picture 8" descr="C:\Users\juan\AppData\Local\Microsoft\Windows\INetCache\Content.Word\Logo_caseslu.emf"/>
-                    <pic:cNvPicPr>
-                      <a:picLocks noChangeAspect="1" noChangeArrowheads="1"/>
-                    </pic:cNvPicPr>
+                    <pic:cNvPr id="0" name="Picture 5"/>
+                    <pic:cNvPicPr/>
                   </pic:nvPicPr>
                   <pic:blipFill>
                     <a:blip r:embed="rId8" cstate="print">
@@ -61,7 +42,7 @@
                   <pic:spPr bwMode="auto">
                     <a:xfrm>
                       <a:off x="0" y="0"/>
-                      <a:ext cx="1880235" cy="728980"/>
+                      <a:ext cx="1524841" cy="575945"/>
                     </a:xfrm>
                     <a:prstGeom prst="rect">
                       <a:avLst/>
@@ -74,13 +55,7 @@
                 </pic:pic>
               </a:graphicData>
             </a:graphic>
-            <wp14:sizeRelH relativeFrom="margin">
-              <wp14:pctWidth>0</wp14:pctWidth>
-            </wp14:sizeRelH>
-            <wp14:sizeRelV relativeFrom="margin">
-              <wp14:pctHeight>0</wp14:pctHeight>
-            </wp14:sizeRelV>
-          </wp:anchor>
+          </wp:inline>
         </w:drawing>
       </w:r>
     </w:p>
@@ -94,7 +69,6 @@
           <w:b/>
           <w:sz w:val="36"/>
           <w:szCs w:val="36"/>
-          <w:lang w:val="fr-LU"/>
         </w:rPr>
       </w:pPr>
       <w:r>
@@ -102,7 +76,6 @@
           <w:b/>
           <w:sz w:val="36"/>
           <w:szCs w:val="36"/>
-          <w:lang w:val="fr-LU"/>
         </w:rPr>
         <w:tab/>
       </w:r>
@@ -115,7 +88,6 @@
           <w:b/>
           <w:sz w:val="36"/>
           <w:szCs w:val="36"/>
-          <w:lang w:val="fr-LU"/>
         </w:rPr>
       </w:pPr>
     </w:p>
@@ -127,7 +99,6 @@
           <w:b/>
           <w:sz w:val="36"/>
           <w:szCs w:val="36"/>
-          <w:lang w:val="fr-LU"/>
         </w:rPr>
       </w:pPr>
     </w:p>
@@ -139,7 +110,6 @@
           <w:b/>
           <w:sz w:val="36"/>
           <w:szCs w:val="36"/>
-          <w:lang w:val="fr-LU"/>
         </w:rPr>
       </w:pPr>
     </w:p>
@@ -151,7 +121,6 @@
           <w:b/>
           <w:sz w:val="36"/>
           <w:szCs w:val="36"/>
-          <w:lang w:val="fr-LU"/>
         </w:rPr>
       </w:pPr>
     </w:p>
@@ -264,6 +233,7 @@
         </w:rPr>
         <w:fldChar w:fldCharType="separate"/>
       </w:r>
+      <w:proofErr w:type="spellStart"/>
       <w:r>
         <w:rPr>
           <w:b/>
@@ -271,7 +241,37 @@
           <w:sz w:val="36"/>
           <w:szCs w:val="36"/>
         </w:rPr>
-        <w:t xml:space="preserve">Information security - </w:t>
+        <w:t>Information</w:t>
+      </w:r>
+      <w:proofErr w:type="spellEnd"/>
+      <w:r>
+        <w:rPr>
+          <w:b/>
+          <w:color w:val="1F497D" w:themeColor="text2"/>
+          <w:sz w:val="36"/>
+          <w:szCs w:val="36"/>
+        </w:rPr>
+        <w:t xml:space="preserve"> </w:t>
+      </w:r>
+      <w:proofErr w:type="spellStart"/>
+      <w:r>
+        <w:rPr>
+          <w:b/>
+          <w:color w:val="1F497D" w:themeColor="text2"/>
+          <w:sz w:val="36"/>
+          <w:szCs w:val="36"/>
+        </w:rPr>
+        <w:t>security</w:t>
+      </w:r>
+      <w:proofErr w:type="spellEnd"/>
+      <w:r>
+        <w:rPr>
+          <w:b/>
+          <w:color w:val="1F497D" w:themeColor="text2"/>
+          <w:sz w:val="36"/>
+          <w:szCs w:val="36"/>
+        </w:rPr>
+        <w:t xml:space="preserve"> - </w:t>
       </w:r>
     </w:p>
     <w:p>
@@ -340,18 +340,13 @@
     <w:bookmarkEnd w:id="4"/>
     <w:bookmarkEnd w:id="5"/>
     <w:p>
-      <w:pPr>
-        <w:rPr>
-          <w:b/>
-          <w:sz w:val="28"/>
-        </w:rPr>
-      </w:pPr>
       <w:r>
         <w:rPr>
-          <w:b/>
+          <w:rFonts w:eastAsia="Century Schoolbook" w:cs="Century Schoolbook"/>
           <w:sz w:val="28"/>
+          <w:szCs w:val="28"/>
         </w:rPr>
-        <w:t>General information</w:t>
+        <w:t>Informações gerais</w:t>
       </w:r>
     </w:p>
     <w:p>
@@ -371,30 +366,33 @@
         <w:rPr>
           <w:sz w:val="20"/>
           <w:szCs w:val="20"/>
-          <w:lang w:val="fr-FR"/>
         </w:rPr>
       </w:pPr>
       <w:r>
         <w:rPr>
+          <w:rFonts w:eastAsia="Century Schoolbook" w:cs="Century Schoolbook"/>
           <w:sz w:val="20"/>
           <w:szCs w:val="20"/>
-          <w:lang w:val="fr-FR"/>
         </w:rPr>
-        <w:t>Version :</w:t>
+        <w:t>Versão</w:t>
       </w:r>
       <w:r>
         <w:rPr>
           <w:sz w:val="20"/>
           <w:szCs w:val="20"/>
-          <w:lang w:val="fr-FR"/>
         </w:rPr>
+        <w:t>:</w:t>
+      </w:r>
+      <w:r>
+        <w:tab/>
+      </w:r>
+      <w:r>
         <w:tab/>
       </w:r>
       <w:r>
         <w:rPr>
           <w:sz w:val="20"/>
           <w:szCs w:val="20"/>
-          <w:lang w:val="fr-FR"/>
         </w:rPr>
         <w:t>${VERSION}</w:t>
       </w:r>
@@ -416,29 +414,33 @@
         <w:rPr>
           <w:sz w:val="20"/>
           <w:szCs w:val="20"/>
-          <w:lang w:val="fr-FR"/>
         </w:rPr>
       </w:pPr>
       <w:r>
         <w:rPr>
+          <w:rFonts w:eastAsia="Century Schoolbook" w:cs="Century Schoolbook"/>
           <w:sz w:val="20"/>
-          <w:lang w:val="fr-FR"/>
+          <w:szCs w:val="20"/>
         </w:rPr>
-        <w:t>Document status:</w:t>
+        <w:t>Estado do documento</w:t>
       </w:r>
       <w:r>
         <w:rPr>
           <w:sz w:val="20"/>
           <w:szCs w:val="20"/>
-          <w:lang w:val="fr-FR"/>
         </w:rPr>
+        <w:t>:</w:t>
+      </w:r>
+      <w:r>
+        <w:tab/>
+      </w:r>
+      <w:r>
         <w:tab/>
       </w:r>
       <w:r>
         <w:rPr>
           <w:sz w:val="20"/>
           <w:szCs w:val="20"/>
-          <w:lang w:val="fr-FR"/>
         </w:rPr>
         <w:t>${STATE}</w:t>
       </w:r>
@@ -460,30 +462,33 @@
         <w:rPr>
           <w:sz w:val="20"/>
           <w:szCs w:val="20"/>
-          <w:lang w:val="fr-FR"/>
         </w:rPr>
       </w:pPr>
       <w:r>
         <w:rPr>
+          <w:rFonts w:eastAsia="Century Schoolbook" w:cs="Century Schoolbook"/>
           <w:sz w:val="20"/>
           <w:szCs w:val="20"/>
-          <w:lang w:val="fr-FR"/>
         </w:rPr>
-        <w:t>Classification :</w:t>
+        <w:t>Classificação</w:t>
       </w:r>
       <w:r>
         <w:rPr>
           <w:sz w:val="20"/>
           <w:szCs w:val="20"/>
-          <w:lang w:val="fr-FR"/>
         </w:rPr>
+        <w:t>:</w:t>
+      </w:r>
+      <w:r>
+        <w:tab/>
+      </w:r>
+      <w:r>
         <w:tab/>
       </w:r>
       <w:r>
         <w:rPr>
           <w:sz w:val="20"/>
           <w:szCs w:val="20"/>
-          <w:lang w:val="fr-FR"/>
         </w:rPr>
         <w:t>${CLASSIFICATION}</w:t>
       </w:r>
@@ -505,29 +510,25 @@
         <w:rPr>
           <w:sz w:val="20"/>
           <w:szCs w:val="20"/>
-          <w:lang w:val="fr-FR"/>
         </w:rPr>
       </w:pPr>
-      <w:r>
-        <w:rPr>
-          <w:sz w:val="20"/>
-          <w:lang w:val="fr-FR"/>
-        </w:rPr>
-        <w:t>Company:</w:t>
-      </w:r>
       <w:r>
         <w:rPr>
           <w:sz w:val="20"/>
           <w:szCs w:val="20"/>
-          <w:lang w:val="fr-FR"/>
         </w:rPr>
+        <w:t>Empresa:</w:t>
+      </w:r>
+      <w:r>
+        <w:tab/>
+      </w:r>
+      <w:r>
         <w:tab/>
       </w:r>
       <w:r>
         <w:rPr>
           <w:sz w:val="20"/>
           <w:szCs w:val="20"/>
-          <w:lang w:val="fr-FR"/>
         </w:rPr>
         <w:t>${COMPANY}</w:t>
       </w:r>
@@ -550,29 +551,33 @@
         <w:rPr>
           <w:sz w:val="20"/>
           <w:szCs w:val="20"/>
-          <w:lang w:val="fr-FR"/>
         </w:rPr>
       </w:pPr>
       <w:r>
         <w:rPr>
+          <w:rFonts w:eastAsia="Century Schoolbook" w:cs="Century Schoolbook"/>
           <w:sz w:val="20"/>
-          <w:lang w:val="fr-FR"/>
+          <w:szCs w:val="20"/>
         </w:rPr>
-        <w:t>Document name:</w:t>
+        <w:t>Nome do documento</w:t>
       </w:r>
       <w:r>
         <w:rPr>
           <w:sz w:val="20"/>
           <w:szCs w:val="20"/>
-          <w:lang w:val="fr-FR"/>
         </w:rPr>
+        <w:t>:</w:t>
+      </w:r>
+      <w:r>
+        <w:tab/>
+      </w:r>
+      <w:r>
         <w:tab/>
       </w:r>
       <w:r>
         <w:rPr>
           <w:sz w:val="20"/>
           <w:szCs w:val="20"/>
-          <w:lang w:val="fr-FR"/>
         </w:rPr>
         <w:t>${DOCUMENT}</w:t>
       </w:r>
@@ -596,20 +601,25 @@
           <w:szCs w:val="20"/>
         </w:rPr>
       </w:pPr>
-      <w:proofErr w:type="gramStart"/>
+      <w:r>
+        <w:rPr>
+          <w:rFonts w:eastAsia="Century Schoolbook" w:cs="Century Schoolbook"/>
+          <w:sz w:val="20"/>
+          <w:szCs w:val="20"/>
+        </w:rPr>
+        <w:t>Data</w:t>
+      </w:r>
       <w:r>
         <w:rPr>
           <w:sz w:val="20"/>
           <w:szCs w:val="20"/>
         </w:rPr>
-        <w:t>Date :</w:t>
+        <w:t>:</w:t>
       </w:r>
-      <w:proofErr w:type="gramEnd"/>
       <w:r>
-        <w:rPr>
-          <w:sz w:val="20"/>
-          <w:szCs w:val="20"/>
-        </w:rPr>
+        <w:tab/>
+      </w:r>
+      <w:r>
         <w:tab/>
       </w:r>
       <w:r>
@@ -641,9 +651,36 @@
       </w:pPr>
       <w:r>
         <w:rPr>
+          <w:rFonts w:eastAsia="Century Schoolbook" w:cs="Century Schoolbook"/>
           <w:sz w:val="20"/>
+          <w:szCs w:val="20"/>
         </w:rPr>
-        <w:t xml:space="preserve">Security consultant(s): </w:t>
+        <w:t>Consultor(</w:t>
+      </w:r>
+      <w:proofErr w:type="spellStart"/>
+      <w:r>
+        <w:rPr>
+          <w:rFonts w:eastAsia="Century Schoolbook" w:cs="Century Schoolbook"/>
+          <w:sz w:val="20"/>
+          <w:szCs w:val="20"/>
+        </w:rPr>
+        <w:t>es</w:t>
+      </w:r>
+      <w:proofErr w:type="spellEnd"/>
+      <w:r>
+        <w:rPr>
+          <w:rFonts w:eastAsia="Century Schoolbook" w:cs="Century Schoolbook"/>
+          <w:sz w:val="20"/>
+          <w:szCs w:val="20"/>
+        </w:rPr>
+        <w:t>) de segurança</w:t>
+      </w:r>
+      <w:r>
+        <w:rPr>
+          <w:sz w:val="20"/>
+          <w:szCs w:val="20"/>
+        </w:rPr>
+        <w:t xml:space="preserve">: </w:t>
       </w:r>
       <w:r>
         <w:tab/>
@@ -677,22 +714,20 @@
       </w:pPr>
       <w:r>
         <w:rPr>
+          <w:rFonts w:eastAsia="Century Schoolbook" w:cs="Century Schoolbook"/>
           <w:sz w:val="20"/>
+          <w:szCs w:val="20"/>
         </w:rPr>
-        <w:t xml:space="preserve">Client representative(s): </w:t>
+        <w:t>Representante(s) do cliente</w:t>
       </w:r>
       <w:r>
         <w:rPr>
           <w:sz w:val="20"/>
           <w:szCs w:val="20"/>
         </w:rPr>
-        <w:t xml:space="preserve"> </w:t>
+        <w:t xml:space="preserve">:  </w:t>
       </w:r>
       <w:r>
-        <w:rPr>
-          <w:sz w:val="20"/>
-          <w:szCs w:val="20"/>
-        </w:rPr>
         <w:tab/>
       </w:r>
       <w:r>
@@ -720,54 +755,36 @@
       <w:sdtPr>
         <w:rPr>
           <w:rFonts w:ascii="Century Schoolbook" w:eastAsia="TrebuchetMS" w:hAnsi="Century Schoolbook" w:cs="Arial"/>
-          <w:b w:val="0"/>
-          <w:bCs w:val="0"/>
+          <w:caps/>
           <w:color w:val="auto"/>
-          <w:sz w:val="22"/>
-          <w:szCs w:val="22"/>
+          <w:sz w:val="20"/>
+          <w:szCs w:val="20"/>
           <w:lang w:eastAsia="fr-FR"/>
         </w:rPr>
-        <w:id w:val="1319227034"/>
+        <w:id w:val="1343979859"/>
         <w:docPartObj>
           <w:docPartGallery w:val="Table of Contents"/>
           <w:docPartUnique/>
         </w:docPartObj>
       </w:sdtPr>
-      <w:sdtEndPr>
-        <w:rPr>
-          <w:noProof/>
-        </w:rPr>
-      </w:sdtEndPr>
       <w:sdtContent>
         <w:p>
           <w:pPr>
-            <w:pStyle w:val="TOCHeading"/>
-            <w:rPr>
-              <w:lang w:val="fr-LU"/>
-            </w:rPr>
+            <w:pStyle w:val="Cabealhodondice"/>
           </w:pPr>
           <w:r>
-            <w:rPr>
-              <w:lang w:val="fr-LU"/>
-            </w:rPr>
-            <w:t>Contents</w:t>
+            <w:t>Índice</w:t>
           </w:r>
         </w:p>
         <w:p>
           <w:pPr>
-            <w:pStyle w:val="TOC1"/>
+            <w:pStyle w:val="ndice1"/>
             <w:tabs>
-              <w:tab w:val="left" w:pos="440"/>
-              <w:tab w:val="right" w:leader="dot" w:pos="9764"/>
+              <w:tab w:val="left" w:pos="390"/>
+              <w:tab w:val="right" w:leader="dot" w:pos="9750"/>
             </w:tabs>
             <w:rPr>
-              <w:rFonts w:asciiTheme="minorHAnsi" w:eastAsiaTheme="minorEastAsia" w:hAnsiTheme="minorHAnsi" w:cstheme="minorBidi"/>
-              <w:b w:val="0"/>
-              <w:bCs w:val="0"/>
-              <w:caps w:val="0"/>
-              <w:noProof/>
-              <w:sz w:val="22"/>
-              <w:szCs w:val="22"/>
+              <w:rStyle w:val="Hiperligao"/>
               <w:lang w:eastAsia="en-US"/>
             </w:rPr>
           </w:pPr>
@@ -775,299 +792,152 @@
             <w:fldChar w:fldCharType="begin"/>
           </w:r>
           <w:r>
-            <w:rPr>
-              <w:lang w:val="fr-LU"/>
-            </w:rPr>
-            <w:instrText xml:space="preserve"> TOC \o "1-3" \h \z \u </w:instrText>
+            <w:instrText>TOC \o "1-3" \z \u \h</w:instrText>
           </w:r>
           <w:r>
             <w:fldChar w:fldCharType="separate"/>
           </w:r>
-          <w:hyperlink w:anchor="_Toc103602310" w:history="1">
+          <w:hyperlink w:anchor="_Toc526965197">
             <w:r>
               <w:rPr>
-                <w:rStyle w:val="Hyperlink"/>
-                <w:noProof/>
+                <w:rStyle w:val="Hiperligao"/>
               </w:rPr>
               <w:t>1.</w:t>
             </w:r>
             <w:r>
-              <w:rPr>
-                <w:rFonts w:asciiTheme="minorHAnsi" w:eastAsiaTheme="minorEastAsia" w:hAnsiTheme="minorHAnsi" w:cstheme="minorBidi"/>
-                <w:b w:val="0"/>
-                <w:bCs w:val="0"/>
-                <w:caps w:val="0"/>
-                <w:noProof/>
-                <w:sz w:val="22"/>
-                <w:szCs w:val="22"/>
-                <w:lang w:eastAsia="en-US"/>
-              </w:rPr>
               <w:tab/>
             </w:r>
             <w:r>
               <w:rPr>
-                <w:rStyle w:val="Hyperlink"/>
-                <w:noProof/>
+                <w:rStyle w:val="Hiperligao"/>
               </w:rPr>
-              <w:t>Compliance scale</w:t>
+              <w:t>Escala de conformidade</w:t>
             </w:r>
             <w:r>
-              <w:rPr>
-                <w:noProof/>
-                <w:webHidden/>
-              </w:rPr>
               <w:tab/>
             </w:r>
             <w:r>
-              <w:rPr>
-                <w:noProof/>
-                <w:webHidden/>
-              </w:rPr>
               <w:fldChar w:fldCharType="begin"/>
             </w:r>
             <w:r>
-              <w:rPr>
-                <w:noProof/>
-                <w:webHidden/>
-              </w:rPr>
-              <w:instrText xml:space="preserve"> PAGEREF _Toc103602310 \h </w:instrText>
+              <w:instrText>PAGEREF _Toc526965197 \h</w:instrText>
             </w:r>
             <w:r>
-              <w:rPr>
-                <w:noProof/>
-                <w:webHidden/>
-              </w:rPr>
-            </w:r>
-            <w:r>
-              <w:rPr>
-                <w:noProof/>
-                <w:webHidden/>
-              </w:rPr>
               <w:fldChar w:fldCharType="separate"/>
             </w:r>
             <w:r>
               <w:rPr>
-                <w:noProof/>
-                <w:webHidden/>
+                <w:rStyle w:val="Hiperligao"/>
               </w:rPr>
-              <w:t>3</w:t>
+              <w:t>2</w:t>
             </w:r>
             <w:r>
-              <w:rPr>
-                <w:noProof/>
-                <w:webHidden/>
-              </w:rPr>
               <w:fldChar w:fldCharType="end"/>
             </w:r>
           </w:hyperlink>
         </w:p>
         <w:p>
           <w:pPr>
-            <w:pStyle w:val="TOC1"/>
+            <w:pStyle w:val="ndice1"/>
             <w:tabs>
-              <w:tab w:val="left" w:pos="440"/>
-              <w:tab w:val="right" w:leader="dot" w:pos="9764"/>
+              <w:tab w:val="left" w:pos="390"/>
+              <w:tab w:val="right" w:leader="dot" w:pos="9750"/>
             </w:tabs>
             <w:rPr>
-              <w:rFonts w:asciiTheme="minorHAnsi" w:eastAsiaTheme="minorEastAsia" w:hAnsiTheme="minorHAnsi" w:cstheme="minorBidi"/>
-              <w:b w:val="0"/>
-              <w:bCs w:val="0"/>
-              <w:caps w:val="0"/>
-              <w:noProof/>
-              <w:sz w:val="22"/>
-              <w:szCs w:val="22"/>
+              <w:rStyle w:val="Hiperligao"/>
               <w:lang w:eastAsia="en-US"/>
             </w:rPr>
           </w:pPr>
-          <w:hyperlink w:anchor="_Toc103602311" w:history="1">
+          <w:hyperlink w:anchor="_Toc192052422">
             <w:r>
               <w:rPr>
-                <w:rStyle w:val="Hyperlink"/>
-                <w:noProof/>
-                <w:lang w:val="en-GB"/>
+                <w:rStyle w:val="Hiperligao"/>
               </w:rPr>
               <w:t>2.</w:t>
             </w:r>
             <w:r>
-              <w:rPr>
-                <w:rFonts w:asciiTheme="minorHAnsi" w:eastAsiaTheme="minorEastAsia" w:hAnsiTheme="minorHAnsi" w:cstheme="minorBidi"/>
-                <w:b w:val="0"/>
-                <w:bCs w:val="0"/>
-                <w:caps w:val="0"/>
-                <w:noProof/>
-                <w:sz w:val="22"/>
-                <w:szCs w:val="22"/>
-                <w:lang w:eastAsia="en-US"/>
-              </w:rPr>
               <w:tab/>
             </w:r>
             <w:r>
               <w:rPr>
-                <w:rStyle w:val="Hyperlink"/>
-                <w:noProof/>
+                <w:rStyle w:val="Hiperligao"/>
               </w:rPr>
-              <w:t>Statement of applicability</w:t>
+              <w:t>Declaração de aplicabilidade</w:t>
             </w:r>
             <w:r>
-              <w:rPr>
-                <w:noProof/>
-                <w:webHidden/>
-              </w:rPr>
               <w:tab/>
             </w:r>
             <w:r>
-              <w:rPr>
-                <w:noProof/>
-                <w:webHidden/>
-              </w:rPr>
               <w:fldChar w:fldCharType="begin"/>
             </w:r>
             <w:r>
-              <w:rPr>
-                <w:noProof/>
-                <w:webHidden/>
-              </w:rPr>
-              <w:instrText xml:space="preserve"> PAGEREF _Toc103602311 \h </w:instrText>
+              <w:instrText>PAGEREF _Toc192052422 \h</w:instrText>
             </w:r>
             <w:r>
-              <w:rPr>
-                <w:noProof/>
-                <w:webHidden/>
-              </w:rPr>
-            </w:r>
-            <w:r>
-              <w:rPr>
-                <w:noProof/>
-                <w:webHidden/>
-              </w:rPr>
               <w:fldChar w:fldCharType="separate"/>
             </w:r>
             <w:r>
               <w:rPr>
-                <w:noProof/>
-                <w:webHidden/>
+                <w:rStyle w:val="Hiperligao"/>
               </w:rPr>
-              <w:t>4</w:t>
+              <w:t>3</w:t>
             </w:r>
             <w:r>
-              <w:rPr>
-                <w:noProof/>
-                <w:webHidden/>
-              </w:rPr>
               <w:fldChar w:fldCharType="end"/>
             </w:r>
           </w:hyperlink>
         </w:p>
         <w:p>
           <w:pPr>
-            <w:pStyle w:val="TOC1"/>
+            <w:pStyle w:val="ndice1"/>
             <w:tabs>
-              <w:tab w:val="left" w:pos="440"/>
-              <w:tab w:val="right" w:leader="dot" w:pos="9764"/>
+              <w:tab w:val="left" w:pos="390"/>
+              <w:tab w:val="right" w:leader="dot" w:pos="9750"/>
             </w:tabs>
             <w:rPr>
-              <w:rFonts w:asciiTheme="minorHAnsi" w:eastAsiaTheme="minorEastAsia" w:hAnsiTheme="minorHAnsi" w:cstheme="minorBidi"/>
-              <w:b w:val="0"/>
-              <w:bCs w:val="0"/>
-              <w:caps w:val="0"/>
-              <w:noProof/>
-              <w:sz w:val="22"/>
-              <w:szCs w:val="22"/>
+              <w:rStyle w:val="Hiperligao"/>
               <w:lang w:eastAsia="en-US"/>
             </w:rPr>
           </w:pPr>
-          <w:hyperlink w:anchor="_Toc103602312" w:history="1">
+          <w:hyperlink w:anchor="_Toc1699667540">
             <w:r>
               <w:rPr>
-                <w:rStyle w:val="Hyperlink"/>
-                <w:noProof/>
+                <w:rStyle w:val="Hiperligao"/>
               </w:rPr>
               <w:t>3.</w:t>
             </w:r>
             <w:r>
-              <w:rPr>
-                <w:rFonts w:asciiTheme="minorHAnsi" w:eastAsiaTheme="minorEastAsia" w:hAnsiTheme="minorHAnsi" w:cstheme="minorBidi"/>
-                <w:b w:val="0"/>
-                <w:bCs w:val="0"/>
-                <w:caps w:val="0"/>
-                <w:noProof/>
-                <w:sz w:val="22"/>
-                <w:szCs w:val="22"/>
-                <w:lang w:eastAsia="en-US"/>
-              </w:rPr>
               <w:tab/>
             </w:r>
             <w:r>
               <w:rPr>
-                <w:rStyle w:val="Hyperlink"/>
-                <w:noProof/>
+                <w:rStyle w:val="Hiperligao"/>
               </w:rPr>
-              <w:t>Risks by control</w:t>
+              <w:t>Riscos por controlo</w:t>
             </w:r>
             <w:r>
-              <w:rPr>
-                <w:noProof/>
-                <w:webHidden/>
-              </w:rPr>
               <w:tab/>
             </w:r>
             <w:r>
-              <w:rPr>
-                <w:noProof/>
-                <w:webHidden/>
-              </w:rPr>
               <w:fldChar w:fldCharType="begin"/>
             </w:r>
             <w:r>
-              <w:rPr>
-                <w:noProof/>
-                <w:webHidden/>
-              </w:rPr>
-              <w:instrText xml:space="preserve"> PAGEREF _Toc103602312 \h </w:instrText>
+              <w:instrText>PAGEREF _Toc1699667540 \h</w:instrText>
             </w:r>
             <w:r>
-              <w:rPr>
-                <w:noProof/>
-                <w:webHidden/>
-              </w:rPr>
-            </w:r>
-            <w:r>
-              <w:rPr>
-                <w:noProof/>
-                <w:webHidden/>
-              </w:rPr>
               <w:fldChar w:fldCharType="separate"/>
             </w:r>
             <w:r>
               <w:rPr>
-                <w:noProof/>
-                <w:webHidden/>
+                <w:rStyle w:val="Hiperligao"/>
               </w:rPr>
-              <w:t>5</w:t>
+              <w:t>4</w:t>
             </w:r>
             <w:r>
-              <w:rPr>
-                <w:noProof/>
-                <w:webHidden/>
-              </w:rPr>
               <w:fldChar w:fldCharType="end"/>
             </w:r>
           </w:hyperlink>
-        </w:p>
-        <w:p>
-          <w:pPr>
-            <w:rPr>
-              <w:b/>
-              <w:bCs/>
-              <w:noProof/>
-            </w:rPr>
-          </w:pPr>
           <w:r>
-            <w:rPr>
-              <w:b/>
-              <w:bCs/>
-              <w:noProof/>
-            </w:rPr>
             <w:fldChar w:fldCharType="end"/>
           </w:r>
         </w:p>
@@ -1075,26 +945,28 @@
     </w:sdt>
     <w:p>
       <w:pPr>
+        <w:rPr>
+          <w:b/>
+          <w:bCs/>
+        </w:rPr>
+      </w:pPr>
+    </w:p>
+    <w:p>
+      <w:pPr>
         <w:spacing w:after="200" w:line="276" w:lineRule="auto"/>
         <w:ind w:right="0"/>
         <w:jc w:val="left"/>
-        <w:rPr>
-          <w:lang w:val="fr-LU"/>
-        </w:rPr>
       </w:pPr>
       <w:r>
         <w:rPr>
           <w:highlight w:val="yellow"/>
-          <w:lang w:val="fr-LU"/>
         </w:rPr>
         <w:br w:type="page"/>
       </w:r>
-      <w:bookmarkStart w:id="8" w:name="_GoBack"/>
-      <w:bookmarkEnd w:id="8"/>
     </w:p>
     <w:p>
       <w:pPr>
-        <w:pStyle w:val="Heading1"/>
+        <w:pStyle w:val="Ttulo1"/>
         <w:numPr>
           <w:ilvl w:val="0"/>
           <w:numId w:val="12"/>
@@ -1103,19 +975,16 @@
         <w:ind w:left="284"/>
         <w:jc w:val="left"/>
       </w:pPr>
-      <w:bookmarkStart w:id="9" w:name="_Toc103602310"/>
+      <w:bookmarkStart w:id="8" w:name="_Toc526965197"/>
       <w:r>
         <w:lastRenderedPageBreak/>
-        <w:t>Compliance scale</w:t>
+        <w:t>Escala de conformidade</w:t>
       </w:r>
-      <w:bookmarkEnd w:id="9"/>
+      <w:bookmarkEnd w:id="8"/>
     </w:p>
     <w:p>
       <w:r>
-        <w:t>${</w:t>
-      </w:r>
-      <w:r>
-        <w:t>TABLE_STATEMENT_OF_APPLICABILITY_SCALE}</w:t>
+        <w:t>${TABLE_STATEMENT_OF_APPLICABILITY_SCALE}</w:t>
       </w:r>
     </w:p>
     <w:p>
@@ -1131,8 +1000,12 @@
         <w:ind w:right="0"/>
         <w:jc w:val="left"/>
         <w:sectPr>
-          <w:headerReference w:type="default" r:id="rId9"/>
-          <w:footerReference w:type="default" r:id="rId10"/>
+          <w:headerReference w:type="even" r:id="rId9"/>
+          <w:headerReference w:type="default" r:id="rId10"/>
+          <w:footerReference w:type="even" r:id="rId11"/>
+          <w:footerReference w:type="default" r:id="rId12"/>
+          <w:headerReference w:type="first" r:id="rId13"/>
+          <w:footerReference w:type="first" r:id="rId14"/>
           <w:pgSz w:w="11906" w:h="16838" w:code="9"/>
           <w:pgMar w:top="1440" w:right="1138" w:bottom="245" w:left="432" w:header="562" w:footer="562" w:gutter="562"/>
           <w:cols w:space="708"/>
@@ -1143,7 +1016,7 @@
     </w:p>
     <w:p>
       <w:pPr>
-        <w:pStyle w:val="Heading1"/>
+        <w:pStyle w:val="Ttulo1"/>
         <w:numPr>
           <w:ilvl w:val="0"/>
           <w:numId w:val="12"/>
@@ -1151,16 +1024,13 @@
         <w:spacing w:after="200" w:line="276" w:lineRule="auto"/>
         <w:ind w:left="284"/>
         <w:jc w:val="left"/>
-        <w:rPr>
-          <w:lang w:val="en-GB"/>
-        </w:rPr>
-      </w:pPr>
-      <w:bookmarkStart w:id="10" w:name="_Toc103602311"/>
+      </w:pPr>
+      <w:bookmarkStart w:id="9" w:name="_Toc192052422"/>
       <w:r>
         <w:lastRenderedPageBreak/>
-        <w:t>Statement of applicability</w:t>
+        <w:t>Declaração de aplicabilidade</w:t>
       </w:r>
-      <w:bookmarkEnd w:id="10"/>
+      <w:bookmarkEnd w:id="9"/>
     </w:p>
     <w:p>
       <w:pPr>
@@ -1196,7 +1066,7 @@
     </w:p>
     <w:p>
       <w:pPr>
-        <w:pStyle w:val="Heading1"/>
+        <w:pStyle w:val="Ttulo1"/>
         <w:numPr>
           <w:ilvl w:val="0"/>
           <w:numId w:val="12"/>
@@ -1205,12 +1075,12 @@
         <w:ind w:left="284"/>
         <w:jc w:val="left"/>
       </w:pPr>
-      <w:bookmarkStart w:id="11" w:name="_Toc103602312"/>
+      <w:bookmarkStart w:id="10" w:name="_Toc1699667540"/>
       <w:r>
         <w:lastRenderedPageBreak/>
-        <w:t>Risks by control</w:t>
+        <w:t>Riscos por controlo</w:t>
       </w:r>
-      <w:bookmarkEnd w:id="11"/>
+      <w:bookmarkEnd w:id="10"/>
     </w:p>
     <w:p>
       <w:r>
@@ -1218,8 +1088,10 @@
       </w:r>
     </w:p>
     <w:sectPr>
-      <w:headerReference w:type="default" r:id="rId11"/>
-      <w:footerReference w:type="default" r:id="rId12"/>
+      <w:headerReference w:type="default" r:id="rId15"/>
+      <w:footerReference w:type="default" r:id="rId16"/>
+      <w:headerReference w:type="first" r:id="rId17"/>
+      <w:footerReference w:type="first" r:id="rId18"/>
       <w:pgSz w:w="16838" w:h="11906" w:orient="landscape" w:code="9"/>
       <w:pgMar w:top="431" w:right="1440" w:bottom="1140" w:left="1140" w:header="561" w:footer="561" w:gutter="561"/>
       <w:cols w:space="708"/>
@@ -1230,7 +1102,7 @@
 </file>
 
 <file path=word/endnotes.xml><?xml version="1.0" encoding="utf-8"?>
-<w:endnotes xmlns:wpc="http://schemas.microsoft.com/office/word/2010/wordprocessingCanvas" xmlns:cx="http://schemas.microsoft.com/office/drawing/2014/chartex" xmlns:mc="http://schemas.openxmlformats.org/markup-compatibility/2006" xmlns:o="urn:schemas-microsoft-com:office:office" xmlns:r="http://schemas.openxmlformats.org/officeDocument/2006/relationships" xmlns:m="http://schemas.openxmlformats.org/officeDocument/2006/math" xmlns:v="urn:schemas-microsoft-com:vml" xmlns:wp14="http://schemas.microsoft.com/office/word/2010/wordprocessingDrawing" xmlns:wp="http://schemas.openxmlformats.org/drawingml/2006/wordprocessingDrawing" xmlns:w10="urn:schemas-microsoft-com:office:word" xmlns:w="http://schemas.openxmlformats.org/wordprocessingml/2006/main" xmlns:w14="http://schemas.microsoft.com/office/word/2010/wordml" xmlns:w15="http://schemas.microsoft.com/office/word/2012/wordml" xmlns:w16se="http://schemas.microsoft.com/office/word/2015/wordml/symex" xmlns:wpg="http://schemas.microsoft.com/office/word/2010/wordprocessingGroup" xmlns:wpi="http://schemas.microsoft.com/office/word/2010/wordprocessingInk" xmlns:wne="http://schemas.microsoft.com/office/word/2006/wordml" xmlns:wps="http://schemas.microsoft.com/office/word/2010/wordprocessingShape" mc:Ignorable="w14 w15 w16se wp14">
+<w:endnotes xmlns:wpc="http://schemas.microsoft.com/office/word/2010/wordprocessingCanvas" xmlns:cx="http://schemas.microsoft.com/office/drawing/2014/chartex" xmlns:cx1="http://schemas.microsoft.com/office/drawing/2015/9/8/chartex" xmlns:cx2="http://schemas.microsoft.com/office/drawing/2015/10/21/chartex" xmlns:cx3="http://schemas.microsoft.com/office/drawing/2016/5/9/chartex" xmlns:cx4="http://schemas.microsoft.com/office/drawing/2016/5/10/chartex" xmlns:cx5="http://schemas.microsoft.com/office/drawing/2016/5/11/chartex" xmlns:cx6="http://schemas.microsoft.com/office/drawing/2016/5/12/chartex" xmlns:cx7="http://schemas.microsoft.com/office/drawing/2016/5/13/chartex" xmlns:cx8="http://schemas.microsoft.com/office/drawing/2016/5/14/chartex" xmlns:mc="http://schemas.openxmlformats.org/markup-compatibility/2006" xmlns:aink="http://schemas.microsoft.com/office/drawing/2016/ink" xmlns:am3d="http://schemas.microsoft.com/office/drawing/2017/model3d" xmlns:o="urn:schemas-microsoft-com:office:office" xmlns:oel="http://schemas.microsoft.com/office/2019/extlst" xmlns:r="http://schemas.openxmlformats.org/officeDocument/2006/relationships" xmlns:m="http://schemas.openxmlformats.org/officeDocument/2006/math" xmlns:v="urn:schemas-microsoft-com:vml" xmlns:wp14="http://schemas.microsoft.com/office/word/2010/wordprocessingDrawing" xmlns:wp="http://schemas.openxmlformats.org/drawingml/2006/wordprocessingDrawing" xmlns:w10="urn:schemas-microsoft-com:office:word" xmlns:w="http://schemas.openxmlformats.org/wordprocessingml/2006/main" xmlns:w14="http://schemas.microsoft.com/office/word/2010/wordml" xmlns:w15="http://schemas.microsoft.com/office/word/2012/wordml" xmlns:w16cex="http://schemas.microsoft.com/office/word/2018/wordml/cex" xmlns:w16cid="http://schemas.microsoft.com/office/word/2016/wordml/cid" xmlns:w16="http://schemas.microsoft.com/office/word/2018/wordml" xmlns:w16du="http://schemas.microsoft.com/office/word/2023/wordml/word16du" xmlns:w16sdtdh="http://schemas.microsoft.com/office/word/2020/wordml/sdtdatahash" xmlns:w16sdtfl="http://schemas.microsoft.com/office/word/2024/wordml/sdtformatlock" xmlns:w16se="http://schemas.microsoft.com/office/word/2015/wordml/symex" xmlns:wpg="http://schemas.microsoft.com/office/word/2010/wordprocessingGroup" xmlns:wpi="http://schemas.microsoft.com/office/word/2010/wordprocessingInk" xmlns:wne="http://schemas.microsoft.com/office/word/2006/wordml" xmlns:wps="http://schemas.microsoft.com/office/word/2010/wordprocessingShape" mc:Ignorable="w14 w15 w16se w16cid w16 w16cex w16sdtdh w16sdtfl w16du wp14">
   <w:endnote w:type="separator" w:id="-1">
     <w:p>
       <w:r>
@@ -1249,7 +1121,17 @@
 </file>
 
 <file path=word/footer1.xml><?xml version="1.0" encoding="utf-8"?>
-<w:ftr xmlns:wpc="http://schemas.microsoft.com/office/word/2010/wordprocessingCanvas" xmlns:cx="http://schemas.microsoft.com/office/drawing/2014/chartex" xmlns:mc="http://schemas.openxmlformats.org/markup-compatibility/2006" xmlns:o="urn:schemas-microsoft-com:office:office" xmlns:r="http://schemas.openxmlformats.org/officeDocument/2006/relationships" xmlns:m="http://schemas.openxmlformats.org/officeDocument/2006/math" xmlns:v="urn:schemas-microsoft-com:vml" xmlns:wp14="http://schemas.microsoft.com/office/word/2010/wordprocessingDrawing" xmlns:wp="http://schemas.openxmlformats.org/drawingml/2006/wordprocessingDrawing" xmlns:w10="urn:schemas-microsoft-com:office:word" xmlns:w="http://schemas.openxmlformats.org/wordprocessingml/2006/main" xmlns:w14="http://schemas.microsoft.com/office/word/2010/wordml" xmlns:w15="http://schemas.microsoft.com/office/word/2012/wordml" xmlns:w16se="http://schemas.microsoft.com/office/word/2015/wordml/symex" xmlns:wpg="http://schemas.microsoft.com/office/word/2010/wordprocessingGroup" xmlns:wpi="http://schemas.microsoft.com/office/word/2010/wordprocessingInk" xmlns:wne="http://schemas.microsoft.com/office/word/2006/wordml" xmlns:wps="http://schemas.microsoft.com/office/word/2010/wordprocessingShape" mc:Ignorable="w14 w15 w16se wp14">
+<w:ftr xmlns:wpc="http://schemas.microsoft.com/office/word/2010/wordprocessingCanvas" xmlns:cx="http://schemas.microsoft.com/office/drawing/2014/chartex" xmlns:cx1="http://schemas.microsoft.com/office/drawing/2015/9/8/chartex" xmlns:cx2="http://schemas.microsoft.com/office/drawing/2015/10/21/chartex" xmlns:cx3="http://schemas.microsoft.com/office/drawing/2016/5/9/chartex" xmlns:cx4="http://schemas.microsoft.com/office/drawing/2016/5/10/chartex" xmlns:cx5="http://schemas.microsoft.com/office/drawing/2016/5/11/chartex" xmlns:cx6="http://schemas.microsoft.com/office/drawing/2016/5/12/chartex" xmlns:cx7="http://schemas.microsoft.com/office/drawing/2016/5/13/chartex" xmlns:cx8="http://schemas.microsoft.com/office/drawing/2016/5/14/chartex" xmlns:mc="http://schemas.openxmlformats.org/markup-compatibility/2006" xmlns:aink="http://schemas.microsoft.com/office/drawing/2016/ink" xmlns:am3d="http://schemas.microsoft.com/office/drawing/2017/model3d" xmlns:o="urn:schemas-microsoft-com:office:office" xmlns:oel="http://schemas.microsoft.com/office/2019/extlst" xmlns:r="http://schemas.openxmlformats.org/officeDocument/2006/relationships" xmlns:m="http://schemas.openxmlformats.org/officeDocument/2006/math" xmlns:v="urn:schemas-microsoft-com:vml" xmlns:wp14="http://schemas.microsoft.com/office/word/2010/wordprocessingDrawing" xmlns:wp="http://schemas.openxmlformats.org/drawingml/2006/wordprocessingDrawing" xmlns:w10="urn:schemas-microsoft-com:office:word" xmlns:w="http://schemas.openxmlformats.org/wordprocessingml/2006/main" xmlns:w14="http://schemas.microsoft.com/office/word/2010/wordml" xmlns:w15="http://schemas.microsoft.com/office/word/2012/wordml" xmlns:w16cex="http://schemas.microsoft.com/office/word/2018/wordml/cex" xmlns:w16cid="http://schemas.microsoft.com/office/word/2016/wordml/cid" xmlns:w16="http://schemas.microsoft.com/office/word/2018/wordml" xmlns:w16du="http://schemas.microsoft.com/office/word/2023/wordml/word16du" xmlns:w16sdtdh="http://schemas.microsoft.com/office/word/2020/wordml/sdtdatahash" xmlns:w16sdtfl="http://schemas.microsoft.com/office/word/2024/wordml/sdtformatlock" xmlns:w16se="http://schemas.microsoft.com/office/word/2015/wordml/symex" xmlns:wpg="http://schemas.microsoft.com/office/word/2010/wordprocessingGroup" xmlns:wpi="http://schemas.microsoft.com/office/word/2010/wordprocessingInk" xmlns:wne="http://schemas.microsoft.com/office/word/2006/wordml" xmlns:wps="http://schemas.microsoft.com/office/word/2010/wordprocessingShape" mc:Ignorable="w14 w15 w16se w16cid w16 w16cex w16sdtdh w16sdtfl w16du wp14">
+  <w:p>
+    <w:pPr>
+      <w:pStyle w:val="Rodap"/>
+    </w:pPr>
+  </w:p>
+</w:ftr>
+</file>
+
+<file path=word/footer2.xml><?xml version="1.0" encoding="utf-8"?>
+<w:ftr xmlns:wpc="http://schemas.microsoft.com/office/word/2010/wordprocessingCanvas" xmlns:cx="http://schemas.microsoft.com/office/drawing/2014/chartex" xmlns:cx1="http://schemas.microsoft.com/office/drawing/2015/9/8/chartex" xmlns:cx2="http://schemas.microsoft.com/office/drawing/2015/10/21/chartex" xmlns:cx3="http://schemas.microsoft.com/office/drawing/2016/5/9/chartex" xmlns:cx4="http://schemas.microsoft.com/office/drawing/2016/5/10/chartex" xmlns:cx5="http://schemas.microsoft.com/office/drawing/2016/5/11/chartex" xmlns:cx6="http://schemas.microsoft.com/office/drawing/2016/5/12/chartex" xmlns:cx7="http://schemas.microsoft.com/office/drawing/2016/5/13/chartex" xmlns:cx8="http://schemas.microsoft.com/office/drawing/2016/5/14/chartex" xmlns:mc="http://schemas.openxmlformats.org/markup-compatibility/2006" xmlns:aink="http://schemas.microsoft.com/office/drawing/2016/ink" xmlns:am3d="http://schemas.microsoft.com/office/drawing/2017/model3d" xmlns:o="urn:schemas-microsoft-com:office:office" xmlns:oel="http://schemas.microsoft.com/office/2019/extlst" xmlns:r="http://schemas.openxmlformats.org/officeDocument/2006/relationships" xmlns:m="http://schemas.openxmlformats.org/officeDocument/2006/math" xmlns:v="urn:schemas-microsoft-com:vml" xmlns:wp14="http://schemas.microsoft.com/office/word/2010/wordprocessingDrawing" xmlns:wp="http://schemas.openxmlformats.org/drawingml/2006/wordprocessingDrawing" xmlns:w10="urn:schemas-microsoft-com:office:word" xmlns:w="http://schemas.openxmlformats.org/wordprocessingml/2006/main" xmlns:w14="http://schemas.microsoft.com/office/word/2010/wordml" xmlns:w15="http://schemas.microsoft.com/office/word/2012/wordml" xmlns:w16cex="http://schemas.microsoft.com/office/word/2018/wordml/cex" xmlns:w16cid="http://schemas.microsoft.com/office/word/2016/wordml/cid" xmlns:w16="http://schemas.microsoft.com/office/word/2018/wordml" xmlns:w16du="http://schemas.microsoft.com/office/word/2023/wordml/word16du" xmlns:w16sdtdh="http://schemas.microsoft.com/office/word/2020/wordml/sdtdatahash" xmlns:w16sdtfl="http://schemas.microsoft.com/office/word/2024/wordml/sdtformatlock" xmlns:w16se="http://schemas.microsoft.com/office/word/2015/wordml/symex" xmlns:wpg="http://schemas.microsoft.com/office/word/2010/wordprocessingGroup" xmlns:wpi="http://schemas.microsoft.com/office/word/2010/wordprocessingInk" xmlns:wne="http://schemas.microsoft.com/office/word/2006/wordml" xmlns:wps="http://schemas.microsoft.com/office/word/2010/wordprocessingShape" mc:Ignorable="w14 w15 w16se w16cid w16 w16cex w16sdtdh w16sdtfl w16du wp14">
   <w:p>
     <w:pPr>
       <w:pStyle w:val="smile-footer"/>
@@ -1259,6 +1141,7 @@
         <w:i w:val="0"/>
         <w:color w:val="auto"/>
         <w:sz w:val="12"/>
+        <w:lang w:val="pt-PT"/>
       </w:rPr>
     </w:pPr>
   </w:p>
@@ -1269,83 +1152,14 @@
       <w:rPr>
         <w:i w:val="0"/>
         <w:color w:val="auto"/>
-      </w:rPr>
-    </w:pPr>
-    <w:r>
-      <w:rPr>
-        <w:i w:val="0"/>
-        <w:noProof/>
-        <w:color w:val="auto"/>
-        <w:lang w:val="en-US" w:eastAsia="en-US" w:bidi="ar-SA"/>
-      </w:rPr>
-      <w:drawing>
-        <wp:anchor distT="0" distB="0" distL="0" distR="0" simplePos="0" relativeHeight="251667456" behindDoc="0" locked="0" layoutInCell="1" allowOverlap="1" wp14:anchorId="4CFFC1A3" wp14:editId="0AB456B8">
-          <wp:simplePos x="0" y="0"/>
-          <wp:positionH relativeFrom="column">
-            <wp:posOffset>-72390</wp:posOffset>
-          </wp:positionH>
-          <wp:positionV relativeFrom="paragraph">
-            <wp:posOffset>107950</wp:posOffset>
-          </wp:positionV>
-          <wp:extent cx="878400" cy="360000"/>
-          <wp:effectExtent l="0" t="0" r="0" b="2540"/>
-          <wp:wrapNone/>
-          <wp:docPr id="7" name="Picture 7"/>
-          <wp:cNvGraphicFramePr>
-            <a:graphicFrameLocks xmlns:a="http://schemas.openxmlformats.org/drawingml/2006/main" noChangeAspect="1"/>
-          </wp:cNvGraphicFramePr>
-          <a:graphic xmlns:a="http://schemas.openxmlformats.org/drawingml/2006/main">
-            <a:graphicData uri="http://schemas.openxmlformats.org/drawingml/2006/picture">
-              <pic:pic xmlns:pic="http://schemas.openxmlformats.org/drawingml/2006/picture">
-                <pic:nvPicPr>
-                  <pic:cNvPr id="0" name="Picture 19"/>
-                  <pic:cNvPicPr>
-                    <a:picLocks noChangeAspect="1" noChangeArrowheads="1"/>
-                  </pic:cNvPicPr>
-                </pic:nvPicPr>
-                <pic:blipFill>
-                  <a:blip r:embed="rId1" cstate="print">
-                    <a:extLst>
-                      <a:ext uri="{28A0092B-C50C-407E-A947-70E740481C1C}">
-                        <a14:useLocalDpi xmlns:a14="http://schemas.microsoft.com/office/drawing/2010/main" val="0"/>
-                      </a:ext>
-                    </a:extLst>
-                  </a:blip>
-                  <a:stretch>
-                    <a:fillRect/>
-                  </a:stretch>
-                </pic:blipFill>
-                <pic:spPr bwMode="auto">
-                  <a:xfrm>
-                    <a:off x="0" y="0"/>
-                    <a:ext cx="878400" cy="360000"/>
-                  </a:xfrm>
-                  <a:prstGeom prst="rect">
-                    <a:avLst/>
-                  </a:prstGeom>
-                  <a:solidFill>
-                    <a:srgbClr val="FFFFFF"/>
-                  </a:solidFill>
-                  <a:ln>
-                    <a:noFill/>
-                  </a:ln>
-                </pic:spPr>
-              </pic:pic>
-            </a:graphicData>
-          </a:graphic>
-          <wp14:sizeRelH relativeFrom="margin">
-            <wp14:pctWidth>0</wp14:pctWidth>
-          </wp14:sizeRelH>
-          <wp14:sizeRelV relativeFrom="margin">
-            <wp14:pctHeight>0</wp14:pctHeight>
-          </wp14:sizeRelV>
-        </wp:anchor>
-      </w:drawing>
-    </w:r>
+        <w:lang w:val="pt-PT"/>
+      </w:rPr>
+    </w:pPr>
     <w:r>
       <w:rPr>
         <w:i w:val="0"/>
         <w:color w:val="auto"/>
+        <w:lang w:val="pt-PT"/>
       </w:rPr>
       <w:br/>
     </w:r>
@@ -1353,6 +1167,7 @@
       <w:rPr>
         <w:i w:val="0"/>
         <w:color w:val="auto"/>
+        <w:lang w:val="pt-PT"/>
       </w:rPr>
       <w:tab/>
     </w:r>
@@ -1360,6 +1175,7 @@
       <w:rPr>
         <w:i w:val="0"/>
         <w:color w:val="auto"/>
+        <w:lang w:val="pt-PT"/>
       </w:rPr>
       <w:tab/>
     </w:r>
@@ -1367,6 +1183,7 @@
       <w:rPr>
         <w:i w:val="0"/>
         <w:color w:val="auto"/>
+        <w:lang w:val="pt-PT"/>
       </w:rPr>
       <w:tab/>
     </w:r>
@@ -1374,6 +1191,7 @@
       <w:rPr>
         <w:i w:val="0"/>
         <w:color w:val="auto"/>
+        <w:lang w:val="pt-PT"/>
       </w:rPr>
       <w:tab/>
     </w:r>
@@ -1381,6 +1199,7 @@
       <w:rPr>
         <w:i w:val="0"/>
         <w:color w:val="auto"/>
+        <w:lang w:val="pt-PT"/>
       </w:rPr>
       <w:tab/>
     </w:r>
@@ -1388,6 +1207,7 @@
       <w:rPr>
         <w:i w:val="0"/>
         <w:color w:val="auto"/>
+        <w:lang w:val="pt-PT"/>
       </w:rPr>
       <w:tab/>
     </w:r>
@@ -1395,6 +1215,7 @@
       <w:rPr>
         <w:i w:val="0"/>
         <w:color w:val="auto"/>
+        <w:lang w:val="pt-PT"/>
       </w:rPr>
       <w:tab/>
     </w:r>
@@ -1402,6 +1223,7 @@
       <w:rPr>
         <w:i w:val="0"/>
         <w:color w:val="auto"/>
+        <w:lang w:val="pt-PT"/>
       </w:rPr>
       <w:tab/>
     </w:r>
@@ -1409,6 +1231,7 @@
       <w:rPr>
         <w:i w:val="0"/>
         <w:color w:val="auto"/>
+        <w:lang w:val="pt-PT"/>
       </w:rPr>
       <w:tab/>
     </w:r>
@@ -1416,6 +1239,7 @@
       <w:rPr>
         <w:i w:val="0"/>
         <w:color w:val="auto"/>
+        <w:lang w:val="pt-PT"/>
       </w:rPr>
       <w:tab/>
     </w:r>
@@ -1423,6 +1247,7 @@
       <w:rPr>
         <w:i w:val="0"/>
         <w:color w:val="auto"/>
+        <w:lang w:val="pt-PT"/>
       </w:rPr>
       <w:tab/>
     </w:r>
@@ -1430,6 +1255,7 @@
       <w:rPr>
         <w:i w:val="0"/>
         <w:color w:val="auto"/>
+        <w:lang w:val="pt-PT"/>
       </w:rPr>
       <w:tab/>
     </w:r>
@@ -1438,6 +1264,7 @@
         <w:rFonts w:ascii="Century Schoolbook" w:hAnsi="Century Schoolbook"/>
         <w:i w:val="0"/>
         <w:color w:val="auto"/>
+        <w:lang w:val="pt-PT"/>
       </w:rPr>
       <w:fldChar w:fldCharType="begin"/>
     </w:r>
@@ -1446,6 +1273,7 @@
         <w:rFonts w:ascii="Century Schoolbook" w:hAnsi="Century Schoolbook"/>
         <w:i w:val="0"/>
         <w:color w:val="auto"/>
+        <w:lang w:val="pt-PT"/>
       </w:rPr>
       <w:instrText xml:space="preserve"> PAGE </w:instrText>
     </w:r>
@@ -1454,6 +1282,7 @@
         <w:rFonts w:ascii="Century Schoolbook" w:hAnsi="Century Schoolbook"/>
         <w:i w:val="0"/>
         <w:color w:val="auto"/>
+        <w:lang w:val="pt-PT"/>
       </w:rPr>
       <w:fldChar w:fldCharType="separate"/>
     </w:r>
@@ -1461,8 +1290,8 @@
       <w:rPr>
         <w:rFonts w:ascii="Century Schoolbook" w:hAnsi="Century Schoolbook"/>
         <w:i w:val="0"/>
-        <w:noProof/>
         <w:color w:val="auto"/>
+        <w:lang w:val="pt-PT"/>
       </w:rPr>
       <w:t>3</w:t>
     </w:r>
@@ -1471,6 +1300,7 @@
         <w:rFonts w:ascii="Century Schoolbook" w:hAnsi="Century Schoolbook"/>
         <w:i w:val="0"/>
         <w:color w:val="auto"/>
+        <w:lang w:val="pt-PT"/>
       </w:rPr>
       <w:fldChar w:fldCharType="end"/>
     </w:r>
@@ -1479,6 +1309,7 @@
         <w:rFonts w:ascii="Century Schoolbook" w:hAnsi="Century Schoolbook"/>
         <w:i w:val="0"/>
         <w:color w:val="auto"/>
+        <w:lang w:val="pt-PT"/>
       </w:rPr>
       <w:t>/</w:t>
     </w:r>
@@ -1487,6 +1318,7 @@
         <w:rFonts w:ascii="Century Schoolbook" w:hAnsi="Century Schoolbook"/>
         <w:i w:val="0"/>
         <w:color w:val="auto"/>
+        <w:lang w:val="pt-PT"/>
       </w:rPr>
       <w:fldChar w:fldCharType="begin"/>
     </w:r>
@@ -1495,6 +1327,7 @@
         <w:rFonts w:ascii="Century Schoolbook" w:hAnsi="Century Schoolbook"/>
         <w:i w:val="0"/>
         <w:color w:val="auto"/>
+        <w:lang w:val="pt-PT"/>
       </w:rPr>
       <w:instrText xml:space="preserve"> NUMPAGES \*Arabic </w:instrText>
     </w:r>
@@ -1503,6 +1336,7 @@
         <w:rFonts w:ascii="Century Schoolbook" w:hAnsi="Century Schoolbook"/>
         <w:i w:val="0"/>
         <w:color w:val="auto"/>
+        <w:lang w:val="pt-PT"/>
       </w:rPr>
       <w:fldChar w:fldCharType="separate"/>
     </w:r>
@@ -1510,8 +1344,8 @@
       <w:rPr>
         <w:rFonts w:ascii="Century Schoolbook" w:hAnsi="Century Schoolbook"/>
         <w:i w:val="0"/>
-        <w:noProof/>
         <w:color w:val="auto"/>
+        <w:lang w:val="pt-PT"/>
       </w:rPr>
       <w:t>5</w:t>
     </w:r>
@@ -1520,6 +1354,7 @@
         <w:rFonts w:ascii="Century Schoolbook" w:hAnsi="Century Schoolbook"/>
         <w:i w:val="0"/>
         <w:color w:val="auto"/>
+        <w:lang w:val="pt-PT"/>
       </w:rPr>
       <w:fldChar w:fldCharType="end"/>
     </w:r>
@@ -1527,8 +1362,70 @@
 </w:ftr>
 </file>
 
-<file path=word/footer2.xml><?xml version="1.0" encoding="utf-8"?>
-<w:ftr xmlns:wpc="http://schemas.microsoft.com/office/word/2010/wordprocessingCanvas" xmlns:cx="http://schemas.microsoft.com/office/drawing/2014/chartex" xmlns:mc="http://schemas.openxmlformats.org/markup-compatibility/2006" xmlns:o="urn:schemas-microsoft-com:office:office" xmlns:r="http://schemas.openxmlformats.org/officeDocument/2006/relationships" xmlns:m="http://schemas.openxmlformats.org/officeDocument/2006/math" xmlns:v="urn:schemas-microsoft-com:vml" xmlns:wp14="http://schemas.microsoft.com/office/word/2010/wordprocessingDrawing" xmlns:wp="http://schemas.openxmlformats.org/drawingml/2006/wordprocessingDrawing" xmlns:w10="urn:schemas-microsoft-com:office:word" xmlns:w="http://schemas.openxmlformats.org/wordprocessingml/2006/main" xmlns:w14="http://schemas.microsoft.com/office/word/2010/wordml" xmlns:w15="http://schemas.microsoft.com/office/word/2012/wordml" xmlns:w16se="http://schemas.microsoft.com/office/word/2015/wordml/symex" xmlns:wpg="http://schemas.microsoft.com/office/word/2010/wordprocessingGroup" xmlns:wpi="http://schemas.microsoft.com/office/word/2010/wordprocessingInk" xmlns:wne="http://schemas.microsoft.com/office/word/2006/wordml" xmlns:wps="http://schemas.microsoft.com/office/word/2010/wordprocessingShape" mc:Ignorable="w14 w15 w16se wp14">
+<file path=word/footer3.xml><?xml version="1.0" encoding="utf-8"?>
+<w:ftr xmlns:wpc="http://schemas.microsoft.com/office/word/2010/wordprocessingCanvas" xmlns:cx="http://schemas.microsoft.com/office/drawing/2014/chartex" xmlns:cx1="http://schemas.microsoft.com/office/drawing/2015/9/8/chartex" xmlns:cx2="http://schemas.microsoft.com/office/drawing/2015/10/21/chartex" xmlns:cx3="http://schemas.microsoft.com/office/drawing/2016/5/9/chartex" xmlns:cx4="http://schemas.microsoft.com/office/drawing/2016/5/10/chartex" xmlns:cx5="http://schemas.microsoft.com/office/drawing/2016/5/11/chartex" xmlns:cx6="http://schemas.microsoft.com/office/drawing/2016/5/12/chartex" xmlns:cx7="http://schemas.microsoft.com/office/drawing/2016/5/13/chartex" xmlns:cx8="http://schemas.microsoft.com/office/drawing/2016/5/14/chartex" xmlns:mc="http://schemas.openxmlformats.org/markup-compatibility/2006" xmlns:aink="http://schemas.microsoft.com/office/drawing/2016/ink" xmlns:am3d="http://schemas.microsoft.com/office/drawing/2017/model3d" xmlns:o="urn:schemas-microsoft-com:office:office" xmlns:oel="http://schemas.microsoft.com/office/2019/extlst" xmlns:r="http://schemas.openxmlformats.org/officeDocument/2006/relationships" xmlns:m="http://schemas.openxmlformats.org/officeDocument/2006/math" xmlns:v="urn:schemas-microsoft-com:vml" xmlns:wp14="http://schemas.microsoft.com/office/word/2010/wordprocessingDrawing" xmlns:wp="http://schemas.openxmlformats.org/drawingml/2006/wordprocessingDrawing" xmlns:w10="urn:schemas-microsoft-com:office:word" xmlns:w="http://schemas.openxmlformats.org/wordprocessingml/2006/main" xmlns:w14="http://schemas.microsoft.com/office/word/2010/wordml" xmlns:w15="http://schemas.microsoft.com/office/word/2012/wordml" xmlns:w16cex="http://schemas.microsoft.com/office/word/2018/wordml/cex" xmlns:w16cid="http://schemas.microsoft.com/office/word/2016/wordml/cid" xmlns:w16="http://schemas.microsoft.com/office/word/2018/wordml" xmlns:w16du="http://schemas.microsoft.com/office/word/2023/wordml/word16du" xmlns:w16sdtdh="http://schemas.microsoft.com/office/word/2020/wordml/sdtdatahash" xmlns:w16sdtfl="http://schemas.microsoft.com/office/word/2024/wordml/sdtformatlock" xmlns:w16se="http://schemas.microsoft.com/office/word/2015/wordml/symex" xmlns:wpg="http://schemas.microsoft.com/office/word/2010/wordprocessingGroup" xmlns:wpi="http://schemas.microsoft.com/office/word/2010/wordprocessingInk" xmlns:wne="http://schemas.microsoft.com/office/word/2006/wordml" xmlns:wps="http://schemas.microsoft.com/office/word/2010/wordprocessingShape" mc:Ignorable="w14 w15 w16se w16cid w16 w16cex w16sdtdh w16sdtfl w16du wp14">
+  <w:tbl>
+    <w:tblPr>
+      <w:tblW w:w="0" w:type="auto"/>
+      <w:tblLayout w:type="fixed"/>
+      <w:tblLook w:val="06A0" w:firstRow="1" w:lastRow="0" w:firstColumn="1" w:lastColumn="0" w:noHBand="1" w:noVBand="1"/>
+    </w:tblPr>
+    <w:tblGrid>
+      <w:gridCol w:w="3445"/>
+      <w:gridCol w:w="3445"/>
+      <w:gridCol w:w="3445"/>
+    </w:tblGrid>
+    <w:tr>
+      <w:trPr>
+        <w:trHeight w:val="300"/>
+      </w:trPr>
+      <w:tc>
+        <w:tcPr>
+          <w:tcW w:w="3445" w:type="dxa"/>
+        </w:tcPr>
+        <w:p>
+          <w:pPr>
+            <w:pStyle w:val="Cabealho"/>
+            <w:ind w:left="-115"/>
+            <w:jc w:val="left"/>
+          </w:pPr>
+        </w:p>
+      </w:tc>
+      <w:tc>
+        <w:tcPr>
+          <w:tcW w:w="3445" w:type="dxa"/>
+        </w:tcPr>
+        <w:p>
+          <w:pPr>
+            <w:pStyle w:val="Cabealho"/>
+            <w:jc w:val="center"/>
+          </w:pPr>
+        </w:p>
+      </w:tc>
+      <w:tc>
+        <w:tcPr>
+          <w:tcW w:w="3445" w:type="dxa"/>
+        </w:tcPr>
+        <w:p>
+          <w:pPr>
+            <w:pStyle w:val="Cabealho"/>
+            <w:ind w:right="-115"/>
+            <w:jc w:val="right"/>
+          </w:pPr>
+        </w:p>
+      </w:tc>
+    </w:tr>
+  </w:tbl>
+  <w:p>
+    <w:pPr>
+      <w:pStyle w:val="Rodap"/>
+    </w:pPr>
+  </w:p>
+</w:ftr>
+</file>
+
+<file path=word/footer4.xml><?xml version="1.0" encoding="utf-8"?>
+<w:ftr xmlns:wpc="http://schemas.microsoft.com/office/word/2010/wordprocessingCanvas" xmlns:cx="http://schemas.microsoft.com/office/drawing/2014/chartex" xmlns:cx1="http://schemas.microsoft.com/office/drawing/2015/9/8/chartex" xmlns:cx2="http://schemas.microsoft.com/office/drawing/2015/10/21/chartex" xmlns:cx3="http://schemas.microsoft.com/office/drawing/2016/5/9/chartex" xmlns:cx4="http://schemas.microsoft.com/office/drawing/2016/5/10/chartex" xmlns:cx5="http://schemas.microsoft.com/office/drawing/2016/5/11/chartex" xmlns:cx6="http://schemas.microsoft.com/office/drawing/2016/5/12/chartex" xmlns:cx7="http://schemas.microsoft.com/office/drawing/2016/5/13/chartex" xmlns:cx8="http://schemas.microsoft.com/office/drawing/2016/5/14/chartex" xmlns:mc="http://schemas.openxmlformats.org/markup-compatibility/2006" xmlns:aink="http://schemas.microsoft.com/office/drawing/2016/ink" xmlns:am3d="http://schemas.microsoft.com/office/drawing/2017/model3d" xmlns:o="urn:schemas-microsoft-com:office:office" xmlns:oel="http://schemas.microsoft.com/office/2019/extlst" xmlns:r="http://schemas.openxmlformats.org/officeDocument/2006/relationships" xmlns:m="http://schemas.openxmlformats.org/officeDocument/2006/math" xmlns:v="urn:schemas-microsoft-com:vml" xmlns:wp14="http://schemas.microsoft.com/office/word/2010/wordprocessingDrawing" xmlns:wp="http://schemas.openxmlformats.org/drawingml/2006/wordprocessingDrawing" xmlns:w10="urn:schemas-microsoft-com:office:word" xmlns:w="http://schemas.openxmlformats.org/wordprocessingml/2006/main" xmlns:w14="http://schemas.microsoft.com/office/word/2010/wordml" xmlns:w15="http://schemas.microsoft.com/office/word/2012/wordml" xmlns:w16cex="http://schemas.microsoft.com/office/word/2018/wordml/cex" xmlns:w16cid="http://schemas.microsoft.com/office/word/2016/wordml/cid" xmlns:w16="http://schemas.microsoft.com/office/word/2018/wordml" xmlns:w16du="http://schemas.microsoft.com/office/word/2023/wordml/word16du" xmlns:w16sdtdh="http://schemas.microsoft.com/office/word/2020/wordml/sdtdatahash" xmlns:w16sdtfl="http://schemas.microsoft.com/office/word/2024/wordml/sdtformatlock" xmlns:w16se="http://schemas.microsoft.com/office/word/2015/wordml/symex" xmlns:wpg="http://schemas.microsoft.com/office/word/2010/wordprocessingGroup" xmlns:wpi="http://schemas.microsoft.com/office/word/2010/wordprocessingInk" xmlns:wne="http://schemas.microsoft.com/office/word/2006/wordml" xmlns:wps="http://schemas.microsoft.com/office/word/2010/wordprocessingShape" mc:Ignorable="w14 w15 w16se w16cid w16 w16cex w16sdtdh w16sdtfl w16du wp14">
   <w:p>
     <w:pPr>
       <w:pStyle w:val="smile-footer"/>
@@ -1538,6 +1435,7 @@
         <w:i w:val="0"/>
         <w:color w:val="auto"/>
         <w:sz w:val="12"/>
+        <w:lang w:val="pt-PT"/>
       </w:rPr>
     </w:pPr>
   </w:p>
@@ -1548,83 +1446,14 @@
       <w:rPr>
         <w:i w:val="0"/>
         <w:color w:val="auto"/>
-      </w:rPr>
-    </w:pPr>
-    <w:r>
-      <w:rPr>
-        <w:i w:val="0"/>
-        <w:noProof/>
-        <w:color w:val="auto"/>
-        <w:lang w:val="en-US" w:eastAsia="en-US" w:bidi="ar-SA"/>
-      </w:rPr>
-      <w:drawing>
-        <wp:anchor distT="0" distB="0" distL="0" distR="0" simplePos="0" relativeHeight="251685888" behindDoc="0" locked="0" layoutInCell="1" allowOverlap="1" wp14:anchorId="6E1AA170" wp14:editId="0EB02DFE">
-          <wp:simplePos x="0" y="0"/>
-          <wp:positionH relativeFrom="column">
-            <wp:posOffset>-76200</wp:posOffset>
-          </wp:positionH>
-          <wp:positionV relativeFrom="paragraph">
-            <wp:posOffset>107950</wp:posOffset>
-          </wp:positionV>
-          <wp:extent cx="878400" cy="360000"/>
-          <wp:effectExtent l="0" t="0" r="0" b="2540"/>
-          <wp:wrapNone/>
-          <wp:docPr id="38" name="Picture 38"/>
-          <wp:cNvGraphicFramePr>
-            <a:graphicFrameLocks xmlns:a="http://schemas.openxmlformats.org/drawingml/2006/main" noChangeAspect="1"/>
-          </wp:cNvGraphicFramePr>
-          <a:graphic xmlns:a="http://schemas.openxmlformats.org/drawingml/2006/main">
-            <a:graphicData uri="http://schemas.openxmlformats.org/drawingml/2006/picture">
-              <pic:pic xmlns:pic="http://schemas.openxmlformats.org/drawingml/2006/picture">
-                <pic:nvPicPr>
-                  <pic:cNvPr id="0" name="Picture 19"/>
-                  <pic:cNvPicPr>
-                    <a:picLocks noChangeAspect="1" noChangeArrowheads="1"/>
-                  </pic:cNvPicPr>
-                </pic:nvPicPr>
-                <pic:blipFill>
-                  <a:blip r:embed="rId1" cstate="print">
-                    <a:extLst>
-                      <a:ext uri="{28A0092B-C50C-407E-A947-70E740481C1C}">
-                        <a14:useLocalDpi xmlns:a14="http://schemas.microsoft.com/office/drawing/2010/main" val="0"/>
-                      </a:ext>
-                    </a:extLst>
-                  </a:blip>
-                  <a:stretch>
-                    <a:fillRect/>
-                  </a:stretch>
-                </pic:blipFill>
-                <pic:spPr bwMode="auto">
-                  <a:xfrm>
-                    <a:off x="0" y="0"/>
-                    <a:ext cx="878400" cy="360000"/>
-                  </a:xfrm>
-                  <a:prstGeom prst="rect">
-                    <a:avLst/>
-                  </a:prstGeom>
-                  <a:solidFill>
-                    <a:srgbClr val="FFFFFF"/>
-                  </a:solidFill>
-                  <a:ln>
-                    <a:noFill/>
-                  </a:ln>
-                </pic:spPr>
-              </pic:pic>
-            </a:graphicData>
-          </a:graphic>
-          <wp14:sizeRelH relativeFrom="margin">
-            <wp14:pctWidth>0</wp14:pctWidth>
-          </wp14:sizeRelH>
-          <wp14:sizeRelV relativeFrom="margin">
-            <wp14:pctHeight>0</wp14:pctHeight>
-          </wp14:sizeRelV>
-        </wp:anchor>
-      </w:drawing>
-    </w:r>
+        <w:lang w:val="pt-PT"/>
+      </w:rPr>
+    </w:pPr>
     <w:r>
       <w:rPr>
         <w:i w:val="0"/>
         <w:color w:val="auto"/>
+        <w:lang w:val="pt-PT"/>
       </w:rPr>
       <w:br/>
     </w:r>
@@ -1632,6 +1461,7 @@
       <w:rPr>
         <w:i w:val="0"/>
         <w:color w:val="auto"/>
+        <w:lang w:val="pt-PT"/>
       </w:rPr>
       <w:tab/>
     </w:r>
@@ -1639,6 +1469,7 @@
       <w:rPr>
         <w:i w:val="0"/>
         <w:color w:val="auto"/>
+        <w:lang w:val="pt-PT"/>
       </w:rPr>
       <w:tab/>
     </w:r>
@@ -1646,6 +1477,7 @@
       <w:rPr>
         <w:i w:val="0"/>
         <w:color w:val="auto"/>
+        <w:lang w:val="pt-PT"/>
       </w:rPr>
       <w:tab/>
     </w:r>
@@ -1653,6 +1485,7 @@
       <w:rPr>
         <w:i w:val="0"/>
         <w:color w:val="auto"/>
+        <w:lang w:val="pt-PT"/>
       </w:rPr>
       <w:tab/>
     </w:r>
@@ -1660,6 +1493,7 @@
       <w:rPr>
         <w:i w:val="0"/>
         <w:color w:val="auto"/>
+        <w:lang w:val="pt-PT"/>
       </w:rPr>
       <w:tab/>
     </w:r>
@@ -1667,6 +1501,7 @@
       <w:rPr>
         <w:i w:val="0"/>
         <w:color w:val="auto"/>
+        <w:lang w:val="pt-PT"/>
       </w:rPr>
       <w:tab/>
     </w:r>
@@ -1674,6 +1509,7 @@
       <w:rPr>
         <w:i w:val="0"/>
         <w:color w:val="auto"/>
+        <w:lang w:val="pt-PT"/>
       </w:rPr>
       <w:tab/>
     </w:r>
@@ -1681,6 +1517,7 @@
       <w:rPr>
         <w:i w:val="0"/>
         <w:color w:val="auto"/>
+        <w:lang w:val="pt-PT"/>
       </w:rPr>
       <w:tab/>
     </w:r>
@@ -1688,6 +1525,7 @@
       <w:rPr>
         <w:i w:val="0"/>
         <w:color w:val="auto"/>
+        <w:lang w:val="pt-PT"/>
       </w:rPr>
       <w:tab/>
     </w:r>
@@ -1695,6 +1533,7 @@
       <w:rPr>
         <w:i w:val="0"/>
         <w:color w:val="auto"/>
+        <w:lang w:val="pt-PT"/>
       </w:rPr>
       <w:tab/>
     </w:r>
@@ -1702,6 +1541,7 @@
       <w:rPr>
         <w:i w:val="0"/>
         <w:color w:val="auto"/>
+        <w:lang w:val="pt-PT"/>
       </w:rPr>
       <w:tab/>
     </w:r>
@@ -1709,6 +1549,7 @@
       <w:rPr>
         <w:i w:val="0"/>
         <w:color w:val="auto"/>
+        <w:lang w:val="pt-PT"/>
       </w:rPr>
       <w:tab/>
     </w:r>
@@ -1716,6 +1557,7 @@
       <w:rPr>
         <w:i w:val="0"/>
         <w:color w:val="auto"/>
+        <w:lang w:val="pt-PT"/>
       </w:rPr>
       <w:tab/>
     </w:r>
@@ -1723,6 +1565,7 @@
       <w:rPr>
         <w:i w:val="0"/>
         <w:color w:val="auto"/>
+        <w:lang w:val="pt-PT"/>
       </w:rPr>
       <w:tab/>
     </w:r>
@@ -1730,6 +1573,7 @@
       <w:rPr>
         <w:i w:val="0"/>
         <w:color w:val="auto"/>
+        <w:lang w:val="pt-PT"/>
       </w:rPr>
       <w:tab/>
     </w:r>
@@ -1737,6 +1581,7 @@
       <w:rPr>
         <w:i w:val="0"/>
         <w:color w:val="auto"/>
+        <w:lang w:val="pt-PT"/>
       </w:rPr>
       <w:tab/>
     </w:r>
@@ -1744,6 +1589,7 @@
       <w:rPr>
         <w:i w:val="0"/>
         <w:color w:val="auto"/>
+        <w:lang w:val="pt-PT"/>
       </w:rPr>
       <w:tab/>
     </w:r>
@@ -1751,6 +1597,7 @@
       <w:rPr>
         <w:i w:val="0"/>
         <w:color w:val="auto"/>
+        <w:lang w:val="pt-PT"/>
       </w:rPr>
       <w:tab/>
     </w:r>
@@ -1759,6 +1606,7 @@
         <w:rFonts w:ascii="Century Schoolbook" w:hAnsi="Century Schoolbook"/>
         <w:i w:val="0"/>
         <w:color w:val="auto"/>
+        <w:lang w:val="pt-PT"/>
       </w:rPr>
       <w:fldChar w:fldCharType="begin"/>
     </w:r>
@@ -1767,6 +1615,7 @@
         <w:rFonts w:ascii="Century Schoolbook" w:hAnsi="Century Schoolbook"/>
         <w:i w:val="0"/>
         <w:color w:val="auto"/>
+        <w:lang w:val="pt-PT"/>
       </w:rPr>
       <w:instrText xml:space="preserve"> PAGE </w:instrText>
     </w:r>
@@ -1775,6 +1624,7 @@
         <w:rFonts w:ascii="Century Schoolbook" w:hAnsi="Century Schoolbook"/>
         <w:i w:val="0"/>
         <w:color w:val="auto"/>
+        <w:lang w:val="pt-PT"/>
       </w:rPr>
       <w:fldChar w:fldCharType="separate"/>
     </w:r>
@@ -1782,8 +1632,8 @@
       <w:rPr>
         <w:rFonts w:ascii="Century Schoolbook" w:hAnsi="Century Schoolbook"/>
         <w:i w:val="0"/>
-        <w:noProof/>
         <w:color w:val="auto"/>
+        <w:lang w:val="pt-PT"/>
       </w:rPr>
       <w:t>5</w:t>
     </w:r>
@@ -1792,6 +1642,7 @@
         <w:rFonts w:ascii="Century Schoolbook" w:hAnsi="Century Schoolbook"/>
         <w:i w:val="0"/>
         <w:color w:val="auto"/>
+        <w:lang w:val="pt-PT"/>
       </w:rPr>
       <w:fldChar w:fldCharType="end"/>
     </w:r>
@@ -1800,6 +1651,7 @@
         <w:rFonts w:ascii="Century Schoolbook" w:hAnsi="Century Schoolbook"/>
         <w:i w:val="0"/>
         <w:color w:val="auto"/>
+        <w:lang w:val="pt-PT"/>
       </w:rPr>
       <w:t>/</w:t>
     </w:r>
@@ -1808,6 +1660,7 @@
         <w:rFonts w:ascii="Century Schoolbook" w:hAnsi="Century Schoolbook"/>
         <w:i w:val="0"/>
         <w:color w:val="auto"/>
+        <w:lang w:val="pt-PT"/>
       </w:rPr>
       <w:fldChar w:fldCharType="begin"/>
     </w:r>
@@ -1816,6 +1669,7 @@
         <w:rFonts w:ascii="Century Schoolbook" w:hAnsi="Century Schoolbook"/>
         <w:i w:val="0"/>
         <w:color w:val="auto"/>
+        <w:lang w:val="pt-PT"/>
       </w:rPr>
       <w:instrText xml:space="preserve"> NUMPAGES \*Arabic </w:instrText>
     </w:r>
@@ -1824,6 +1678,7 @@
         <w:rFonts w:ascii="Century Schoolbook" w:hAnsi="Century Schoolbook"/>
         <w:i w:val="0"/>
         <w:color w:val="auto"/>
+        <w:lang w:val="pt-PT"/>
       </w:rPr>
       <w:fldChar w:fldCharType="separate"/>
     </w:r>
@@ -1831,8 +1686,8 @@
       <w:rPr>
         <w:rFonts w:ascii="Century Schoolbook" w:hAnsi="Century Schoolbook"/>
         <w:i w:val="0"/>
-        <w:noProof/>
         <w:color w:val="auto"/>
+        <w:lang w:val="pt-PT"/>
       </w:rPr>
       <w:t>5</w:t>
     </w:r>
@@ -1841,6 +1696,7 @@
         <w:rFonts w:ascii="Century Schoolbook" w:hAnsi="Century Schoolbook"/>
         <w:i w:val="0"/>
         <w:color w:val="auto"/>
+        <w:lang w:val="pt-PT"/>
       </w:rPr>
       <w:fldChar w:fldCharType="end"/>
     </w:r>
@@ -1848,8 +1704,70 @@
 </w:ftr>
 </file>
 
+<file path=word/footer5.xml><?xml version="1.0" encoding="utf-8"?>
+<w:ftr xmlns:wpc="http://schemas.microsoft.com/office/word/2010/wordprocessingCanvas" xmlns:cx="http://schemas.microsoft.com/office/drawing/2014/chartex" xmlns:cx1="http://schemas.microsoft.com/office/drawing/2015/9/8/chartex" xmlns:cx2="http://schemas.microsoft.com/office/drawing/2015/10/21/chartex" xmlns:cx3="http://schemas.microsoft.com/office/drawing/2016/5/9/chartex" xmlns:cx4="http://schemas.microsoft.com/office/drawing/2016/5/10/chartex" xmlns:cx5="http://schemas.microsoft.com/office/drawing/2016/5/11/chartex" xmlns:cx6="http://schemas.microsoft.com/office/drawing/2016/5/12/chartex" xmlns:cx7="http://schemas.microsoft.com/office/drawing/2016/5/13/chartex" xmlns:cx8="http://schemas.microsoft.com/office/drawing/2016/5/14/chartex" xmlns:mc="http://schemas.openxmlformats.org/markup-compatibility/2006" xmlns:aink="http://schemas.microsoft.com/office/drawing/2016/ink" xmlns:am3d="http://schemas.microsoft.com/office/drawing/2017/model3d" xmlns:o="urn:schemas-microsoft-com:office:office" xmlns:oel="http://schemas.microsoft.com/office/2019/extlst" xmlns:r="http://schemas.openxmlformats.org/officeDocument/2006/relationships" xmlns:m="http://schemas.openxmlformats.org/officeDocument/2006/math" xmlns:v="urn:schemas-microsoft-com:vml" xmlns:wp14="http://schemas.microsoft.com/office/word/2010/wordprocessingDrawing" xmlns:wp="http://schemas.openxmlformats.org/drawingml/2006/wordprocessingDrawing" xmlns:w10="urn:schemas-microsoft-com:office:word" xmlns:w="http://schemas.openxmlformats.org/wordprocessingml/2006/main" xmlns:w14="http://schemas.microsoft.com/office/word/2010/wordml" xmlns:w15="http://schemas.microsoft.com/office/word/2012/wordml" xmlns:w16cex="http://schemas.microsoft.com/office/word/2018/wordml/cex" xmlns:w16cid="http://schemas.microsoft.com/office/word/2016/wordml/cid" xmlns:w16="http://schemas.microsoft.com/office/word/2018/wordml" xmlns:w16du="http://schemas.microsoft.com/office/word/2023/wordml/word16du" xmlns:w16sdtdh="http://schemas.microsoft.com/office/word/2020/wordml/sdtdatahash" xmlns:w16sdtfl="http://schemas.microsoft.com/office/word/2024/wordml/sdtformatlock" xmlns:w16se="http://schemas.microsoft.com/office/word/2015/wordml/symex" xmlns:wpg="http://schemas.microsoft.com/office/word/2010/wordprocessingGroup" xmlns:wpi="http://schemas.microsoft.com/office/word/2010/wordprocessingInk" xmlns:wne="http://schemas.microsoft.com/office/word/2006/wordml" xmlns:wps="http://schemas.microsoft.com/office/word/2010/wordprocessingShape" mc:Ignorable="w14 w15 w16se w16cid w16 w16cex w16sdtdh w16sdtfl w16du wp14">
+  <w:tbl>
+    <w:tblPr>
+      <w:tblW w:w="0" w:type="auto"/>
+      <w:tblLayout w:type="fixed"/>
+      <w:tblLook w:val="06A0" w:firstRow="1" w:lastRow="0" w:firstColumn="1" w:lastColumn="0" w:noHBand="1" w:noVBand="1"/>
+    </w:tblPr>
+    <w:tblGrid>
+      <w:gridCol w:w="4750"/>
+      <w:gridCol w:w="4750"/>
+      <w:gridCol w:w="4750"/>
+    </w:tblGrid>
+    <w:tr>
+      <w:trPr>
+        <w:trHeight w:val="300"/>
+      </w:trPr>
+      <w:tc>
+        <w:tcPr>
+          <w:tcW w:w="4750" w:type="dxa"/>
+        </w:tcPr>
+        <w:p>
+          <w:pPr>
+            <w:pStyle w:val="Cabealho"/>
+            <w:ind w:left="-115"/>
+            <w:jc w:val="left"/>
+          </w:pPr>
+        </w:p>
+      </w:tc>
+      <w:tc>
+        <w:tcPr>
+          <w:tcW w:w="4750" w:type="dxa"/>
+        </w:tcPr>
+        <w:p>
+          <w:pPr>
+            <w:pStyle w:val="Cabealho"/>
+            <w:jc w:val="center"/>
+          </w:pPr>
+        </w:p>
+      </w:tc>
+      <w:tc>
+        <w:tcPr>
+          <w:tcW w:w="4750" w:type="dxa"/>
+        </w:tcPr>
+        <w:p>
+          <w:pPr>
+            <w:pStyle w:val="Cabealho"/>
+            <w:ind w:right="-115"/>
+            <w:jc w:val="right"/>
+          </w:pPr>
+        </w:p>
+      </w:tc>
+    </w:tr>
+  </w:tbl>
+  <w:p>
+    <w:pPr>
+      <w:pStyle w:val="Rodap"/>
+    </w:pPr>
+  </w:p>
+</w:ftr>
+</file>
+
 <file path=word/footnotes.xml><?xml version="1.0" encoding="utf-8"?>
-<w:footnotes xmlns:wpc="http://schemas.microsoft.com/office/word/2010/wordprocessingCanvas" xmlns:cx="http://schemas.microsoft.com/office/drawing/2014/chartex" xmlns:mc="http://schemas.openxmlformats.org/markup-compatibility/2006" xmlns:o="urn:schemas-microsoft-com:office:office" xmlns:r="http://schemas.openxmlformats.org/officeDocument/2006/relationships" xmlns:m="http://schemas.openxmlformats.org/officeDocument/2006/math" xmlns:v="urn:schemas-microsoft-com:vml" xmlns:wp14="http://schemas.microsoft.com/office/word/2010/wordprocessingDrawing" xmlns:wp="http://schemas.openxmlformats.org/drawingml/2006/wordprocessingDrawing" xmlns:w10="urn:schemas-microsoft-com:office:word" xmlns:w="http://schemas.openxmlformats.org/wordprocessingml/2006/main" xmlns:w14="http://schemas.microsoft.com/office/word/2010/wordml" xmlns:w15="http://schemas.microsoft.com/office/word/2012/wordml" xmlns:w16se="http://schemas.microsoft.com/office/word/2015/wordml/symex" xmlns:wpg="http://schemas.microsoft.com/office/word/2010/wordprocessingGroup" xmlns:wpi="http://schemas.microsoft.com/office/word/2010/wordprocessingInk" xmlns:wne="http://schemas.microsoft.com/office/word/2006/wordml" xmlns:wps="http://schemas.microsoft.com/office/word/2010/wordprocessingShape" mc:Ignorable="w14 w15 w16se wp14">
+<w:footnotes xmlns:wpc="http://schemas.microsoft.com/office/word/2010/wordprocessingCanvas" xmlns:cx="http://schemas.microsoft.com/office/drawing/2014/chartex" xmlns:cx1="http://schemas.microsoft.com/office/drawing/2015/9/8/chartex" xmlns:cx2="http://schemas.microsoft.com/office/drawing/2015/10/21/chartex" xmlns:cx3="http://schemas.microsoft.com/office/drawing/2016/5/9/chartex" xmlns:cx4="http://schemas.microsoft.com/office/drawing/2016/5/10/chartex" xmlns:cx5="http://schemas.microsoft.com/office/drawing/2016/5/11/chartex" xmlns:cx6="http://schemas.microsoft.com/office/drawing/2016/5/12/chartex" xmlns:cx7="http://schemas.microsoft.com/office/drawing/2016/5/13/chartex" xmlns:cx8="http://schemas.microsoft.com/office/drawing/2016/5/14/chartex" xmlns:mc="http://schemas.openxmlformats.org/markup-compatibility/2006" xmlns:aink="http://schemas.microsoft.com/office/drawing/2016/ink" xmlns:am3d="http://schemas.microsoft.com/office/drawing/2017/model3d" xmlns:o="urn:schemas-microsoft-com:office:office" xmlns:oel="http://schemas.microsoft.com/office/2019/extlst" xmlns:r="http://schemas.openxmlformats.org/officeDocument/2006/relationships" xmlns:m="http://schemas.openxmlformats.org/officeDocument/2006/math" xmlns:v="urn:schemas-microsoft-com:vml" xmlns:wp14="http://schemas.microsoft.com/office/word/2010/wordprocessingDrawing" xmlns:wp="http://schemas.openxmlformats.org/drawingml/2006/wordprocessingDrawing" xmlns:w10="urn:schemas-microsoft-com:office:word" xmlns:w="http://schemas.openxmlformats.org/wordprocessingml/2006/main" xmlns:w14="http://schemas.microsoft.com/office/word/2010/wordml" xmlns:w15="http://schemas.microsoft.com/office/word/2012/wordml" xmlns:w16cex="http://schemas.microsoft.com/office/word/2018/wordml/cex" xmlns:w16cid="http://schemas.microsoft.com/office/word/2016/wordml/cid" xmlns:w16="http://schemas.microsoft.com/office/word/2018/wordml" xmlns:w16du="http://schemas.microsoft.com/office/word/2023/wordml/word16du" xmlns:w16sdtdh="http://schemas.microsoft.com/office/word/2020/wordml/sdtdatahash" xmlns:w16sdtfl="http://schemas.microsoft.com/office/word/2024/wordml/sdtformatlock" xmlns:w16se="http://schemas.microsoft.com/office/word/2015/wordml/symex" xmlns:wpg="http://schemas.microsoft.com/office/word/2010/wordprocessingGroup" xmlns:wpi="http://schemas.microsoft.com/office/word/2010/wordprocessingInk" xmlns:wne="http://schemas.microsoft.com/office/word/2006/wordml" xmlns:wps="http://schemas.microsoft.com/office/word/2010/wordprocessingShape" mc:Ignorable="w14 w15 w16se w16cid w16 w16cex w16sdtdh w16sdtfl w16du wp14">
   <w:footnote w:type="separator" w:id="-1">
     <w:p>
       <w:r>
@@ -1868,7 +1786,17 @@
 </file>
 
 <file path=word/header1.xml><?xml version="1.0" encoding="utf-8"?>
-<w:hdr xmlns:wpc="http://schemas.microsoft.com/office/word/2010/wordprocessingCanvas" xmlns:cx="http://schemas.microsoft.com/office/drawing/2014/chartex" xmlns:mc="http://schemas.openxmlformats.org/markup-compatibility/2006" xmlns:o="urn:schemas-microsoft-com:office:office" xmlns:r="http://schemas.openxmlformats.org/officeDocument/2006/relationships" xmlns:m="http://schemas.openxmlformats.org/officeDocument/2006/math" xmlns:v="urn:schemas-microsoft-com:vml" xmlns:wp14="http://schemas.microsoft.com/office/word/2010/wordprocessingDrawing" xmlns:wp="http://schemas.openxmlformats.org/drawingml/2006/wordprocessingDrawing" xmlns:w10="urn:schemas-microsoft-com:office:word" xmlns:w="http://schemas.openxmlformats.org/wordprocessingml/2006/main" xmlns:w14="http://schemas.microsoft.com/office/word/2010/wordml" xmlns:w15="http://schemas.microsoft.com/office/word/2012/wordml" xmlns:w16se="http://schemas.microsoft.com/office/word/2015/wordml/symex" xmlns:wpg="http://schemas.microsoft.com/office/word/2010/wordprocessingGroup" xmlns:wpi="http://schemas.microsoft.com/office/word/2010/wordprocessingInk" xmlns:wne="http://schemas.microsoft.com/office/word/2006/wordml" xmlns:wps="http://schemas.microsoft.com/office/word/2010/wordprocessingShape" mc:Ignorable="w14 w15 w16se wp14">
+<w:hdr xmlns:wpc="http://schemas.microsoft.com/office/word/2010/wordprocessingCanvas" xmlns:cx="http://schemas.microsoft.com/office/drawing/2014/chartex" xmlns:cx1="http://schemas.microsoft.com/office/drawing/2015/9/8/chartex" xmlns:cx2="http://schemas.microsoft.com/office/drawing/2015/10/21/chartex" xmlns:cx3="http://schemas.microsoft.com/office/drawing/2016/5/9/chartex" xmlns:cx4="http://schemas.microsoft.com/office/drawing/2016/5/10/chartex" xmlns:cx5="http://schemas.microsoft.com/office/drawing/2016/5/11/chartex" xmlns:cx6="http://schemas.microsoft.com/office/drawing/2016/5/12/chartex" xmlns:cx7="http://schemas.microsoft.com/office/drawing/2016/5/13/chartex" xmlns:cx8="http://schemas.microsoft.com/office/drawing/2016/5/14/chartex" xmlns:mc="http://schemas.openxmlformats.org/markup-compatibility/2006" xmlns:aink="http://schemas.microsoft.com/office/drawing/2016/ink" xmlns:am3d="http://schemas.microsoft.com/office/drawing/2017/model3d" xmlns:o="urn:schemas-microsoft-com:office:office" xmlns:oel="http://schemas.microsoft.com/office/2019/extlst" xmlns:r="http://schemas.openxmlformats.org/officeDocument/2006/relationships" xmlns:m="http://schemas.openxmlformats.org/officeDocument/2006/math" xmlns:v="urn:schemas-microsoft-com:vml" xmlns:wp14="http://schemas.microsoft.com/office/word/2010/wordprocessingDrawing" xmlns:wp="http://schemas.openxmlformats.org/drawingml/2006/wordprocessingDrawing" xmlns:w10="urn:schemas-microsoft-com:office:word" xmlns:w="http://schemas.openxmlformats.org/wordprocessingml/2006/main" xmlns:w14="http://schemas.microsoft.com/office/word/2010/wordml" xmlns:w15="http://schemas.microsoft.com/office/word/2012/wordml" xmlns:w16cex="http://schemas.microsoft.com/office/word/2018/wordml/cex" xmlns:w16cid="http://schemas.microsoft.com/office/word/2016/wordml/cid" xmlns:w16="http://schemas.microsoft.com/office/word/2018/wordml" xmlns:w16du="http://schemas.microsoft.com/office/word/2023/wordml/word16du" xmlns:w16sdtdh="http://schemas.microsoft.com/office/word/2020/wordml/sdtdatahash" xmlns:w16sdtfl="http://schemas.microsoft.com/office/word/2024/wordml/sdtformatlock" xmlns:w16se="http://schemas.microsoft.com/office/word/2015/wordml/symex" xmlns:wpg="http://schemas.microsoft.com/office/word/2010/wordprocessingGroup" xmlns:wpi="http://schemas.microsoft.com/office/word/2010/wordprocessingInk" xmlns:wne="http://schemas.microsoft.com/office/word/2006/wordml" xmlns:wps="http://schemas.microsoft.com/office/word/2010/wordprocessingShape" mc:Ignorable="w14 w15 w16se w16cid w16 w16cex w16sdtdh w16sdtfl w16du wp14">
+  <w:p>
+    <w:pPr>
+      <w:pStyle w:val="Cabealho"/>
+    </w:pPr>
+  </w:p>
+</w:hdr>
+</file>
+
+<file path=word/header2.xml><?xml version="1.0" encoding="utf-8"?>
+<w:hdr xmlns:wpc="http://schemas.microsoft.com/office/word/2010/wordprocessingCanvas" xmlns:cx="http://schemas.microsoft.com/office/drawing/2014/chartex" xmlns:cx1="http://schemas.microsoft.com/office/drawing/2015/9/8/chartex" xmlns:cx2="http://schemas.microsoft.com/office/drawing/2015/10/21/chartex" xmlns:cx3="http://schemas.microsoft.com/office/drawing/2016/5/9/chartex" xmlns:cx4="http://schemas.microsoft.com/office/drawing/2016/5/10/chartex" xmlns:cx5="http://schemas.microsoft.com/office/drawing/2016/5/11/chartex" xmlns:cx6="http://schemas.microsoft.com/office/drawing/2016/5/12/chartex" xmlns:cx7="http://schemas.microsoft.com/office/drawing/2016/5/13/chartex" xmlns:cx8="http://schemas.microsoft.com/office/drawing/2016/5/14/chartex" xmlns:mc="http://schemas.openxmlformats.org/markup-compatibility/2006" xmlns:aink="http://schemas.microsoft.com/office/drawing/2016/ink" xmlns:am3d="http://schemas.microsoft.com/office/drawing/2017/model3d" xmlns:o="urn:schemas-microsoft-com:office:office" xmlns:oel="http://schemas.microsoft.com/office/2019/extlst" xmlns:r="http://schemas.openxmlformats.org/officeDocument/2006/relationships" xmlns:m="http://schemas.openxmlformats.org/officeDocument/2006/math" xmlns:v="urn:schemas-microsoft-com:vml" xmlns:wp14="http://schemas.microsoft.com/office/word/2010/wordprocessingDrawing" xmlns:wp="http://schemas.openxmlformats.org/drawingml/2006/wordprocessingDrawing" xmlns:w10="urn:schemas-microsoft-com:office:word" xmlns:w="http://schemas.openxmlformats.org/wordprocessingml/2006/main" xmlns:w14="http://schemas.microsoft.com/office/word/2010/wordml" xmlns:w15="http://schemas.microsoft.com/office/word/2012/wordml" xmlns:w16cex="http://schemas.microsoft.com/office/word/2018/wordml/cex" xmlns:w16cid="http://schemas.microsoft.com/office/word/2016/wordml/cid" xmlns:w16="http://schemas.microsoft.com/office/word/2018/wordml" xmlns:w16du="http://schemas.microsoft.com/office/word/2023/wordml/word16du" xmlns:w16sdtdh="http://schemas.microsoft.com/office/word/2020/wordml/sdtdatahash" xmlns:w16sdtfl="http://schemas.microsoft.com/office/word/2024/wordml/sdtformatlock" xmlns:w16se="http://schemas.microsoft.com/office/word/2015/wordml/symex" xmlns:wpg="http://schemas.microsoft.com/office/word/2010/wordprocessingGroup" xmlns:wpi="http://schemas.microsoft.com/office/word/2010/wordprocessingInk" xmlns:wne="http://schemas.microsoft.com/office/word/2006/wordml" xmlns:wps="http://schemas.microsoft.com/office/word/2010/wordprocessingShape" mc:Ignorable="w14 w15 w16se w16cid w16 w16cex w16sdtdh w16sdtfl w16du wp14">
   <w:tbl>
     <w:tblPr>
       <w:tblW w:w="9810" w:type="dxa"/>
@@ -1894,12 +1822,10 @@
             <w:jc w:val="left"/>
             <w:rPr>
               <w:sz w:val="18"/>
-              <w:lang w:val="fr-LU"/>
             </w:rPr>
           </w:pPr>
           <w:r>
             <w:rPr>
-              <w:noProof/>
               <w:sz w:val="18"/>
               <w:lang w:eastAsia="en-US"/>
             </w:rPr>
@@ -1968,7 +1894,6 @@
           <w:r>
             <w:rPr>
               <w:sz w:val="18"/>
-              <w:lang w:val="fr-LU"/>
             </w:rPr>
             <w:ptab w:relativeTo="margin" w:alignment="left" w:leader="none"/>
           </w:r>
@@ -1979,7 +1904,6 @@
             <w:jc w:val="center"/>
             <w:rPr>
               <w:sz w:val="18"/>
-              <w:lang w:val="fr-LU"/>
             </w:rPr>
           </w:pPr>
         </w:p>
@@ -1995,19 +1919,15 @@
             </w:tabs>
             <w:spacing w:after="0"/>
             <w:jc w:val="right"/>
-            <w:rPr>
-              <w:b/>
-              <w:sz w:val="16"/>
-              <w:lang w:val="fr-LU"/>
-            </w:rPr>
           </w:pPr>
           <w:r>
             <w:rPr>
               <w:b/>
+              <w:bCs/>
               <w:sz w:val="16"/>
-              <w:lang w:val="fr-LU"/>
+              <w:szCs w:val="16"/>
             </w:rPr>
-            <w:t>Version</w:t>
+            <w:t>Versão</w:t>
           </w:r>
         </w:p>
       </w:tc>
@@ -2028,14 +1948,12 @@
             <w:rPr>
               <w:sz w:val="16"/>
               <w:szCs w:val="16"/>
-              <w:lang w:val="fr-LU"/>
             </w:rPr>
           </w:pPr>
           <w:r>
             <w:rPr>
               <w:sz w:val="16"/>
               <w:szCs w:val="16"/>
-              <w:lang w:val="fr-LU"/>
             </w:rPr>
             <w:t>${VERSION}</w:t>
           </w:r>
@@ -2056,7 +1974,6 @@
             <w:jc w:val="center"/>
             <w:rPr>
               <w:sz w:val="18"/>
-              <w:lang w:val="fr-LU"/>
             </w:rPr>
           </w:pPr>
         </w:p>
@@ -2072,30 +1989,16 @@
             </w:tabs>
             <w:spacing w:after="0"/>
             <w:jc w:val="right"/>
-            <w:rPr>
-              <w:b/>
-              <w:sz w:val="16"/>
-              <w:lang w:val="fr-LU"/>
-            </w:rPr>
           </w:pPr>
           <w:r>
             <w:rPr>
               <w:b/>
+              <w:bCs/>
               <w:sz w:val="16"/>
-              <w:lang w:val="fr-LU"/>
+              <w:szCs w:val="16"/>
             </w:rPr>
-            <w:t xml:space="preserve">Document </w:t>
+            <w:t>Estado do documento</w:t>
           </w:r>
-          <w:proofErr w:type="spellStart"/>
-          <w:r>
-            <w:rPr>
-              <w:b/>
-              <w:sz w:val="16"/>
-              <w:lang w:val="fr-LU"/>
-            </w:rPr>
-            <w:t>status</w:t>
-          </w:r>
-          <w:proofErr w:type="spellEnd"/>
         </w:p>
       </w:tc>
       <w:tc>
@@ -2115,13 +2018,11 @@
             <w:rPr>
               <w:sz w:val="16"/>
               <w:szCs w:val="16"/>
-              <w:lang w:val="fr-LU"/>
             </w:rPr>
           </w:pPr>
           <w:r>
             <w:rPr>
               <w:sz w:val="16"/>
-              <w:lang w:val="fr-LU"/>
             </w:rPr>
             <w:t>${STATE}</w:t>
           </w:r>
@@ -2142,7 +2043,6 @@
             <w:jc w:val="center"/>
             <w:rPr>
               <w:sz w:val="18"/>
-              <w:lang w:val="fr-LU"/>
             </w:rPr>
           </w:pPr>
         </w:p>
@@ -2159,19 +2059,15 @@
             <w:spacing w:after="0"/>
             <w:ind w:left="-351"/>
             <w:jc w:val="right"/>
-            <w:rPr>
-              <w:b/>
-              <w:sz w:val="16"/>
-              <w:lang w:val="fr-LU"/>
-            </w:rPr>
           </w:pPr>
           <w:r>
             <w:rPr>
               <w:b/>
+              <w:bCs/>
               <w:sz w:val="16"/>
-              <w:lang w:val="fr-LU"/>
+              <w:szCs w:val="16"/>
             </w:rPr>
-            <w:t>Classification</w:t>
+            <w:t>Classificação</w:t>
           </w:r>
         </w:p>
       </w:tc>
@@ -2192,14 +2088,12 @@
             <w:rPr>
               <w:sz w:val="16"/>
               <w:szCs w:val="16"/>
-              <w:lang w:val="fr-LU"/>
             </w:rPr>
           </w:pPr>
           <w:r>
             <w:rPr>
               <w:sz w:val="16"/>
               <w:szCs w:val="16"/>
-              <w:lang w:val="fr-LU"/>
             </w:rPr>
             <w:t>${CLASSIFICATION}</w:t>
           </w:r>
@@ -2220,7 +2114,6 @@
             <w:jc w:val="center"/>
             <w:rPr>
               <w:sz w:val="18"/>
-              <w:lang w:val="fr-LU"/>
             </w:rPr>
           </w:pPr>
         </w:p>
@@ -2236,22 +2129,16 @@
             </w:tabs>
             <w:spacing w:after="0"/>
             <w:jc w:val="right"/>
-            <w:rPr>
-              <w:b/>
-              <w:sz w:val="16"/>
-              <w:lang w:val="fr-LU"/>
-            </w:rPr>
           </w:pPr>
-          <w:proofErr w:type="spellStart"/>
           <w:r>
             <w:rPr>
               <w:b/>
+              <w:bCs/>
               <w:sz w:val="16"/>
-              <w:lang w:val="fr-LU"/>
+              <w:szCs w:val="16"/>
             </w:rPr>
-            <w:t>Company</w:t>
+            <w:t>Empresa</w:t>
           </w:r>
-          <w:proofErr w:type="spellEnd"/>
         </w:p>
       </w:tc>
       <w:tc>
@@ -2271,24 +2158,14 @@
             <w:rPr>
               <w:sz w:val="16"/>
               <w:szCs w:val="16"/>
-              <w:lang w:val="fr-LU"/>
             </w:rPr>
           </w:pPr>
           <w:r>
             <w:rPr>
               <w:sz w:val="16"/>
               <w:szCs w:val="16"/>
-              <w:lang w:val="fr-LU"/>
             </w:rPr>
-            <w:t>${</w:t>
-          </w:r>
-          <w:r>
-            <w:rPr>
-              <w:sz w:val="16"/>
-              <w:szCs w:val="16"/>
-              <w:lang w:val="fr-LU"/>
-            </w:rPr>
-            <w:t>COMPANY}</w:t>
+            <w:t>${COMPANY}</w:t>
           </w:r>
         </w:p>
       </w:tc>
@@ -2310,7 +2187,6 @@
             <w:jc w:val="center"/>
             <w:rPr>
               <w:sz w:val="18"/>
-              <w:lang w:val="fr-LU"/>
             </w:rPr>
           </w:pPr>
         </w:p>
@@ -2329,30 +2205,16 @@
             </w:tabs>
             <w:spacing w:after="0"/>
             <w:jc w:val="right"/>
-            <w:rPr>
-              <w:b/>
-              <w:sz w:val="16"/>
-              <w:lang w:val="fr-LU"/>
-            </w:rPr>
           </w:pPr>
           <w:r>
             <w:rPr>
               <w:b/>
+              <w:bCs/>
               <w:sz w:val="16"/>
-              <w:lang w:val="fr-LU"/>
+              <w:szCs w:val="16"/>
             </w:rPr>
-            <w:t xml:space="preserve">Document </w:t>
+            <w:t>Nome do documento</w:t>
           </w:r>
-          <w:proofErr w:type="spellStart"/>
-          <w:r>
-            <w:rPr>
-              <w:b/>
-              <w:sz w:val="16"/>
-              <w:lang w:val="fr-LU"/>
-            </w:rPr>
-            <w:t>name</w:t>
-          </w:r>
-          <w:proofErr w:type="spellEnd"/>
         </w:p>
       </w:tc>
       <w:tc>
@@ -2375,14 +2237,12 @@
             <w:rPr>
               <w:sz w:val="16"/>
               <w:szCs w:val="16"/>
-              <w:lang w:val="de-CH"/>
             </w:rPr>
           </w:pPr>
           <w:r>
             <w:rPr>
               <w:sz w:val="16"/>
               <w:szCs w:val="16"/>
-              <w:lang w:val="de-CH"/>
             </w:rPr>
             <w:t>${DOCUMENT}</w:t>
           </w:r>
@@ -2392,18 +2252,79 @@
   </w:tbl>
   <w:p>
     <w:pPr>
-      <w:pStyle w:val="Header"/>
+      <w:pStyle w:val="Cabealho"/>
       <w:rPr>
         <w:sz w:val="2"/>
-        <w:lang w:val="de-CH"/>
       </w:rPr>
     </w:pPr>
   </w:p>
 </w:hdr>
 </file>
 
-<file path=word/header2.xml><?xml version="1.0" encoding="utf-8"?>
-<w:hdr xmlns:wpc="http://schemas.microsoft.com/office/word/2010/wordprocessingCanvas" xmlns:cx="http://schemas.microsoft.com/office/drawing/2014/chartex" xmlns:mc="http://schemas.openxmlformats.org/markup-compatibility/2006" xmlns:o="urn:schemas-microsoft-com:office:office" xmlns:r="http://schemas.openxmlformats.org/officeDocument/2006/relationships" xmlns:m="http://schemas.openxmlformats.org/officeDocument/2006/math" xmlns:v="urn:schemas-microsoft-com:vml" xmlns:wp14="http://schemas.microsoft.com/office/word/2010/wordprocessingDrawing" xmlns:wp="http://schemas.openxmlformats.org/drawingml/2006/wordprocessingDrawing" xmlns:w10="urn:schemas-microsoft-com:office:word" xmlns:w="http://schemas.openxmlformats.org/wordprocessingml/2006/main" xmlns:w14="http://schemas.microsoft.com/office/word/2010/wordml" xmlns:w15="http://schemas.microsoft.com/office/word/2012/wordml" xmlns:w16se="http://schemas.microsoft.com/office/word/2015/wordml/symex" xmlns:wpg="http://schemas.microsoft.com/office/word/2010/wordprocessingGroup" xmlns:wpi="http://schemas.microsoft.com/office/word/2010/wordprocessingInk" xmlns:wne="http://schemas.microsoft.com/office/word/2006/wordml" xmlns:wps="http://schemas.microsoft.com/office/word/2010/wordprocessingShape" mc:Ignorable="w14 w15 w16se wp14">
+<file path=word/header3.xml><?xml version="1.0" encoding="utf-8"?>
+<w:hdr xmlns:wpc="http://schemas.microsoft.com/office/word/2010/wordprocessingCanvas" xmlns:cx="http://schemas.microsoft.com/office/drawing/2014/chartex" xmlns:cx1="http://schemas.microsoft.com/office/drawing/2015/9/8/chartex" xmlns:cx2="http://schemas.microsoft.com/office/drawing/2015/10/21/chartex" xmlns:cx3="http://schemas.microsoft.com/office/drawing/2016/5/9/chartex" xmlns:cx4="http://schemas.microsoft.com/office/drawing/2016/5/10/chartex" xmlns:cx5="http://schemas.microsoft.com/office/drawing/2016/5/11/chartex" xmlns:cx6="http://schemas.microsoft.com/office/drawing/2016/5/12/chartex" xmlns:cx7="http://schemas.microsoft.com/office/drawing/2016/5/13/chartex" xmlns:cx8="http://schemas.microsoft.com/office/drawing/2016/5/14/chartex" xmlns:mc="http://schemas.openxmlformats.org/markup-compatibility/2006" xmlns:aink="http://schemas.microsoft.com/office/drawing/2016/ink" xmlns:am3d="http://schemas.microsoft.com/office/drawing/2017/model3d" xmlns:o="urn:schemas-microsoft-com:office:office" xmlns:oel="http://schemas.microsoft.com/office/2019/extlst" xmlns:r="http://schemas.openxmlformats.org/officeDocument/2006/relationships" xmlns:m="http://schemas.openxmlformats.org/officeDocument/2006/math" xmlns:v="urn:schemas-microsoft-com:vml" xmlns:wp14="http://schemas.microsoft.com/office/word/2010/wordprocessingDrawing" xmlns:wp="http://schemas.openxmlformats.org/drawingml/2006/wordprocessingDrawing" xmlns:w10="urn:schemas-microsoft-com:office:word" xmlns:w="http://schemas.openxmlformats.org/wordprocessingml/2006/main" xmlns:w14="http://schemas.microsoft.com/office/word/2010/wordml" xmlns:w15="http://schemas.microsoft.com/office/word/2012/wordml" xmlns:w16cex="http://schemas.microsoft.com/office/word/2018/wordml/cex" xmlns:w16cid="http://schemas.microsoft.com/office/word/2016/wordml/cid" xmlns:w16="http://schemas.microsoft.com/office/word/2018/wordml" xmlns:w16du="http://schemas.microsoft.com/office/word/2023/wordml/word16du" xmlns:w16sdtdh="http://schemas.microsoft.com/office/word/2020/wordml/sdtdatahash" xmlns:w16sdtfl="http://schemas.microsoft.com/office/word/2024/wordml/sdtformatlock" xmlns:w16se="http://schemas.microsoft.com/office/word/2015/wordml/symex" xmlns:wpg="http://schemas.microsoft.com/office/word/2010/wordprocessingGroup" xmlns:wpi="http://schemas.microsoft.com/office/word/2010/wordprocessingInk" xmlns:wne="http://schemas.microsoft.com/office/word/2006/wordml" xmlns:wps="http://schemas.microsoft.com/office/word/2010/wordprocessingShape" mc:Ignorable="w14 w15 w16se w16cid w16 w16cex w16sdtdh w16sdtfl w16du wp14">
+  <w:tbl>
+    <w:tblPr>
+      <w:tblW w:w="0" w:type="auto"/>
+      <w:tblLayout w:type="fixed"/>
+      <w:tblLook w:val="06A0" w:firstRow="1" w:lastRow="0" w:firstColumn="1" w:lastColumn="0" w:noHBand="1" w:noVBand="1"/>
+    </w:tblPr>
+    <w:tblGrid>
+      <w:gridCol w:w="3445"/>
+      <w:gridCol w:w="3445"/>
+      <w:gridCol w:w="3445"/>
+    </w:tblGrid>
+    <w:tr>
+      <w:trPr>
+        <w:trHeight w:val="300"/>
+      </w:trPr>
+      <w:tc>
+        <w:tcPr>
+          <w:tcW w:w="3445" w:type="dxa"/>
+        </w:tcPr>
+        <w:p>
+          <w:pPr>
+            <w:pStyle w:val="Cabealho"/>
+            <w:ind w:left="-115"/>
+            <w:jc w:val="left"/>
+          </w:pPr>
+        </w:p>
+      </w:tc>
+      <w:tc>
+        <w:tcPr>
+          <w:tcW w:w="3445" w:type="dxa"/>
+        </w:tcPr>
+        <w:p>
+          <w:pPr>
+            <w:pStyle w:val="Cabealho"/>
+            <w:jc w:val="center"/>
+          </w:pPr>
+        </w:p>
+      </w:tc>
+      <w:tc>
+        <w:tcPr>
+          <w:tcW w:w="3445" w:type="dxa"/>
+        </w:tcPr>
+        <w:p>
+          <w:pPr>
+            <w:pStyle w:val="Cabealho"/>
+            <w:ind w:right="-115"/>
+            <w:jc w:val="right"/>
+          </w:pPr>
+        </w:p>
+      </w:tc>
+    </w:tr>
+  </w:tbl>
+  <w:p>
+    <w:pPr>
+      <w:pStyle w:val="Cabealho"/>
+    </w:pPr>
+  </w:p>
+</w:hdr>
+</file>
+
+<file path=word/header4.xml><?xml version="1.0" encoding="utf-8"?>
+<w:hdr xmlns:wpc="http://schemas.microsoft.com/office/word/2010/wordprocessingCanvas" xmlns:cx="http://schemas.microsoft.com/office/drawing/2014/chartex" xmlns:cx1="http://schemas.microsoft.com/office/drawing/2015/9/8/chartex" xmlns:cx2="http://schemas.microsoft.com/office/drawing/2015/10/21/chartex" xmlns:cx3="http://schemas.microsoft.com/office/drawing/2016/5/9/chartex" xmlns:cx4="http://schemas.microsoft.com/office/drawing/2016/5/10/chartex" xmlns:cx5="http://schemas.microsoft.com/office/drawing/2016/5/11/chartex" xmlns:cx6="http://schemas.microsoft.com/office/drawing/2016/5/12/chartex" xmlns:cx7="http://schemas.microsoft.com/office/drawing/2016/5/13/chartex" xmlns:cx8="http://schemas.microsoft.com/office/drawing/2016/5/14/chartex" xmlns:mc="http://schemas.openxmlformats.org/markup-compatibility/2006" xmlns:aink="http://schemas.microsoft.com/office/drawing/2016/ink" xmlns:am3d="http://schemas.microsoft.com/office/drawing/2017/model3d" xmlns:o="urn:schemas-microsoft-com:office:office" xmlns:oel="http://schemas.microsoft.com/office/2019/extlst" xmlns:r="http://schemas.openxmlformats.org/officeDocument/2006/relationships" xmlns:m="http://schemas.openxmlformats.org/officeDocument/2006/math" xmlns:v="urn:schemas-microsoft-com:vml" xmlns:wp14="http://schemas.microsoft.com/office/word/2010/wordprocessingDrawing" xmlns:wp="http://schemas.openxmlformats.org/drawingml/2006/wordprocessingDrawing" xmlns:w10="urn:schemas-microsoft-com:office:word" xmlns:w="http://schemas.openxmlformats.org/wordprocessingml/2006/main" xmlns:w14="http://schemas.microsoft.com/office/word/2010/wordml" xmlns:w15="http://schemas.microsoft.com/office/word/2012/wordml" xmlns:w16cex="http://schemas.microsoft.com/office/word/2018/wordml/cex" xmlns:w16cid="http://schemas.microsoft.com/office/word/2016/wordml/cid" xmlns:w16="http://schemas.microsoft.com/office/word/2018/wordml" xmlns:w16du="http://schemas.microsoft.com/office/word/2023/wordml/word16du" xmlns:w16sdtdh="http://schemas.microsoft.com/office/word/2020/wordml/sdtdatahash" xmlns:w16sdtfl="http://schemas.microsoft.com/office/word/2024/wordml/sdtformatlock" xmlns:w16se="http://schemas.microsoft.com/office/word/2015/wordml/symex" xmlns:wpg="http://schemas.microsoft.com/office/word/2010/wordprocessingGroup" xmlns:wpi="http://schemas.microsoft.com/office/word/2010/wordprocessingInk" xmlns:wne="http://schemas.microsoft.com/office/word/2006/wordml" xmlns:wps="http://schemas.microsoft.com/office/word/2010/wordprocessingShape" mc:Ignorable="w14 w15 w16se w16cid w16 w16cex w16sdtdh w16sdtfl w16du wp14">
   <w:tbl>
     <w:tblPr>
       <w:tblW w:w="14097" w:type="dxa"/>
@@ -2429,12 +2350,10 @@
             <w:jc w:val="left"/>
             <w:rPr>
               <w:sz w:val="18"/>
-              <w:lang w:val="fr-LU"/>
             </w:rPr>
           </w:pPr>
           <w:r>
             <w:rPr>
-              <w:noProof/>
               <w:sz w:val="18"/>
               <w:lang w:eastAsia="en-US"/>
             </w:rPr>
@@ -2503,7 +2422,6 @@
           <w:r>
             <w:rPr>
               <w:sz w:val="18"/>
-              <w:lang w:val="fr-LU"/>
             </w:rPr>
             <w:ptab w:relativeTo="margin" w:alignment="left" w:leader="none"/>
           </w:r>
@@ -2514,7 +2432,6 @@
             <w:jc w:val="center"/>
             <w:rPr>
               <w:sz w:val="18"/>
-              <w:lang w:val="fr-LU"/>
             </w:rPr>
           </w:pPr>
         </w:p>
@@ -2530,19 +2447,15 @@
             </w:tabs>
             <w:spacing w:after="0"/>
             <w:jc w:val="right"/>
-            <w:rPr>
-              <w:b/>
-              <w:sz w:val="16"/>
-              <w:lang w:val="fr-LU"/>
-            </w:rPr>
           </w:pPr>
           <w:r>
             <w:rPr>
               <w:b/>
+              <w:bCs/>
               <w:sz w:val="16"/>
-              <w:lang w:val="fr-LU"/>
+              <w:szCs w:val="16"/>
             </w:rPr>
-            <w:t>Version</w:t>
+            <w:t>Versão</w:t>
           </w:r>
         </w:p>
       </w:tc>
@@ -2563,14 +2476,12 @@
             <w:rPr>
               <w:sz w:val="16"/>
               <w:szCs w:val="16"/>
-              <w:lang w:val="fr-LU"/>
             </w:rPr>
           </w:pPr>
           <w:r>
             <w:rPr>
               <w:sz w:val="16"/>
               <w:szCs w:val="16"/>
-              <w:lang w:val="fr-LU"/>
             </w:rPr>
             <w:t>${VERSION}</w:t>
           </w:r>
@@ -2591,7 +2502,6 @@
             <w:jc w:val="center"/>
             <w:rPr>
               <w:sz w:val="18"/>
-              <w:lang w:val="fr-LU"/>
             </w:rPr>
           </w:pPr>
         </w:p>
@@ -2607,30 +2517,16 @@
             </w:tabs>
             <w:spacing w:after="0"/>
             <w:jc w:val="right"/>
-            <w:rPr>
-              <w:b/>
-              <w:sz w:val="16"/>
-              <w:lang w:val="fr-LU"/>
-            </w:rPr>
           </w:pPr>
           <w:r>
             <w:rPr>
               <w:b/>
+              <w:bCs/>
               <w:sz w:val="16"/>
-              <w:lang w:val="fr-LU"/>
+              <w:szCs w:val="16"/>
             </w:rPr>
-            <w:t xml:space="preserve">Document </w:t>
+            <w:t>Estado do documento</w:t>
           </w:r>
-          <w:proofErr w:type="spellStart"/>
-          <w:r>
-            <w:rPr>
-              <w:b/>
-              <w:sz w:val="16"/>
-              <w:lang w:val="fr-LU"/>
-            </w:rPr>
-            <w:t>status</w:t>
-          </w:r>
-          <w:proofErr w:type="spellEnd"/>
         </w:p>
       </w:tc>
       <w:tc>
@@ -2650,13 +2546,11 @@
             <w:rPr>
               <w:sz w:val="16"/>
               <w:szCs w:val="16"/>
-              <w:lang w:val="fr-LU"/>
             </w:rPr>
           </w:pPr>
           <w:r>
             <w:rPr>
               <w:sz w:val="16"/>
-              <w:lang w:val="fr-LU"/>
             </w:rPr>
             <w:t>${STATE}</w:t>
           </w:r>
@@ -2677,7 +2571,6 @@
             <w:jc w:val="center"/>
             <w:rPr>
               <w:sz w:val="18"/>
-              <w:lang w:val="fr-LU"/>
             </w:rPr>
           </w:pPr>
         </w:p>
@@ -2694,19 +2587,15 @@
             <w:spacing w:after="0"/>
             <w:ind w:left="-351"/>
             <w:jc w:val="right"/>
-            <w:rPr>
-              <w:b/>
-              <w:sz w:val="16"/>
-              <w:lang w:val="fr-LU"/>
-            </w:rPr>
           </w:pPr>
           <w:r>
             <w:rPr>
               <w:b/>
+              <w:bCs/>
               <w:sz w:val="16"/>
-              <w:lang w:val="fr-LU"/>
+              <w:szCs w:val="16"/>
             </w:rPr>
-            <w:t>Classification</w:t>
+            <w:t>Classificação</w:t>
           </w:r>
         </w:p>
       </w:tc>
@@ -2727,14 +2616,12 @@
             <w:rPr>
               <w:sz w:val="16"/>
               <w:szCs w:val="16"/>
-              <w:lang w:val="fr-LU"/>
             </w:rPr>
           </w:pPr>
           <w:r>
             <w:rPr>
               <w:sz w:val="16"/>
               <w:szCs w:val="16"/>
-              <w:lang w:val="fr-LU"/>
             </w:rPr>
             <w:t>${CLASSIFICATION}</w:t>
           </w:r>
@@ -2755,7 +2642,6 @@
             <w:jc w:val="center"/>
             <w:rPr>
               <w:sz w:val="18"/>
-              <w:lang w:val="fr-LU"/>
             </w:rPr>
           </w:pPr>
         </w:p>
@@ -2771,22 +2657,16 @@
             </w:tabs>
             <w:spacing w:after="0"/>
             <w:jc w:val="right"/>
-            <w:rPr>
-              <w:b/>
-              <w:sz w:val="16"/>
-              <w:lang w:val="fr-LU"/>
-            </w:rPr>
           </w:pPr>
-          <w:proofErr w:type="spellStart"/>
           <w:r>
             <w:rPr>
               <w:b/>
+              <w:bCs/>
               <w:sz w:val="16"/>
-              <w:lang w:val="fr-LU"/>
+              <w:szCs w:val="16"/>
             </w:rPr>
-            <w:t>Company</w:t>
+            <w:t>Empresa</w:t>
           </w:r>
-          <w:proofErr w:type="spellEnd"/>
         </w:p>
       </w:tc>
       <w:tc>
@@ -2806,24 +2686,14 @@
             <w:rPr>
               <w:sz w:val="16"/>
               <w:szCs w:val="16"/>
-              <w:lang w:val="fr-LU"/>
             </w:rPr>
           </w:pPr>
           <w:r>
             <w:rPr>
               <w:sz w:val="16"/>
               <w:szCs w:val="16"/>
-              <w:lang w:val="fr-LU"/>
             </w:rPr>
-            <w:t>${</w:t>
-          </w:r>
-          <w:r>
-            <w:rPr>
-              <w:sz w:val="16"/>
-              <w:szCs w:val="16"/>
-              <w:lang w:val="fr-LU"/>
-            </w:rPr>
-            <w:t>COMPANY}</w:t>
+            <w:t>${COMPANY}</w:t>
           </w:r>
         </w:p>
       </w:tc>
@@ -2845,7 +2715,6 @@
             <w:jc w:val="center"/>
             <w:rPr>
               <w:sz w:val="18"/>
-              <w:lang w:val="fr-LU"/>
             </w:rPr>
           </w:pPr>
         </w:p>
@@ -2864,30 +2733,16 @@
             </w:tabs>
             <w:spacing w:after="0"/>
             <w:jc w:val="right"/>
-            <w:rPr>
-              <w:b/>
-              <w:sz w:val="16"/>
-              <w:lang w:val="fr-LU"/>
-            </w:rPr>
           </w:pPr>
           <w:r>
             <w:rPr>
               <w:b/>
+              <w:bCs/>
               <w:sz w:val="16"/>
-              <w:lang w:val="fr-LU"/>
+              <w:szCs w:val="16"/>
             </w:rPr>
-            <w:t xml:space="preserve">Document </w:t>
+            <w:t>Nome do documento</w:t>
           </w:r>
-          <w:proofErr w:type="spellStart"/>
-          <w:r>
-            <w:rPr>
-              <w:b/>
-              <w:sz w:val="16"/>
-              <w:lang w:val="fr-LU"/>
-            </w:rPr>
-            <w:t>name</w:t>
-          </w:r>
-          <w:proofErr w:type="spellEnd"/>
         </w:p>
       </w:tc>
       <w:tc>
@@ -2910,14 +2765,12 @@
             <w:rPr>
               <w:sz w:val="16"/>
               <w:szCs w:val="16"/>
-              <w:lang w:val="de-CH"/>
             </w:rPr>
           </w:pPr>
           <w:r>
             <w:rPr>
               <w:sz w:val="16"/>
               <w:szCs w:val="16"/>
-              <w:lang w:val="de-CH"/>
             </w:rPr>
             <w:t>${DOCUMENT}</w:t>
           </w:r>
@@ -2927,18 +2780,79 @@
   </w:tbl>
   <w:p>
     <w:pPr>
-      <w:pStyle w:val="Header"/>
+      <w:pStyle w:val="Cabealho"/>
       <w:rPr>
         <w:sz w:val="2"/>
-        <w:lang w:val="de-CH"/>
-      </w:rPr>
+      </w:rPr>
+    </w:pPr>
+  </w:p>
+</w:hdr>
+</file>
+
+<file path=word/header5.xml><?xml version="1.0" encoding="utf-8"?>
+<w:hdr xmlns:wpc="http://schemas.microsoft.com/office/word/2010/wordprocessingCanvas" xmlns:cx="http://schemas.microsoft.com/office/drawing/2014/chartex" xmlns:cx1="http://schemas.microsoft.com/office/drawing/2015/9/8/chartex" xmlns:cx2="http://schemas.microsoft.com/office/drawing/2015/10/21/chartex" xmlns:cx3="http://schemas.microsoft.com/office/drawing/2016/5/9/chartex" xmlns:cx4="http://schemas.microsoft.com/office/drawing/2016/5/10/chartex" xmlns:cx5="http://schemas.microsoft.com/office/drawing/2016/5/11/chartex" xmlns:cx6="http://schemas.microsoft.com/office/drawing/2016/5/12/chartex" xmlns:cx7="http://schemas.microsoft.com/office/drawing/2016/5/13/chartex" xmlns:cx8="http://schemas.microsoft.com/office/drawing/2016/5/14/chartex" xmlns:mc="http://schemas.openxmlformats.org/markup-compatibility/2006" xmlns:aink="http://schemas.microsoft.com/office/drawing/2016/ink" xmlns:am3d="http://schemas.microsoft.com/office/drawing/2017/model3d" xmlns:o="urn:schemas-microsoft-com:office:office" xmlns:oel="http://schemas.microsoft.com/office/2019/extlst" xmlns:r="http://schemas.openxmlformats.org/officeDocument/2006/relationships" xmlns:m="http://schemas.openxmlformats.org/officeDocument/2006/math" xmlns:v="urn:schemas-microsoft-com:vml" xmlns:wp14="http://schemas.microsoft.com/office/word/2010/wordprocessingDrawing" xmlns:wp="http://schemas.openxmlformats.org/drawingml/2006/wordprocessingDrawing" xmlns:w10="urn:schemas-microsoft-com:office:word" xmlns:w="http://schemas.openxmlformats.org/wordprocessingml/2006/main" xmlns:w14="http://schemas.microsoft.com/office/word/2010/wordml" xmlns:w15="http://schemas.microsoft.com/office/word/2012/wordml" xmlns:w16cex="http://schemas.microsoft.com/office/word/2018/wordml/cex" xmlns:w16cid="http://schemas.microsoft.com/office/word/2016/wordml/cid" xmlns:w16="http://schemas.microsoft.com/office/word/2018/wordml" xmlns:w16du="http://schemas.microsoft.com/office/word/2023/wordml/word16du" xmlns:w16sdtdh="http://schemas.microsoft.com/office/word/2020/wordml/sdtdatahash" xmlns:w16sdtfl="http://schemas.microsoft.com/office/word/2024/wordml/sdtformatlock" xmlns:w16se="http://schemas.microsoft.com/office/word/2015/wordml/symex" xmlns:wpg="http://schemas.microsoft.com/office/word/2010/wordprocessingGroup" xmlns:wpi="http://schemas.microsoft.com/office/word/2010/wordprocessingInk" xmlns:wne="http://schemas.microsoft.com/office/word/2006/wordml" xmlns:wps="http://schemas.microsoft.com/office/word/2010/wordprocessingShape" mc:Ignorable="w14 w15 w16se w16cid w16 w16cex w16sdtdh w16sdtfl w16du wp14">
+  <w:tbl>
+    <w:tblPr>
+      <w:tblW w:w="0" w:type="auto"/>
+      <w:tblLayout w:type="fixed"/>
+      <w:tblLook w:val="06A0" w:firstRow="1" w:lastRow="0" w:firstColumn="1" w:lastColumn="0" w:noHBand="1" w:noVBand="1"/>
+    </w:tblPr>
+    <w:tblGrid>
+      <w:gridCol w:w="4750"/>
+      <w:gridCol w:w="4750"/>
+      <w:gridCol w:w="4750"/>
+    </w:tblGrid>
+    <w:tr>
+      <w:trPr>
+        <w:trHeight w:val="300"/>
+      </w:trPr>
+      <w:tc>
+        <w:tcPr>
+          <w:tcW w:w="4750" w:type="dxa"/>
+        </w:tcPr>
+        <w:p>
+          <w:pPr>
+            <w:pStyle w:val="Cabealho"/>
+            <w:ind w:left="-115"/>
+            <w:jc w:val="left"/>
+          </w:pPr>
+        </w:p>
+      </w:tc>
+      <w:tc>
+        <w:tcPr>
+          <w:tcW w:w="4750" w:type="dxa"/>
+        </w:tcPr>
+        <w:p>
+          <w:pPr>
+            <w:pStyle w:val="Cabealho"/>
+            <w:jc w:val="center"/>
+          </w:pPr>
+        </w:p>
+      </w:tc>
+      <w:tc>
+        <w:tcPr>
+          <w:tcW w:w="4750" w:type="dxa"/>
+        </w:tcPr>
+        <w:p>
+          <w:pPr>
+            <w:pStyle w:val="Cabealho"/>
+            <w:ind w:right="-115"/>
+            <w:jc w:val="right"/>
+          </w:pPr>
+        </w:p>
+      </w:tc>
+    </w:tr>
+  </w:tbl>
+  <w:p>
+    <w:pPr>
+      <w:pStyle w:val="Cabealho"/>
     </w:pPr>
   </w:p>
 </w:hdr>
 </file>
 
 <file path=word/numbering.xml><?xml version="1.0" encoding="utf-8"?>
-<w:numbering xmlns:wpc="http://schemas.microsoft.com/office/word/2010/wordprocessingCanvas" xmlns:cx="http://schemas.microsoft.com/office/drawing/2014/chartex" xmlns:mc="http://schemas.openxmlformats.org/markup-compatibility/2006" xmlns:o="urn:schemas-microsoft-com:office:office" xmlns:r="http://schemas.openxmlformats.org/officeDocument/2006/relationships" xmlns:m="http://schemas.openxmlformats.org/officeDocument/2006/math" xmlns:v="urn:schemas-microsoft-com:vml" xmlns:wp14="http://schemas.microsoft.com/office/word/2010/wordprocessingDrawing" xmlns:wp="http://schemas.openxmlformats.org/drawingml/2006/wordprocessingDrawing" xmlns:w10="urn:schemas-microsoft-com:office:word" xmlns:w="http://schemas.openxmlformats.org/wordprocessingml/2006/main" xmlns:w14="http://schemas.microsoft.com/office/word/2010/wordml" xmlns:w15="http://schemas.microsoft.com/office/word/2012/wordml" xmlns:w16se="http://schemas.microsoft.com/office/word/2015/wordml/symex" xmlns:wpg="http://schemas.microsoft.com/office/word/2010/wordprocessingGroup" xmlns:wpi="http://schemas.microsoft.com/office/word/2010/wordprocessingInk" xmlns:wne="http://schemas.microsoft.com/office/word/2006/wordml" xmlns:wps="http://schemas.microsoft.com/office/word/2010/wordprocessingShape" mc:Ignorable="w14 w15 w16se wp14">
+<w:numbering xmlns:wpc="http://schemas.microsoft.com/office/word/2010/wordprocessingCanvas" xmlns:cx="http://schemas.microsoft.com/office/drawing/2014/chartex" xmlns:cx1="http://schemas.microsoft.com/office/drawing/2015/9/8/chartex" xmlns:cx2="http://schemas.microsoft.com/office/drawing/2015/10/21/chartex" xmlns:cx3="http://schemas.microsoft.com/office/drawing/2016/5/9/chartex" xmlns:cx4="http://schemas.microsoft.com/office/drawing/2016/5/10/chartex" xmlns:cx5="http://schemas.microsoft.com/office/drawing/2016/5/11/chartex" xmlns:cx6="http://schemas.microsoft.com/office/drawing/2016/5/12/chartex" xmlns:cx7="http://schemas.microsoft.com/office/drawing/2016/5/13/chartex" xmlns:cx8="http://schemas.microsoft.com/office/drawing/2016/5/14/chartex" xmlns:mc="http://schemas.openxmlformats.org/markup-compatibility/2006" xmlns:aink="http://schemas.microsoft.com/office/drawing/2016/ink" xmlns:am3d="http://schemas.microsoft.com/office/drawing/2017/model3d" xmlns:o="urn:schemas-microsoft-com:office:office" xmlns:oel="http://schemas.microsoft.com/office/2019/extlst" xmlns:r="http://schemas.openxmlformats.org/officeDocument/2006/relationships" xmlns:m="http://schemas.openxmlformats.org/officeDocument/2006/math" xmlns:v="urn:schemas-microsoft-com:vml" xmlns:wp14="http://schemas.microsoft.com/office/word/2010/wordprocessingDrawing" xmlns:wp="http://schemas.openxmlformats.org/drawingml/2006/wordprocessingDrawing" xmlns:w10="urn:schemas-microsoft-com:office:word" xmlns:w="http://schemas.openxmlformats.org/wordprocessingml/2006/main" xmlns:w14="http://schemas.microsoft.com/office/word/2010/wordml" xmlns:w15="http://schemas.microsoft.com/office/word/2012/wordml" xmlns:w16cex="http://schemas.microsoft.com/office/word/2018/wordml/cex" xmlns:w16cid="http://schemas.microsoft.com/office/word/2016/wordml/cid" xmlns:w16="http://schemas.microsoft.com/office/word/2018/wordml" xmlns:w16du="http://schemas.microsoft.com/office/word/2023/wordml/word16du" xmlns:w16sdtdh="http://schemas.microsoft.com/office/word/2020/wordml/sdtdatahash" xmlns:w16sdtfl="http://schemas.microsoft.com/office/word/2024/wordml/sdtformatlock" xmlns:w16se="http://schemas.microsoft.com/office/word/2015/wordml/symex" xmlns:wpg="http://schemas.microsoft.com/office/word/2010/wordprocessingGroup" xmlns:wpi="http://schemas.microsoft.com/office/word/2010/wordprocessingInk" xmlns:wne="http://schemas.microsoft.com/office/word/2006/wordml" xmlns:wps="http://schemas.microsoft.com/office/word/2010/wordprocessingShape" mc:Ignorable="w14 w15 w16se w16cid w16 w16cex w16sdtdh w16sdtfl w16du wp14">
   <w:abstractNum w:abstractNumId="0" w15:restartNumberingAfterBreak="0">
     <w:nsid w:val="17567982"/>
     <w:multiLevelType w:val="multilevel"/>
@@ -4264,40 +4178,40 @@
       </w:pPr>
     </w:lvl>
   </w:abstractNum>
-  <w:num w:numId="1">
+  <w:num w:numId="1" w16cid:durableId="60829060">
     <w:abstractNumId w:val="2"/>
   </w:num>
-  <w:num w:numId="2">
+  <w:num w:numId="2" w16cid:durableId="1755973046">
     <w:abstractNumId w:val="8"/>
   </w:num>
-  <w:num w:numId="3">
+  <w:num w:numId="3" w16cid:durableId="1492910686">
     <w:abstractNumId w:val="9"/>
   </w:num>
-  <w:num w:numId="4">
+  <w:num w:numId="4" w16cid:durableId="1896701250">
     <w:abstractNumId w:val="7"/>
   </w:num>
-  <w:num w:numId="5">
+  <w:num w:numId="5" w16cid:durableId="2136212264">
     <w:abstractNumId w:val="6"/>
   </w:num>
-  <w:num w:numId="6">
+  <w:num w:numId="6" w16cid:durableId="1075201711">
     <w:abstractNumId w:val="10"/>
   </w:num>
-  <w:num w:numId="7">
+  <w:num w:numId="7" w16cid:durableId="1013187719">
     <w:abstractNumId w:val="1"/>
   </w:num>
-  <w:num w:numId="8">
+  <w:num w:numId="8" w16cid:durableId="89084949">
     <w:abstractNumId w:val="2"/>
   </w:num>
-  <w:num w:numId="9">
+  <w:num w:numId="9" w16cid:durableId="1087073399">
     <w:abstractNumId w:val="0"/>
   </w:num>
-  <w:num w:numId="10">
+  <w:num w:numId="10" w16cid:durableId="1527209262">
     <w:abstractNumId w:val="4"/>
   </w:num>
-  <w:num w:numId="11">
+  <w:num w:numId="11" w16cid:durableId="16085295">
     <w:abstractNumId w:val="3"/>
   </w:num>
-  <w:num w:numId="12">
+  <w:num w:numId="12" w16cid:durableId="1339432260">
     <w:abstractNumId w:val="5"/>
   </w:num>
   <w:numIdMacAtCleanup w:val="9"/>
@@ -4305,7 +4219,7 @@
 </file>
 
 <file path=word/styles.xml><?xml version="1.0" encoding="utf-8"?>
-<w:styles xmlns:mc="http://schemas.openxmlformats.org/markup-compatibility/2006" xmlns:r="http://schemas.openxmlformats.org/officeDocument/2006/relationships" xmlns:w="http://schemas.openxmlformats.org/wordprocessingml/2006/main" xmlns:w14="http://schemas.microsoft.com/office/word/2010/wordml" xmlns:w15="http://schemas.microsoft.com/office/word/2012/wordml" xmlns:w16se="http://schemas.microsoft.com/office/word/2015/wordml/symex" mc:Ignorable="w14 w15 w16se">
+<w:styles xmlns:mc="http://schemas.openxmlformats.org/markup-compatibility/2006" xmlns:r="http://schemas.openxmlformats.org/officeDocument/2006/relationships" xmlns:w="http://schemas.openxmlformats.org/wordprocessingml/2006/main" xmlns:w14="http://schemas.microsoft.com/office/word/2010/wordml" xmlns:w15="http://schemas.microsoft.com/office/word/2012/wordml" xmlns:w16cex="http://schemas.microsoft.com/office/word/2018/wordml/cex" xmlns:w16cid="http://schemas.microsoft.com/office/word/2016/wordml/cid" xmlns:w16="http://schemas.microsoft.com/office/word/2018/wordml" xmlns:w16du="http://schemas.microsoft.com/office/word/2023/wordml/word16du" xmlns:w16sdtdh="http://schemas.microsoft.com/office/word/2020/wordml/sdtdatahash" xmlns:w16sdtfl="http://schemas.microsoft.com/office/word/2024/wordml/sdtformatlock" xmlns:w16se="http://schemas.microsoft.com/office/word/2015/wordml/symex" mc:Ignorable="w14 w15 w16se w16cid w16 w16cex w16sdtdh w16sdtfl w16du">
   <w:docDefaults>
     <w:rPrDefault>
       <w:rPr>
@@ -4321,7 +4235,7 @@
       </w:pPr>
     </w:pPrDefault>
   </w:docDefaults>
-  <w:latentStyles w:defLockedState="0" w:defUIPriority="99" w:defSemiHidden="0" w:defUnhideWhenUsed="0" w:defQFormat="0" w:count="371">
+  <w:latentStyles w:defLockedState="0" w:defUIPriority="99" w:defSemiHidden="0" w:defUnhideWhenUsed="0" w:defQFormat="0" w:count="376">
     <w:lsdException w:name="Normal" w:uiPriority="0" w:qFormat="1"/>
     <w:lsdException w:name="heading 1" w:uiPriority="9" w:qFormat="1"/>
     <w:lsdException w:name="heading 2" w:semiHidden="1" w:uiPriority="0" w:unhideWhenUsed="1" w:qFormat="1"/>
@@ -4684,6 +4598,11 @@
     <w:lsdException w:name="List Table 5 Dark Accent 6" w:uiPriority="50"/>
     <w:lsdException w:name="List Table 6 Colorful Accent 6" w:uiPriority="51"/>
     <w:lsdException w:name="List Table 7 Colorful Accent 6" w:uiPriority="52"/>
+    <w:lsdException w:name="Mention" w:semiHidden="1" w:unhideWhenUsed="1"/>
+    <w:lsdException w:name="Smart Hyperlink" w:semiHidden="1" w:unhideWhenUsed="1"/>
+    <w:lsdException w:name="Hashtag" w:semiHidden="1" w:unhideWhenUsed="1"/>
+    <w:lsdException w:name="Unresolved Mention" w:semiHidden="1" w:unhideWhenUsed="1"/>
+    <w:lsdException w:name="Smart Link" w:semiHidden="1" w:unhideWhenUsed="1"/>
   </w:latentStyles>
   <w:style w:type="paragraph" w:default="1" w:styleId="Normal">
     <w:name w:val="Normal"/>
@@ -4696,15 +4615,15 @@
     </w:pPr>
     <w:rPr>
       <w:rFonts w:ascii="Century Schoolbook" w:hAnsi="Century Schoolbook" w:cs="Arial"/>
-      <w:lang w:val="en-US" w:eastAsia="fr-FR"/>
-    </w:rPr>
-  </w:style>
-  <w:style w:type="paragraph" w:styleId="Heading1">
+      <w:lang w:val="pt-PT" w:eastAsia="fr-FR"/>
+    </w:rPr>
+  </w:style>
+  <w:style w:type="paragraph" w:styleId="Ttulo1">
     <w:name w:val="heading 1"/>
     <w:aliases w:val="Titre1,Titre2,Chapter,CF6 - Titre 1"/>
     <w:basedOn w:val="Normal"/>
     <w:next w:val="Normal"/>
-    <w:link w:val="Heading1Char1"/>
+    <w:link w:val="Ttulo1Carter"/>
     <w:uiPriority w:val="9"/>
     <w:qFormat/>
     <w:rsid w:val="00AF0EFC"/>
@@ -4724,11 +4643,11 @@
       <w:szCs w:val="36"/>
     </w:rPr>
   </w:style>
-  <w:style w:type="paragraph" w:styleId="Heading2">
+  <w:style w:type="paragraph" w:styleId="Ttulo2">
     <w:name w:val="heading 2"/>
     <w:basedOn w:val="Normal"/>
     <w:next w:val="Normal"/>
-    <w:link w:val="Heading2Char"/>
+    <w:link w:val="Ttulo2Carter"/>
     <w:qFormat/>
     <w:rsid w:val="00032CE2"/>
     <w:pPr>
@@ -4746,11 +4665,11 @@
       <w:szCs w:val="24"/>
     </w:rPr>
   </w:style>
-  <w:style w:type="paragraph" w:styleId="Heading3">
+  <w:style w:type="paragraph" w:styleId="Ttulo3">
     <w:name w:val="heading 3"/>
     <w:basedOn w:val="Normal"/>
     <w:next w:val="Normal"/>
-    <w:link w:val="Heading3Char"/>
+    <w:link w:val="Ttulo3Carter"/>
     <w:uiPriority w:val="9"/>
     <w:qFormat/>
     <w:rsid w:val="007C1CE1"/>
@@ -4769,12 +4688,12 @@
       <w:szCs w:val="24"/>
     </w:rPr>
   </w:style>
-  <w:style w:type="paragraph" w:styleId="Heading4">
+  <w:style w:type="paragraph" w:styleId="Ttulo4">
     <w:name w:val="heading 4"/>
     <w:aliases w:val="H4,Heading 4 TLS"/>
     <w:basedOn w:val="Normal"/>
     <w:next w:val="Normal"/>
-    <w:link w:val="Heading4Char"/>
+    <w:link w:val="Ttulo4Carter"/>
     <w:uiPriority w:val="9"/>
     <w:qFormat/>
     <w:rsid w:val="00007B0B"/>
@@ -4792,12 +4711,12 @@
       <w:szCs w:val="24"/>
     </w:rPr>
   </w:style>
-  <w:style w:type="paragraph" w:styleId="Heading5">
+  <w:style w:type="paragraph" w:styleId="Ttulo5">
     <w:name w:val="heading 5"/>
     <w:aliases w:val="Titre5,E,heading 5"/>
     <w:basedOn w:val="Normal"/>
     <w:next w:val="Normal"/>
-    <w:link w:val="Heading5Char"/>
+    <w:link w:val="Ttulo5Carter"/>
     <w:qFormat/>
     <w:rsid w:val="008628ED"/>
     <w:pPr>
@@ -4820,11 +4739,11 @@
       <w:szCs w:val="24"/>
     </w:rPr>
   </w:style>
-  <w:style w:type="paragraph" w:styleId="Heading6">
+  <w:style w:type="paragraph" w:styleId="Ttulo6">
     <w:name w:val="heading 6"/>
     <w:basedOn w:val="Normal"/>
     <w:next w:val="Normal"/>
-    <w:link w:val="Heading6Char"/>
+    <w:link w:val="Ttulo6Carter"/>
     <w:qFormat/>
     <w:rsid w:val="00F81DB7"/>
     <w:pPr>
@@ -4840,11 +4759,11 @@
       <w:szCs w:val="24"/>
     </w:rPr>
   </w:style>
-  <w:style w:type="paragraph" w:styleId="Heading7">
+  <w:style w:type="paragraph" w:styleId="Ttulo7">
     <w:name w:val="heading 7"/>
     <w:basedOn w:val="Normal"/>
     <w:next w:val="Normal"/>
-    <w:link w:val="Heading7Char"/>
+    <w:link w:val="Ttulo7Carter"/>
     <w:qFormat/>
     <w:rsid w:val="007C1CE1"/>
     <w:pPr>
@@ -4863,11 +4782,11 @@
       <w:lang w:val="fr-FR"/>
     </w:rPr>
   </w:style>
-  <w:style w:type="paragraph" w:styleId="Heading8">
+  <w:style w:type="paragraph" w:styleId="Ttulo8">
     <w:name w:val="heading 8"/>
     <w:basedOn w:val="Normal"/>
     <w:next w:val="Normal"/>
-    <w:link w:val="Heading8Char"/>
+    <w:link w:val="Ttulo8Carter"/>
     <w:qFormat/>
     <w:rsid w:val="007C1CE1"/>
     <w:pPr>
@@ -4890,11 +4809,11 @@
       <w:lang w:val="fr-FR"/>
     </w:rPr>
   </w:style>
-  <w:style w:type="paragraph" w:styleId="Heading9">
+  <w:style w:type="paragraph" w:styleId="Ttulo9">
     <w:name w:val="heading 9"/>
     <w:basedOn w:val="Normal"/>
     <w:next w:val="Normal"/>
-    <w:link w:val="Heading9Char"/>
+    <w:link w:val="Ttulo9Carter"/>
     <w:qFormat/>
     <w:rsid w:val="007C1CE1"/>
     <w:pPr>
@@ -4913,13 +4832,13 @@
       <w:lang w:val="fr-FR"/>
     </w:rPr>
   </w:style>
-  <w:style w:type="character" w:default="1" w:styleId="DefaultParagraphFont">
+  <w:style w:type="character" w:default="1" w:styleId="Tipodeletrapredefinidodopargrafo">
     <w:name w:val="Default Paragraph Font"/>
     <w:uiPriority w:val="1"/>
     <w:semiHidden/>
     <w:unhideWhenUsed/>
   </w:style>
-  <w:style w:type="table" w:default="1" w:styleId="TableNormal">
+  <w:style w:type="table" w:default="1" w:styleId="Tabelanormal">
     <w:name w:val="Normal Table"/>
     <w:uiPriority w:val="99"/>
     <w:semiHidden/>
@@ -4934,17 +4853,17 @@
       </w:tblCellMar>
     </w:tblPr>
   </w:style>
-  <w:style w:type="numbering" w:default="1" w:styleId="NoList">
+  <w:style w:type="numbering" w:default="1" w:styleId="Semlista">
     <w:name w:val="No List"/>
     <w:uiPriority w:val="99"/>
     <w:semiHidden/>
     <w:unhideWhenUsed/>
   </w:style>
-  <w:style w:type="character" w:customStyle="1" w:styleId="Heading1Char1">
-    <w:name w:val="Heading 1 Char1"/>
-    <w:aliases w:val="Titre1 Char1,Titre2 Char1,Chapter Char1,CF6 - Titre 1 Char1"/>
-    <w:basedOn w:val="DefaultParagraphFont"/>
-    <w:link w:val="Heading1"/>
+  <w:style w:type="character" w:customStyle="1" w:styleId="Ttulo1Carter">
+    <w:name w:val="Título 1 Caráter"/>
+    <w:aliases w:val="Titre1 Caráter,Titre2 Caráter,Chapter Caráter,CF6 - Titre 1 Caráter"/>
+    <w:basedOn w:val="Tipodeletrapredefinidodopargrafo"/>
+    <w:link w:val="Ttulo1"/>
     <w:uiPriority w:val="9"/>
     <w:rsid w:val="00AF0EFC"/>
     <w:rPr>
@@ -4956,10 +4875,10 @@
       <w:lang w:val="en-US" w:eastAsia="fr-FR"/>
     </w:rPr>
   </w:style>
-  <w:style w:type="character" w:customStyle="1" w:styleId="Heading2Char">
-    <w:name w:val="Heading 2 Char"/>
-    <w:basedOn w:val="DefaultParagraphFont"/>
-    <w:link w:val="Heading2"/>
+  <w:style w:type="character" w:customStyle="1" w:styleId="Ttulo2Carter">
+    <w:name w:val="Título 2 Caráter"/>
+    <w:basedOn w:val="Tipodeletrapredefinidodopargrafo"/>
+    <w:link w:val="Ttulo2"/>
     <w:rsid w:val="00032CE2"/>
     <w:rPr>
       <w:rFonts w:ascii="Century Schoolbook" w:eastAsia="Times New Roman" w:hAnsi="Century Schoolbook" w:cs="Arial"/>
@@ -4970,10 +4889,10 @@
       <w:lang w:val="en-US" w:eastAsia="fr-FR"/>
     </w:rPr>
   </w:style>
-  <w:style w:type="character" w:customStyle="1" w:styleId="Heading3Char">
-    <w:name w:val="Heading 3 Char"/>
-    <w:basedOn w:val="DefaultParagraphFont"/>
-    <w:link w:val="Heading3"/>
+  <w:style w:type="character" w:customStyle="1" w:styleId="Ttulo3Carter">
+    <w:name w:val="Título 3 Caráter"/>
+    <w:basedOn w:val="Tipodeletrapredefinidodopargrafo"/>
+    <w:link w:val="Ttulo3"/>
     <w:uiPriority w:val="9"/>
     <w:rsid w:val="007C1CE1"/>
     <w:rPr>
@@ -4985,11 +4904,11 @@
       <w:lang w:val="en-US" w:eastAsia="fr-FR"/>
     </w:rPr>
   </w:style>
-  <w:style w:type="character" w:customStyle="1" w:styleId="Heading4Char">
-    <w:name w:val="Heading 4 Char"/>
-    <w:aliases w:val="H4 Char,Heading 4 TLS Char"/>
-    <w:basedOn w:val="DefaultParagraphFont"/>
-    <w:link w:val="Heading4"/>
+  <w:style w:type="character" w:customStyle="1" w:styleId="Ttulo4Carter">
+    <w:name w:val="Título 4 Caráter"/>
+    <w:aliases w:val="H4 Caráter,Heading 4 TLS Caráter"/>
+    <w:basedOn w:val="Tipodeletrapredefinidodopargrafo"/>
+    <w:link w:val="Ttulo4"/>
     <w:uiPriority w:val="9"/>
     <w:rsid w:val="00007B0B"/>
     <w:rPr>
@@ -5000,11 +4919,11 @@
       <w:lang w:val="en-US" w:eastAsia="fr-FR"/>
     </w:rPr>
   </w:style>
-  <w:style w:type="character" w:customStyle="1" w:styleId="Heading5Char">
-    <w:name w:val="Heading 5 Char"/>
-    <w:aliases w:val="Titre5 Char,E Char,heading 5 Char"/>
-    <w:basedOn w:val="DefaultParagraphFont"/>
-    <w:link w:val="Heading5"/>
+  <w:style w:type="character" w:customStyle="1" w:styleId="Ttulo5Carter">
+    <w:name w:val="Título 5 Caráter"/>
+    <w:aliases w:val="Titre5 Caráter,E Caráter,heading 5 Caráter"/>
+    <w:basedOn w:val="Tipodeletrapredefinidodopargrafo"/>
+    <w:link w:val="Ttulo5"/>
     <w:rsid w:val="008628ED"/>
     <w:rPr>
       <w:rFonts w:ascii="Arial" w:eastAsia="Times New Roman" w:hAnsi="Arial" w:cs="Times New Roman"/>
@@ -5017,10 +4936,10 @@
       <w:lang w:val="en-GB" w:eastAsia="ar-SA"/>
     </w:rPr>
   </w:style>
-  <w:style w:type="character" w:customStyle="1" w:styleId="Heading6Char">
-    <w:name w:val="Heading 6 Char"/>
-    <w:basedOn w:val="DefaultParagraphFont"/>
-    <w:link w:val="Heading6"/>
+  <w:style w:type="character" w:customStyle="1" w:styleId="Ttulo6Carter">
+    <w:name w:val="Título 6 Caráter"/>
+    <w:basedOn w:val="Tipodeletrapredefinidodopargrafo"/>
+    <w:link w:val="Ttulo6"/>
     <w:rsid w:val="00F81DB7"/>
     <w:rPr>
       <w:rFonts w:ascii="Arial" w:eastAsia="Times New Roman" w:hAnsi="Arial" w:cs="Times New Roman"/>
@@ -5029,10 +4948,10 @@
       <w:lang w:val="en-GB" w:eastAsia="ar-SA"/>
     </w:rPr>
   </w:style>
-  <w:style w:type="character" w:customStyle="1" w:styleId="Heading7Char">
-    <w:name w:val="Heading 7 Char"/>
-    <w:basedOn w:val="DefaultParagraphFont"/>
-    <w:link w:val="Heading7"/>
+  <w:style w:type="character" w:customStyle="1" w:styleId="Ttulo7Carter">
+    <w:name w:val="Título 7 Caráter"/>
+    <w:basedOn w:val="Tipodeletrapredefinidodopargrafo"/>
+    <w:link w:val="Ttulo7"/>
     <w:rsid w:val="007C1CE1"/>
     <w:rPr>
       <w:rFonts w:ascii="Century Schoolbook" w:eastAsia="Times New Roman" w:hAnsi="Century Schoolbook" w:cs="Times New Roman"/>
@@ -5043,10 +4962,10 @@
       <w:lang w:eastAsia="fr-FR"/>
     </w:rPr>
   </w:style>
-  <w:style w:type="character" w:customStyle="1" w:styleId="Heading8Char">
-    <w:name w:val="Heading 8 Char"/>
-    <w:basedOn w:val="DefaultParagraphFont"/>
-    <w:link w:val="Heading8"/>
+  <w:style w:type="character" w:customStyle="1" w:styleId="Ttulo8Carter">
+    <w:name w:val="Título 8 Caráter"/>
+    <w:basedOn w:val="Tipodeletrapredefinidodopargrafo"/>
+    <w:link w:val="Ttulo8"/>
     <w:rsid w:val="007C1CE1"/>
     <w:rPr>
       <w:rFonts w:ascii="Century Schoolbook" w:eastAsia="Times New Roman" w:hAnsi="Century Schoolbook" w:cs="Times New Roman"/>
@@ -5057,10 +4976,10 @@
       <w:lang w:eastAsia="fr-FR"/>
     </w:rPr>
   </w:style>
-  <w:style w:type="character" w:customStyle="1" w:styleId="Heading9Char">
-    <w:name w:val="Heading 9 Char"/>
-    <w:basedOn w:val="DefaultParagraphFont"/>
-    <w:link w:val="Heading9"/>
+  <w:style w:type="character" w:customStyle="1" w:styleId="Ttulo9Carter">
+    <w:name w:val="Título 9 Caráter"/>
+    <w:basedOn w:val="Tipodeletrapredefinidodopargrafo"/>
+    <w:link w:val="Ttulo9"/>
     <w:rsid w:val="007C1CE1"/>
     <w:rPr>
       <w:rFonts w:ascii="Century Schoolbook" w:eastAsia="Times New Roman" w:hAnsi="Century Schoolbook" w:cs="Times New Roman"/>
@@ -5072,23 +4991,23 @@
   </w:style>
   <w:style w:type="character" w:customStyle="1" w:styleId="apple-converted-space">
     <w:name w:val="apple-converted-space"/>
-    <w:basedOn w:val="DefaultParagraphFont"/>
+    <w:basedOn w:val="Tipodeletrapredefinidodopargrafo"/>
     <w:rsid w:val="007C1CE1"/>
   </w:style>
   <w:style w:type="character" w:customStyle="1" w:styleId="apple-style-span">
     <w:name w:val="apple-style-span"/>
-    <w:basedOn w:val="DefaultParagraphFont"/>
+    <w:basedOn w:val="Tipodeletrapredefinidodopargrafo"/>
     <w:rsid w:val="007C1CE1"/>
   </w:style>
   <w:style w:type="character" w:customStyle="1" w:styleId="b">
     <w:name w:val="b"/>
-    <w:basedOn w:val="DefaultParagraphFont"/>
+    <w:basedOn w:val="Tipodeletrapredefinidodopargrafo"/>
     <w:rsid w:val="007C1CE1"/>
   </w:style>
-  <w:style w:type="paragraph" w:styleId="BalloonText">
+  <w:style w:type="paragraph" w:styleId="Textodebalo">
     <w:name w:val="Balloon Text"/>
     <w:basedOn w:val="Normal"/>
-    <w:link w:val="BalloonTextChar"/>
+    <w:link w:val="TextodebaloCarter"/>
     <w:uiPriority w:val="99"/>
     <w:unhideWhenUsed/>
     <w:rsid w:val="007C1CE1"/>
@@ -5098,10 +5017,10 @@
       <w:szCs w:val="16"/>
     </w:rPr>
   </w:style>
-  <w:style w:type="character" w:customStyle="1" w:styleId="BalloonTextChar">
-    <w:name w:val="Balloon Text Char"/>
-    <w:basedOn w:val="DefaultParagraphFont"/>
-    <w:link w:val="BalloonText"/>
+  <w:style w:type="character" w:customStyle="1" w:styleId="TextodebaloCarter">
+    <w:name w:val="Texto de balão Caráter"/>
+    <w:basedOn w:val="Tipodeletrapredefinidodopargrafo"/>
+    <w:link w:val="Textodebalo"/>
     <w:uiPriority w:val="99"/>
     <w:rsid w:val="007C1CE1"/>
     <w:rPr>
@@ -5111,7 +5030,7 @@
       <w:lang w:val="en-GB" w:eastAsia="ar-SA"/>
     </w:rPr>
   </w:style>
-  <w:style w:type="paragraph" w:styleId="Bibliography">
+  <w:style w:type="paragraph" w:styleId="Bibliografia">
     <w:name w:val="Bibliography"/>
     <w:basedOn w:val="Normal"/>
     <w:next w:val="Normal"/>
@@ -5119,12 +5038,12 @@
     <w:unhideWhenUsed/>
     <w:rsid w:val="007C1CE1"/>
   </w:style>
-  <w:style w:type="paragraph" w:styleId="Caption">
+  <w:style w:type="paragraph" w:styleId="Legenda">
     <w:name w:val="caption"/>
     <w:aliases w:val="DNV-cap,DNV-cap1,DNV-cap2"/>
     <w:basedOn w:val="Normal"/>
     <w:next w:val="Normal"/>
-    <w:link w:val="CaptionChar"/>
+    <w:link w:val="LegendaCarter"/>
     <w:unhideWhenUsed/>
     <w:qFormat/>
     <w:rsid w:val="007C1CE1"/>
@@ -5159,9 +5078,9 @@
       <w:szCs w:val="24"/>
     </w:rPr>
   </w:style>
-  <w:style w:type="character" w:styleId="CommentReference">
+  <w:style w:type="character" w:styleId="Refdecomentrio">
     <w:name w:val="annotation reference"/>
-    <w:basedOn w:val="DefaultParagraphFont"/>
+    <w:basedOn w:val="Tipodeletrapredefinidodopargrafo"/>
     <w:uiPriority w:val="99"/>
     <w:rsid w:val="007C1CE1"/>
     <w:rPr>
@@ -5169,10 +5088,10 @@
       <w:szCs w:val="16"/>
     </w:rPr>
   </w:style>
-  <w:style w:type="paragraph" w:styleId="CommentText">
+  <w:style w:type="paragraph" w:styleId="Textodecomentrio">
     <w:name w:val="annotation text"/>
     <w:basedOn w:val="Normal"/>
-    <w:link w:val="CommentTextChar"/>
+    <w:link w:val="TextodecomentrioCarter"/>
     <w:uiPriority w:val="99"/>
     <w:rsid w:val="007C1CE1"/>
     <w:pPr>
@@ -5186,10 +5105,10 @@
       <w:lang w:eastAsia="en-GB"/>
     </w:rPr>
   </w:style>
-  <w:style w:type="character" w:customStyle="1" w:styleId="CommentTextChar">
-    <w:name w:val="Comment Text Char"/>
-    <w:basedOn w:val="DefaultParagraphFont"/>
-    <w:link w:val="CommentText"/>
+  <w:style w:type="character" w:customStyle="1" w:styleId="TextodecomentrioCarter">
+    <w:name w:val="Texto de comentário Caráter"/>
+    <w:basedOn w:val="Tipodeletrapredefinidodopargrafo"/>
+    <w:link w:val="Textodecomentrio"/>
     <w:uiPriority w:val="99"/>
     <w:rsid w:val="007C1CE1"/>
     <w:rPr>
@@ -5226,9 +5145,9 @@
       <w:b w:val="0"/>
     </w:rPr>
   </w:style>
-  <w:style w:type="character" w:styleId="Emphasis">
+  <w:style w:type="character" w:styleId="nfase">
     <w:name w:val="Emphasis"/>
-    <w:basedOn w:val="DefaultParagraphFont"/>
+    <w:basedOn w:val="Tipodeletrapredefinidodopargrafo"/>
     <w:uiPriority w:val="20"/>
     <w:qFormat/>
     <w:rsid w:val="007C1CE1"/>
@@ -5237,10 +5156,10 @@
       <w:iCs/>
     </w:rPr>
   </w:style>
-  <w:style w:type="paragraph" w:styleId="Footer">
+  <w:style w:type="paragraph" w:styleId="Rodap">
     <w:name w:val="footer"/>
     <w:basedOn w:val="Normal"/>
-    <w:link w:val="FooterChar"/>
+    <w:link w:val="RodapCarter"/>
     <w:uiPriority w:val="99"/>
     <w:unhideWhenUsed/>
     <w:rsid w:val="007C1CE1"/>
@@ -5251,10 +5170,10 @@
       </w:tabs>
     </w:pPr>
   </w:style>
-  <w:style w:type="character" w:customStyle="1" w:styleId="FooterChar">
-    <w:name w:val="Footer Char"/>
-    <w:basedOn w:val="DefaultParagraphFont"/>
-    <w:link w:val="Footer"/>
+  <w:style w:type="character" w:customStyle="1" w:styleId="RodapCarter">
+    <w:name w:val="Rodapé Caráter"/>
+    <w:basedOn w:val="Tipodeletrapredefinidodopargrafo"/>
+    <w:link w:val="Rodap"/>
     <w:uiPriority w:val="99"/>
     <w:rsid w:val="007C1CE1"/>
     <w:rPr>
@@ -5262,9 +5181,9 @@
       <w:lang w:val="en-GB" w:eastAsia="ar-SA"/>
     </w:rPr>
   </w:style>
-  <w:style w:type="character" w:styleId="FootnoteReference">
+  <w:style w:type="character" w:styleId="Refdenotaderodap">
     <w:name w:val="footnote reference"/>
-    <w:basedOn w:val="DefaultParagraphFont"/>
+    <w:basedOn w:val="Tipodeletrapredefinidodopargrafo"/>
     <w:uiPriority w:val="99"/>
     <w:semiHidden/>
     <w:unhideWhenUsed/>
@@ -5273,10 +5192,10 @@
       <w:vertAlign w:val="superscript"/>
     </w:rPr>
   </w:style>
-  <w:style w:type="paragraph" w:styleId="FootnoteText">
+  <w:style w:type="paragraph" w:styleId="Textodenotaderodap">
     <w:name w:val="footnote text"/>
     <w:basedOn w:val="Normal"/>
-    <w:link w:val="FootnoteTextChar"/>
+    <w:link w:val="TextodenotaderodapCarter"/>
     <w:uiPriority w:val="99"/>
     <w:unhideWhenUsed/>
     <w:rsid w:val="007C1CE1"/>
@@ -5288,10 +5207,10 @@
       <w:szCs w:val="20"/>
     </w:rPr>
   </w:style>
-  <w:style w:type="character" w:customStyle="1" w:styleId="FootnoteTextChar">
-    <w:name w:val="Footnote Text Char"/>
-    <w:basedOn w:val="DefaultParagraphFont"/>
-    <w:link w:val="FootnoteText"/>
+  <w:style w:type="character" w:customStyle="1" w:styleId="TextodenotaderodapCarter">
+    <w:name w:val="Texto de nota de rodapé Caráter"/>
+    <w:basedOn w:val="Tipodeletrapredefinidodopargrafo"/>
+    <w:link w:val="Textodenotaderodap"/>
     <w:uiPriority w:val="99"/>
     <w:rsid w:val="007C1CE1"/>
     <w:rPr>
@@ -5301,10 +5220,10 @@
       <w:lang w:val="en-GB" w:eastAsia="ar-SA"/>
     </w:rPr>
   </w:style>
-  <w:style w:type="paragraph" w:styleId="Header">
+  <w:style w:type="paragraph" w:styleId="Cabealho">
     <w:name w:val="header"/>
     <w:basedOn w:val="Normal"/>
-    <w:link w:val="HeaderChar"/>
+    <w:link w:val="CabealhoCarter"/>
     <w:unhideWhenUsed/>
     <w:rsid w:val="007C1CE1"/>
     <w:pPr>
@@ -5314,10 +5233,10 @@
       </w:tabs>
     </w:pPr>
   </w:style>
-  <w:style w:type="character" w:customStyle="1" w:styleId="HeaderChar">
-    <w:name w:val="Header Char"/>
-    <w:basedOn w:val="DefaultParagraphFont"/>
-    <w:link w:val="Header"/>
+  <w:style w:type="character" w:customStyle="1" w:styleId="CabealhoCarter">
+    <w:name w:val="Cabeçalho Caráter"/>
+    <w:basedOn w:val="Tipodeletrapredefinidodopargrafo"/>
+    <w:link w:val="Cabealho"/>
     <w:uiPriority w:val="99"/>
     <w:rsid w:val="007C1CE1"/>
     <w:rPr>
@@ -5325,7 +5244,7 @@
       <w:lang w:val="en-GB" w:eastAsia="ar-SA"/>
     </w:rPr>
   </w:style>
-  <w:style w:type="paragraph" w:customStyle="1" w:styleId="heading20">
+  <w:style w:type="paragraph" w:customStyle="1" w:styleId="heading2">
     <w:name w:val="heading2"/>
     <w:basedOn w:val="Normal"/>
     <w:next w:val="Normal"/>
@@ -5348,9 +5267,9 @@
       <w:lang w:eastAsia="de-DE"/>
     </w:rPr>
   </w:style>
-  <w:style w:type="character" w:styleId="Hyperlink">
+  <w:style w:type="character" w:styleId="Hiperligao">
     <w:name w:val="Hyperlink"/>
-    <w:basedOn w:val="DefaultParagraphFont"/>
+    <w:basedOn w:val="Tipodeletrapredefinidodopargrafo"/>
     <w:uiPriority w:val="99"/>
     <w:rsid w:val="007C1CE1"/>
     <w:rPr>
@@ -5359,7 +5278,7 @@
       <w:u w:val="single"/>
     </w:rPr>
   </w:style>
-  <w:style w:type="paragraph" w:styleId="ListParagraph">
+  <w:style w:type="paragraph" w:styleId="PargrafodaLista">
     <w:name w:val="List Paragraph"/>
     <w:basedOn w:val="Normal"/>
     <w:uiPriority w:val="34"/>
@@ -5420,9 +5339,9 @@
       <w:szCs w:val="24"/>
     </w:rPr>
   </w:style>
-  <w:style w:type="character" w:styleId="PlaceholderText">
+  <w:style w:type="character" w:styleId="TextodoMarcadordePosio">
     <w:name w:val="Placeholder Text"/>
-    <w:basedOn w:val="DefaultParagraphFont"/>
+    <w:basedOn w:val="Tipodeletrapredefinidodopargrafo"/>
     <w:uiPriority w:val="99"/>
     <w:semiHidden/>
     <w:rsid w:val="007C1CE1"/>
@@ -5455,9 +5374,9 @@
       <w:jc w:val="center"/>
     </w:pPr>
   </w:style>
-  <w:style w:type="table" w:styleId="TableGrid">
+  <w:style w:type="table" w:styleId="TabelacomGrelha">
     <w:name w:val="Table Grid"/>
-    <w:basedOn w:val="TableNormal"/>
+    <w:basedOn w:val="Tabelanormal"/>
     <w:uiPriority w:val="59"/>
     <w:rsid w:val="007C1CE1"/>
     <w:pPr>
@@ -5481,7 +5400,7 @@
       </w:tblBorders>
     </w:tblPr>
   </w:style>
-  <w:style w:type="paragraph" w:styleId="TableofFigures">
+  <w:style w:type="paragraph" w:styleId="ndicedeilustraes">
     <w:name w:val="table of figures"/>
     <w:basedOn w:val="Normal"/>
     <w:next w:val="Normal"/>
@@ -5492,11 +5411,11 @@
       <w:spacing w:after="0"/>
     </w:pPr>
   </w:style>
-  <w:style w:type="paragraph" w:styleId="Title">
+  <w:style w:type="paragraph" w:styleId="Ttulo">
     <w:name w:val="Title"/>
     <w:basedOn w:val="Normal"/>
     <w:next w:val="Normal"/>
-    <w:link w:val="TitleChar"/>
+    <w:link w:val="TtuloCarter"/>
     <w:qFormat/>
     <w:rsid w:val="007C1CE1"/>
     <w:pPr>
@@ -5515,10 +5434,10 @@
       <w:szCs w:val="32"/>
     </w:rPr>
   </w:style>
-  <w:style w:type="character" w:customStyle="1" w:styleId="TitleChar">
-    <w:name w:val="Title Char"/>
-    <w:basedOn w:val="DefaultParagraphFont"/>
-    <w:link w:val="Title"/>
+  <w:style w:type="character" w:customStyle="1" w:styleId="TtuloCarter">
+    <w:name w:val="Título Caráter"/>
+    <w:basedOn w:val="Tipodeletrapredefinidodopargrafo"/>
+    <w:link w:val="Ttulo"/>
     <w:rsid w:val="007C1CE1"/>
     <w:rPr>
       <w:rFonts w:ascii="Arial" w:eastAsia="Times New Roman" w:hAnsi="Arial" w:cs="Arial"/>
@@ -5551,7 +5470,7 @@
       <w:spacing w:before="240"/>
     </w:pPr>
   </w:style>
-  <w:style w:type="paragraph" w:styleId="TOC1">
+  <w:style w:type="paragraph" w:styleId="ndice1">
     <w:name w:val="toc 1"/>
     <w:basedOn w:val="Normal"/>
     <w:next w:val="Normal"/>
@@ -5570,7 +5489,7 @@
       <w:szCs w:val="20"/>
     </w:rPr>
   </w:style>
-  <w:style w:type="paragraph" w:styleId="TOC2">
+  <w:style w:type="paragraph" w:styleId="ndice2">
     <w:name w:val="toc 2"/>
     <w:basedOn w:val="Normal"/>
     <w:next w:val="Normal"/>
@@ -5588,7 +5507,7 @@
       <w:szCs w:val="20"/>
     </w:rPr>
   </w:style>
-  <w:style w:type="paragraph" w:styleId="TOC3">
+  <w:style w:type="paragraph" w:styleId="ndice3">
     <w:name w:val="toc 3"/>
     <w:basedOn w:val="Normal"/>
     <w:next w:val="Normal"/>
@@ -5609,7 +5528,7 @@
       <w:szCs w:val="20"/>
     </w:rPr>
   </w:style>
-  <w:style w:type="paragraph" w:styleId="TOC4">
+  <w:style w:type="paragraph" w:styleId="ndice4">
     <w:name w:val="toc 4"/>
     <w:basedOn w:val="Normal"/>
     <w:next w:val="Normal"/>
@@ -5627,7 +5546,7 @@
       <w:szCs w:val="18"/>
     </w:rPr>
   </w:style>
-  <w:style w:type="paragraph" w:styleId="TOC5">
+  <w:style w:type="paragraph" w:styleId="ndice5">
     <w:name w:val="toc 5"/>
     <w:basedOn w:val="Normal"/>
     <w:next w:val="Normal"/>
@@ -5645,7 +5564,7 @@
       <w:szCs w:val="18"/>
     </w:rPr>
   </w:style>
-  <w:style w:type="paragraph" w:styleId="TOC6">
+  <w:style w:type="paragraph" w:styleId="ndice6">
     <w:name w:val="toc 6"/>
     <w:basedOn w:val="Normal"/>
     <w:next w:val="Normal"/>
@@ -5663,7 +5582,7 @@
       <w:szCs w:val="18"/>
     </w:rPr>
   </w:style>
-  <w:style w:type="paragraph" w:styleId="TOC7">
+  <w:style w:type="paragraph" w:styleId="ndice7">
     <w:name w:val="toc 7"/>
     <w:basedOn w:val="Normal"/>
     <w:next w:val="Normal"/>
@@ -5682,7 +5601,7 @@
       <w:szCs w:val="18"/>
     </w:rPr>
   </w:style>
-  <w:style w:type="paragraph" w:styleId="TOC8">
+  <w:style w:type="paragraph" w:styleId="ndice8">
     <w:name w:val="toc 8"/>
     <w:basedOn w:val="Normal"/>
     <w:next w:val="Normal"/>
@@ -5701,7 +5620,7 @@
       <w:szCs w:val="18"/>
     </w:rPr>
   </w:style>
-  <w:style w:type="paragraph" w:styleId="TOC9">
+  <w:style w:type="paragraph" w:styleId="ndice9">
     <w:name w:val="toc 9"/>
     <w:basedOn w:val="Normal"/>
     <w:next w:val="Normal"/>
@@ -5720,9 +5639,9 @@
       <w:szCs w:val="18"/>
     </w:rPr>
   </w:style>
-  <w:style w:type="paragraph" w:styleId="TOCHeading">
+  <w:style w:type="paragraph" w:styleId="Cabealhodondice">
     <w:name w:val="TOC Heading"/>
-    <w:basedOn w:val="Heading1"/>
+    <w:basedOn w:val="Ttulo1"/>
     <w:next w:val="Normal"/>
     <w:uiPriority w:val="39"/>
     <w:unhideWhenUsed/>
@@ -5762,7 +5681,7 @@
   </w:style>
   <w:style w:type="character" w:customStyle="1" w:styleId="CELTICNormalCar">
     <w:name w:val="CELTIC Normal Car"/>
-    <w:basedOn w:val="DefaultParagraphFont"/>
+    <w:basedOn w:val="Tipodeletrapredefinidodopargrafo"/>
     <w:link w:val="CELTICNormal"/>
     <w:rsid w:val="005F2377"/>
     <w:rPr>
@@ -5794,8 +5713,8 @@
   </w:style>
   <w:style w:type="paragraph" w:customStyle="1" w:styleId="Biblio">
     <w:name w:val="Biblio"/>
-    <w:basedOn w:val="ListParagraph"/>
-    <w:next w:val="IntenseQuote"/>
+    <w:basedOn w:val="PargrafodaLista"/>
+    <w:next w:val="CitaoIntensa"/>
     <w:qFormat/>
     <w:rsid w:val="00C75FE2"/>
     <w:pPr>
@@ -5805,11 +5724,11 @@
       <w:contextualSpacing w:val="0"/>
     </w:pPr>
   </w:style>
-  <w:style w:type="paragraph" w:styleId="IntenseQuote">
+  <w:style w:type="paragraph" w:styleId="CitaoIntensa">
     <w:name w:val="Intense Quote"/>
     <w:basedOn w:val="Normal"/>
     <w:next w:val="Normal"/>
-    <w:link w:val="IntenseQuoteChar"/>
+    <w:link w:val="CitaoIntensaCarter"/>
     <w:uiPriority w:val="30"/>
     <w:qFormat/>
     <w:rsid w:val="006C2F1E"/>
@@ -5828,10 +5747,10 @@
       <w:color w:val="4F81BD" w:themeColor="accent1"/>
     </w:rPr>
   </w:style>
-  <w:style w:type="character" w:customStyle="1" w:styleId="IntenseQuoteChar">
-    <w:name w:val="Intense Quote Char"/>
-    <w:basedOn w:val="DefaultParagraphFont"/>
-    <w:link w:val="IntenseQuote"/>
+  <w:style w:type="character" w:customStyle="1" w:styleId="CitaoIntensaCarter">
+    <w:name w:val="Citação Intensa Caráter"/>
+    <w:basedOn w:val="Tipodeletrapredefinidodopargrafo"/>
+    <w:link w:val="CitaoIntensa"/>
     <w:uiPriority w:val="30"/>
     <w:rsid w:val="006C2F1E"/>
     <w:rPr>
@@ -5856,9 +5775,9 @@
       <w:bCs/>
     </w:rPr>
   </w:style>
-  <w:style w:type="character" w:styleId="IntenseEmphasis">
+  <w:style w:type="character" w:styleId="nfaseIntensa">
     <w:name w:val="Intense Emphasis"/>
-    <w:basedOn w:val="DefaultParagraphFont"/>
+    <w:basedOn w:val="Tipodeletrapredefinidodopargrafo"/>
     <w:uiPriority w:val="21"/>
     <w:qFormat/>
     <w:rsid w:val="00B94DB5"/>
@@ -5870,7 +5789,7 @@
       <w:color w:val="4F81BD" w:themeColor="accent1"/>
     </w:rPr>
   </w:style>
-  <w:style w:type="paragraph" w:styleId="NoSpacing">
+  <w:style w:type="paragraph" w:styleId="SemEspaamento">
     <w:name w:val="No Spacing"/>
     <w:uiPriority w:val="1"/>
     <w:qFormat/>
@@ -5885,11 +5804,11 @@
       <w:lang w:val="en-GB" w:eastAsia="ar-SA"/>
     </w:rPr>
   </w:style>
-  <w:style w:type="paragraph" w:styleId="Subtitle">
+  <w:style w:type="paragraph" w:styleId="Subttulo">
     <w:name w:val="Subtitle"/>
     <w:basedOn w:val="Normal"/>
     <w:next w:val="Normal"/>
-    <w:link w:val="SubtitleChar"/>
+    <w:link w:val="SubttuloCarter"/>
     <w:uiPriority w:val="11"/>
     <w:qFormat/>
     <w:rsid w:val="00B94DB5"/>
@@ -5909,10 +5828,10 @@
       <w:szCs w:val="24"/>
     </w:rPr>
   </w:style>
-  <w:style w:type="character" w:customStyle="1" w:styleId="SubtitleChar">
-    <w:name w:val="Subtitle Char"/>
-    <w:basedOn w:val="DefaultParagraphFont"/>
-    <w:link w:val="Subtitle"/>
+  <w:style w:type="character" w:customStyle="1" w:styleId="SubttuloCarter">
+    <w:name w:val="Subtítulo Caráter"/>
+    <w:basedOn w:val="Tipodeletrapredefinidodopargrafo"/>
+    <w:link w:val="Subttulo"/>
     <w:uiPriority w:val="11"/>
     <w:rsid w:val="00B94DB5"/>
     <w:rPr>
@@ -5926,9 +5845,9 @@
       <w:lang w:val="en-GB" w:eastAsia="ar-SA"/>
     </w:rPr>
   </w:style>
-  <w:style w:type="character" w:styleId="FollowedHyperlink">
+  <w:style w:type="character" w:styleId="Hiperligaovisitada">
     <w:name w:val="FollowedHyperlink"/>
-    <w:basedOn w:val="DefaultParagraphFont"/>
+    <w:basedOn w:val="Tipodeletrapredefinidodopargrafo"/>
     <w:uiPriority w:val="99"/>
     <w:semiHidden/>
     <w:unhideWhenUsed/>
@@ -5940,19 +5859,19 @@
   </w:style>
   <w:style w:type="character" w:customStyle="1" w:styleId="shorttext">
     <w:name w:val="short_text"/>
-    <w:basedOn w:val="DefaultParagraphFont"/>
+    <w:basedOn w:val="Tipodeletrapredefinidodopargrafo"/>
     <w:rsid w:val="00330F3A"/>
   </w:style>
   <w:style w:type="character" w:customStyle="1" w:styleId="longtext">
     <w:name w:val="long_text"/>
-    <w:basedOn w:val="DefaultParagraphFont"/>
+    <w:basedOn w:val="Tipodeletrapredefinidodopargrafo"/>
     <w:rsid w:val="00081749"/>
   </w:style>
-  <w:style w:type="paragraph" w:customStyle="1" w:styleId="Heading40">
+  <w:style w:type="paragraph" w:customStyle="1" w:styleId="Heading4">
     <w:name w:val="Heading4"/>
-    <w:basedOn w:val="Heading3"/>
+    <w:basedOn w:val="Ttulo3"/>
     <w:next w:val="Normal"/>
-    <w:link w:val="Heading4Char0"/>
+    <w:link w:val="Heading4Char"/>
     <w:qFormat/>
     <w:rsid w:val="001E1CD1"/>
     <w:pPr>
@@ -5969,10 +5888,10 @@
       <w:lang w:val="fr-FR"/>
     </w:rPr>
   </w:style>
-  <w:style w:type="character" w:customStyle="1" w:styleId="Heading4Char0">
+  <w:style w:type="character" w:customStyle="1" w:styleId="Heading4Char">
     <w:name w:val="Heading4 Char"/>
-    <w:basedOn w:val="Heading3Char"/>
-    <w:link w:val="Heading40"/>
+    <w:basedOn w:val="Ttulo3Carter"/>
+    <w:link w:val="Heading4"/>
     <w:rsid w:val="001E1CD1"/>
     <w:rPr>
       <w:rFonts w:ascii="Arial" w:eastAsia="Times New Roman" w:hAnsi="Arial" w:cs="URWPalladioL-Bold"/>
@@ -5985,7 +5904,7 @@
   </w:style>
   <w:style w:type="character" w:customStyle="1" w:styleId="mediumtext">
     <w:name w:val="medium_text"/>
-    <w:basedOn w:val="DefaultParagraphFont"/>
+    <w:basedOn w:val="Tipodeletrapredefinidodopargrafo"/>
     <w:rsid w:val="005F2377"/>
   </w:style>
   <w:style w:type="paragraph" w:customStyle="1" w:styleId="Normal30">
@@ -6025,10 +5944,10 @@
       <w:lang w:val="en-US"/>
     </w:rPr>
   </w:style>
-  <w:style w:type="paragraph" w:styleId="BodyText2">
+  <w:style w:type="paragraph" w:styleId="Corpodetexto2">
     <w:name w:val="Body Text 2"/>
     <w:basedOn w:val="Normal"/>
-    <w:link w:val="BodyText2Char"/>
+    <w:link w:val="Corpodetexto2Carter"/>
     <w:rsid w:val="005F2377"/>
     <w:pPr>
       <w:spacing w:after="0"/>
@@ -6041,10 +5960,10 @@
       <w:lang w:val="fr-FR" w:eastAsia="en-US"/>
     </w:rPr>
   </w:style>
-  <w:style w:type="character" w:customStyle="1" w:styleId="BodyText2Char">
-    <w:name w:val="Body Text 2 Char"/>
-    <w:basedOn w:val="DefaultParagraphFont"/>
-    <w:link w:val="BodyText2"/>
+  <w:style w:type="character" w:customStyle="1" w:styleId="Corpodetexto2Carter">
+    <w:name w:val="Corpo de texto 2 Caráter"/>
+    <w:basedOn w:val="Tipodeletrapredefinidodopargrafo"/>
+    <w:link w:val="Corpodetexto2"/>
     <w:rsid w:val="005F2377"/>
     <w:rPr>
       <w:rFonts w:ascii="Times" w:eastAsia="Times" w:hAnsi="Times" w:cs="Times New Roman"/>
@@ -6052,10 +5971,10 @@
       <w:szCs w:val="20"/>
     </w:rPr>
   </w:style>
-  <w:style w:type="paragraph" w:styleId="BodyText3">
+  <w:style w:type="paragraph" w:styleId="Corpodetexto3">
     <w:name w:val="Body Text 3"/>
     <w:basedOn w:val="Normal"/>
-    <w:link w:val="BodyText3Char"/>
+    <w:link w:val="Corpodetexto3Carter"/>
     <w:rsid w:val="005F2377"/>
     <w:pPr>
       <w:spacing w:after="0"/>
@@ -6068,10 +5987,10 @@
       <w:lang w:val="fr-FR" w:eastAsia="en-US"/>
     </w:rPr>
   </w:style>
-  <w:style w:type="character" w:customStyle="1" w:styleId="BodyText3Char">
-    <w:name w:val="Body Text 3 Char"/>
-    <w:basedOn w:val="DefaultParagraphFont"/>
-    <w:link w:val="BodyText3"/>
+  <w:style w:type="character" w:customStyle="1" w:styleId="Corpodetexto3Carter">
+    <w:name w:val="Corpo de texto 3 Caráter"/>
+    <w:basedOn w:val="Tipodeletrapredefinidodopargrafo"/>
+    <w:link w:val="Corpodetexto3"/>
     <w:rsid w:val="005F2377"/>
     <w:rPr>
       <w:rFonts w:ascii="Arial" w:eastAsia="Times" w:hAnsi="Arial" w:cs="Times New Roman"/>
@@ -6079,10 +5998,10 @@
       <w:szCs w:val="20"/>
     </w:rPr>
   </w:style>
-  <w:style w:type="paragraph" w:styleId="EndnoteText">
+  <w:style w:type="paragraph" w:styleId="Textodenotadefim">
     <w:name w:val="endnote text"/>
     <w:basedOn w:val="Normal"/>
-    <w:link w:val="EndnoteTextChar"/>
+    <w:link w:val="TextodenotadefimCarter"/>
     <w:uiPriority w:val="99"/>
     <w:semiHidden/>
     <w:unhideWhenUsed/>
@@ -6095,10 +6014,10 @@
       <w:szCs w:val="20"/>
     </w:rPr>
   </w:style>
-  <w:style w:type="character" w:customStyle="1" w:styleId="EndnoteTextChar">
-    <w:name w:val="Endnote Text Char"/>
-    <w:basedOn w:val="DefaultParagraphFont"/>
-    <w:link w:val="EndnoteText"/>
+  <w:style w:type="character" w:customStyle="1" w:styleId="TextodenotadefimCarter">
+    <w:name w:val="Texto de nota de fim Caráter"/>
+    <w:basedOn w:val="Tipodeletrapredefinidodopargrafo"/>
+    <w:link w:val="Textodenotadefim"/>
     <w:uiPriority w:val="99"/>
     <w:semiHidden/>
     <w:rsid w:val="007E1CC9"/>
@@ -6109,9 +6028,9 @@
       <w:lang w:val="fr-LU" w:eastAsia="fr-FR"/>
     </w:rPr>
   </w:style>
-  <w:style w:type="character" w:styleId="EndnoteReference">
+  <w:style w:type="character" w:styleId="Refdenotadefim">
     <w:name w:val="endnote reference"/>
-    <w:basedOn w:val="DefaultParagraphFont"/>
+    <w:basedOn w:val="Tipodeletrapredefinidodopargrafo"/>
     <w:uiPriority w:val="99"/>
     <w:semiHidden/>
     <w:unhideWhenUsed/>
@@ -6138,11 +6057,11 @@
       <w:lang w:val="de-DE" w:eastAsia="en-US"/>
     </w:rPr>
   </w:style>
-  <w:style w:type="character" w:customStyle="1" w:styleId="CaptionChar">
-    <w:name w:val="Caption Char"/>
-    <w:aliases w:val="DNV-cap Char,DNV-cap1 Char,DNV-cap2 Char"/>
-    <w:basedOn w:val="DefaultParagraphFont"/>
-    <w:link w:val="Caption"/>
+  <w:style w:type="character" w:customStyle="1" w:styleId="LegendaCarter">
+    <w:name w:val="Legenda Caráter"/>
+    <w:aliases w:val="DNV-cap Caráter,DNV-cap1 Caráter,DNV-cap2 Caráter"/>
+    <w:basedOn w:val="Tipodeletrapredefinidodopargrafo"/>
+    <w:link w:val="Legenda"/>
     <w:rsid w:val="001341A4"/>
     <w:rPr>
       <w:rFonts w:ascii="Arial" w:eastAsia="TrebuchetMS" w:hAnsi="Arial" w:cs="Arial"/>
@@ -6280,7 +6199,7 @@
   </w:style>
   <w:style w:type="character" w:customStyle="1" w:styleId="CELTICNormalCar0">
     <w:name w:val="CELTICNormal Car"/>
-    <w:basedOn w:val="DefaultParagraphFont"/>
+    <w:basedOn w:val="Tipodeletrapredefinidodopargrafo"/>
     <w:link w:val="CELTICNormal0"/>
     <w:rsid w:val="001341A4"/>
     <w:rPr>
@@ -6304,7 +6223,7 @@
   </w:style>
   <w:style w:type="character" w:customStyle="1" w:styleId="CELTICTitle3Car">
     <w:name w:val="CELTIC Title 3 Car"/>
-    <w:basedOn w:val="DefaultParagraphFont"/>
+    <w:basedOn w:val="Tipodeletrapredefinidodopargrafo"/>
     <w:link w:val="CELTICTitle3"/>
     <w:rsid w:val="001341A4"/>
     <w:rPr>
@@ -6318,7 +6237,7 @@
   </w:style>
   <w:style w:type="character" w:customStyle="1" w:styleId="lang-en">
     <w:name w:val="lang-en"/>
-    <w:basedOn w:val="DefaultParagraphFont"/>
+    <w:basedOn w:val="Tipodeletrapredefinidodopargrafo"/>
     <w:rsid w:val="0073402D"/>
   </w:style>
   <w:style w:type="paragraph" w:customStyle="1" w:styleId="smile-footer">
@@ -6375,7 +6294,7 @@
       <w:lang w:val="fr-FR"/>
     </w:rPr>
   </w:style>
-  <w:style w:type="character" w:styleId="Strong">
+  <w:style w:type="character" w:styleId="Forte">
     <w:name w:val="Strong"/>
     <w:uiPriority w:val="22"/>
     <w:qFormat/>
@@ -6460,7 +6379,7 @@
   </w:style>
   <w:style w:type="character" w:customStyle="1" w:styleId="RecommendationtitleChar">
     <w:name w:val="Recommendation title Char"/>
-    <w:basedOn w:val="DefaultParagraphFont"/>
+    <w:basedOn w:val="Tipodeletrapredefinidodopargrafo"/>
     <w:link w:val="Recommendationtitle"/>
     <w:rsid w:val="00A65792"/>
     <w:rPr>
@@ -6488,7 +6407,7 @@
   </w:style>
   <w:style w:type="character" w:customStyle="1" w:styleId="ContrleTitreChar">
     <w:name w:val="Contrôle_Titre Char"/>
-    <w:basedOn w:val="DefaultParagraphFont"/>
+    <w:basedOn w:val="Tipodeletrapredefinidodopargrafo"/>
     <w:link w:val="ContrleTitre"/>
     <w:rsid w:val="00F17669"/>
     <w:rPr>
@@ -6567,7 +6486,7 @@
       <w:lang w:val="fr-LU" w:eastAsia="fr-LU"/>
     </w:rPr>
   </w:style>
-  <w:style w:type="paragraph" w:styleId="Revision">
+  <w:style w:type="paragraph" w:styleId="Reviso">
     <w:name w:val="Revision"/>
     <w:hidden/>
     <w:uiPriority w:val="99"/>
@@ -6583,14 +6502,14 @@
   </w:style>
   <w:style w:type="character" w:customStyle="1" w:styleId="highlight">
     <w:name w:val="highlight"/>
-    <w:basedOn w:val="DefaultParagraphFont"/>
+    <w:basedOn w:val="Tipodeletrapredefinidodopargrafo"/>
     <w:rsid w:val="00B92BEB"/>
   </w:style>
-  <w:style w:type="paragraph" w:styleId="CommentSubject">
+  <w:style w:type="paragraph" w:styleId="Assuntodecomentrio">
     <w:name w:val="annotation subject"/>
-    <w:basedOn w:val="CommentText"/>
-    <w:next w:val="CommentText"/>
-    <w:link w:val="CommentSubjectChar"/>
+    <w:basedOn w:val="Textodecomentrio"/>
+    <w:next w:val="Textodecomentrio"/>
+    <w:link w:val="AssuntodecomentrioCarter"/>
     <w:uiPriority w:val="99"/>
     <w:semiHidden/>
     <w:unhideWhenUsed/>
@@ -6606,10 +6525,10 @@
       <w:lang w:eastAsia="fr-FR"/>
     </w:rPr>
   </w:style>
-  <w:style w:type="character" w:customStyle="1" w:styleId="CommentSubjectChar">
-    <w:name w:val="Comment Subject Char"/>
-    <w:basedOn w:val="CommentTextChar"/>
-    <w:link w:val="CommentSubject"/>
+  <w:style w:type="character" w:customStyle="1" w:styleId="AssuntodecomentrioCarter">
+    <w:name w:val="Assunto de comentário Caráter"/>
+    <w:basedOn w:val="TextodecomentrioCarter"/>
+    <w:link w:val="Assuntodecomentrio"/>
     <w:uiPriority w:val="99"/>
     <w:semiHidden/>
     <w:rsid w:val="00B403D3"/>
@@ -6622,15 +6541,15 @@
       <w:lang w:val="en-US" w:eastAsia="fr-FR"/>
     </w:rPr>
   </w:style>
-  <w:style w:type="character" w:styleId="PageNumber">
+  <w:style w:type="character" w:styleId="Nmerodepgina">
     <w:name w:val="page number"/>
-    <w:basedOn w:val="DefaultParagraphFont"/>
+    <w:basedOn w:val="Tipodeletrapredefinidodopargrafo"/>
     <w:rsid w:val="006159CA"/>
   </w:style>
   <w:style w:type="character" w:customStyle="1" w:styleId="Heading1Char">
     <w:name w:val="Heading 1 Char"/>
     <w:aliases w:val="Titre1 Char,Titre2 Char,Chapter Char,CF6 - Titre 1 Char"/>
-    <w:basedOn w:val="DefaultParagraphFont"/>
+    <w:basedOn w:val="Tipodeletrapredefinidodopargrafo"/>
     <w:uiPriority w:val="9"/>
     <w:rsid w:val="00C25408"/>
     <w:rPr>
@@ -6642,9 +6561,9 @@
       <w:lang w:eastAsia="fr-FR"/>
     </w:rPr>
   </w:style>
-  <w:style w:type="table" w:styleId="TableGridLight">
+  <w:style w:type="table" w:styleId="TabelacomGrelhaClara">
     <w:name w:val="Grid Table Light"/>
-    <w:basedOn w:val="TableNormal"/>
+    <w:basedOn w:val="Tabelanormal"/>
     <w:uiPriority w:val="99"/>
     <w:rsid w:val="00E3668C"/>
     <w:pPr>
